--- a/pr-preview/pr-268/mcmc-handout-tracked-changes.docx
+++ b/pr-preview/pr-268/mcmc-handout-tracked-changes.docx
@@ -26,7 +26,7 @@
       </w:pPr>
       <w:ins w:id="2" w:author="PR Preview" w:date="2026-01-01T00:00:00Z">
         <w:r>
-          <w:t xml:space="preserve">Last modified: 2026-10-16 16:48:14 (PDT)</w:t>
+          <w:t xml:space="preserve">Last modified: 2026-10-16 18:04:33 (PDT)</w:t>
         </w:r>
       </w:ins>
     </w:p>
@@ -132,61 +132,91 @@
       <w:pPr>
         <w:pStyle w:val="FirstParagraph"/>
       </w:pPr>
-      <w:r>
-        <w:t xml:space="preserve">When the posterior has a known closed form,</w:t>
-      </w:r>
-      <w:r>
-        <w:t xml:space="preserve"> </w:t>
-      </w:r>
-      <w:r>
-        <w:t xml:space="preserve">as in</w:t>
-      </w:r>
-      <w:r>
-        <w:t xml:space="preserve"> </w:t>
-      </w:r>
+      <w:del w:id="3" w:author="PR Preview" w:date="2026-01-01T00:00:00Z">
+        <w:r>
+          <w:delText xml:space="preserve">When the posterior has a known closed form,</w:delText>
+        </w:r>
+      </w:del>
+      <w:del w:id="4" w:author="PR Preview" w:date="2026-01-01T00:00:00Z">
+        <w:r>
+          <w:delText xml:space="preserve"> </w:delText>
+        </w:r>
+      </w:del>
+      <w:del w:id="5" w:author="PR Preview" w:date="2026-01-01T00:00:00Z">
+        <w:r>
+          <w:delText xml:space="preserve">as in</w:delText>
+        </w:r>
+      </w:del>
+      <w:del w:id="6" w:author="PR Preview" w:date="2026-01-01T00:00:00Z">
+        <w:r>
+          <w:delText xml:space="preserve"> </w:delText>
+        </w:r>
+      </w:del>
       <w:hyperlink r:id="rId11">
-        <w:r>
-          <w:rPr>
-            <w:rStyle w:val="Hyperlink"/>
-          </w:rPr>
-          <w:t xml:space="preserve">the Beta-Bernoulli example</w:t>
-        </w:r>
+        <w:del w:id="7" w:author="PR Preview" w:date="2026-01-01T00:00:00Z">
+          <w:r>
+            <w:rPr>
+              <w:rStyle w:val="Hyperlink"/>
+            </w:rPr>
+            <w:delText xml:space="preserve">the Beta-Bernoulli example</w:delText>
+          </w:r>
+        </w:del>
       </w:hyperlink>
-      <w:r>
-        <w:t xml:space="preserve">,</w:t>
-      </w:r>
-      <w:r>
-        <w:t xml:space="preserve"> </w:t>
-      </w:r>
-      <w:r>
-        <w:t xml:space="preserve">we can compute its summaries exactly or sample from it directly.</w:t>
-      </w:r>
-      <w:r>
-        <w:t xml:space="preserve"> </w:t>
-      </w:r>
-      <w:r>
-        <w:t xml:space="preserve">In most real-world models, however,</w:t>
-      </w:r>
-      <w:r>
-        <w:t xml:space="preserve"> </w:t>
-      </w:r>
-      <w:r>
-        <w:t xml:space="preserve">the</w:t>
-      </w:r>
-      <w:r>
-        <w:t xml:space="preserve"> </w:t>
-      </w:r>
+      <w:del w:id="8" w:author="PR Preview" w:date="2026-01-01T00:00:00Z">
+        <w:r>
+          <w:delText xml:space="preserve">,</w:delText>
+        </w:r>
+      </w:del>
+      <w:del w:id="9" w:author="PR Preview" w:date="2026-01-01T00:00:00Z">
+        <w:r>
+          <w:delText xml:space="preserve"> </w:delText>
+        </w:r>
+      </w:del>
+      <w:del w:id="10" w:author="PR Preview" w:date="2026-01-01T00:00:00Z">
+        <w:r>
+          <w:delText xml:space="preserve">we can compute its summaries exactly or sample from it directly.</w:delText>
+        </w:r>
+      </w:del>
+      <w:del w:id="11" w:author="PR Preview" w:date="2026-01-01T00:00:00Z">
+        <w:r>
+          <w:delText xml:space="preserve"> </w:delText>
+        </w:r>
+      </w:del>
+      <w:del w:id="12" w:author="PR Preview" w:date="2026-01-01T00:00:00Z">
+        <w:r>
+          <w:delText xml:space="preserve">In most real-world models, however,</w:delText>
+        </w:r>
+      </w:del>
+      <w:del w:id="13" w:author="PR Preview" w:date="2026-01-01T00:00:00Z">
+        <w:r>
+          <w:delText xml:space="preserve"> </w:delText>
+        </w:r>
+      </w:del>
+      <w:del w:id="14" w:author="PR Preview" w:date="2026-01-01T00:00:00Z">
+        <w:r>
+          <w:delText xml:space="preserve">the</w:delText>
+        </w:r>
+      </w:del>
+      <w:del w:id="15" w:author="PR Preview" w:date="2026-01-01T00:00:00Z">
+        <w:r>
+          <w:delText xml:space="preserve"> </w:delText>
+        </w:r>
+      </w:del>
       <w:hyperlink r:id="rId12">
-        <w:r>
-          <w:rPr>
-            <w:rStyle w:val="Hyperlink"/>
-          </w:rPr>
-          <w:t xml:space="preserve">marginal likelihood</w:t>
-        </w:r>
+        <w:del w:id="16" w:author="PR Preview" w:date="2026-01-01T00:00:00Z">
+          <w:r>
+            <w:rPr>
+              <w:rStyle w:val="Hyperlink"/>
+            </w:rPr>
+            <w:delText xml:space="preserve">marginal likelihood</w:delText>
+          </w:r>
+        </w:del>
       </w:hyperlink>
-      <w:r>
-        <w:t xml:space="preserve"> </w:t>
-      </w:r>
+      <w:del w:id="17" w:author="PR Preview" w:date="2026-01-01T00:00:00Z">
+        <w:r>
+          <w:delText xml:space="preserve"> </w:delText>
+        </w:r>
+      </w:del>
       <m:oMath>
         <m:r>
           <m:rPr>
@@ -222,101 +252,154 @@
           <m:t>)</m:t>
         </m:r>
       </m:oMath>
-      <w:r>
-        <w:t xml:space="preserve"> </w:t>
-      </w:r>
-      <w:r>
-        <w:t xml:space="preserve">that normalizes the posterior</w:t>
-      </w:r>
-      <w:r>
-        <w:t xml:space="preserve"> </w:t>
-      </w:r>
-      <w:r>
-        <w:t xml:space="preserve">cannot be computed,</w:t>
-      </w:r>
-      <w:r>
-        <w:t xml:space="preserve"> </w:t>
-      </w:r>
-      <w:r>
-        <w:t xml:space="preserve">so neither can the posterior’s summaries.</w:t>
-      </w:r>
-      <w:r>
-        <w:t xml:space="preserve"> </w:t>
-      </w:r>
-      <w:r>
-        <w:t xml:space="preserve">Markov chain Monte Carlo methods get around this problem:</w:t>
-      </w:r>
-      <w:r>
-        <w:t xml:space="preserve"> </w:t>
-      </w:r>
-      <w:r>
-        <w:t xml:space="preserve">instead of independent draws from the posterior,</w:t>
-      </w:r>
-      <w:r>
-        <w:t xml:space="preserve"> </w:t>
-      </w:r>
-      <w:r>
-        <w:t xml:space="preserve">they generate a correlated sequence of draws</w:t>
-      </w:r>
-      <w:r>
-        <w:t xml:space="preserve"> </w:t>
-      </w:r>
-      <w:r>
-        <w:t xml:space="preserve">whose distribution converges to the posterior</w:t>
-      </w:r>
-      <w:r>
-        <w:t xml:space="preserve"> </w:t>
-      </w:r>
-      <w:r>
-        <w:t xml:space="preserve">(Dobson and Barnett 2018, chap. 13, p. 287)</w:t>
-      </w:r>
-      <w:r>
-        <w:t xml:space="preserve">.</w:t>
-      </w:r>
+      <w:del w:id="18" w:author="PR Preview" w:date="2026-01-01T00:00:00Z">
+        <w:r>
+          <w:delText xml:space="preserve"> </w:delText>
+        </w:r>
+      </w:del>
+      <w:del w:id="19" w:author="PR Preview" w:date="2026-01-01T00:00:00Z">
+        <w:r>
+          <w:delText xml:space="preserve">that normalizes the posterior</w:delText>
+        </w:r>
+      </w:del>
+      <w:del w:id="20" w:author="PR Preview" w:date="2026-01-01T00:00:00Z">
+        <w:r>
+          <w:delText xml:space="preserve"> </w:delText>
+        </w:r>
+      </w:del>
+      <w:del w:id="21" w:author="PR Preview" w:date="2026-01-01T00:00:00Z">
+        <w:r>
+          <w:delText xml:space="preserve">cannot be computed,</w:delText>
+        </w:r>
+      </w:del>
+      <w:del w:id="22" w:author="PR Preview" w:date="2026-01-01T00:00:00Z">
+        <w:r>
+          <w:delText xml:space="preserve"> </w:delText>
+        </w:r>
+      </w:del>
+      <w:del w:id="23" w:author="PR Preview" w:date="2026-01-01T00:00:00Z">
+        <w:r>
+          <w:delText xml:space="preserve">so neither can the posterior’s summaries.</w:delText>
+        </w:r>
+      </w:del>
+      <w:del w:id="24" w:author="PR Preview" w:date="2026-01-01T00:00:00Z">
+        <w:r>
+          <w:delText xml:space="preserve"> </w:delText>
+        </w:r>
+      </w:del>
+      <w:del w:id="25" w:author="PR Preview" w:date="2026-01-01T00:00:00Z">
+        <w:r>
+          <w:delText xml:space="preserve">Markov chain Monte Carlo methods get around this problem:</w:delText>
+        </w:r>
+      </w:del>
+      <w:del w:id="26" w:author="PR Preview" w:date="2026-01-01T00:00:00Z">
+        <w:r>
+          <w:delText xml:space="preserve"> </w:delText>
+        </w:r>
+      </w:del>
+      <w:del w:id="27" w:author="PR Preview" w:date="2026-01-01T00:00:00Z">
+        <w:r>
+          <w:delText xml:space="preserve">instead of independent draws from the posterior,</w:delText>
+        </w:r>
+      </w:del>
+      <w:del w:id="28" w:author="PR Preview" w:date="2026-01-01T00:00:00Z">
+        <w:r>
+          <w:delText xml:space="preserve"> </w:delText>
+        </w:r>
+      </w:del>
+      <w:del w:id="29" w:author="PR Preview" w:date="2026-01-01T00:00:00Z">
+        <w:r>
+          <w:delText xml:space="preserve">they generate a correlated sequence of draws</w:delText>
+        </w:r>
+      </w:del>
+      <w:del w:id="30" w:author="PR Preview" w:date="2026-01-01T00:00:00Z">
+        <w:r>
+          <w:delText xml:space="preserve"> </w:delText>
+        </w:r>
+      </w:del>
+      <w:del w:id="31" w:author="PR Preview" w:date="2026-01-01T00:00:00Z">
+        <w:r>
+          <w:delText xml:space="preserve">whose distribution converges to the posterior</w:delText>
+        </w:r>
+      </w:del>
+      <w:del w:id="32" w:author="PR Preview" w:date="2026-01-01T00:00:00Z">
+        <w:r>
+          <w:delText xml:space="preserve"> </w:delText>
+        </w:r>
+      </w:del>
+      <w:del w:id="33" w:author="PR Preview" w:date="2026-01-01T00:00:00Z">
+        <w:r>
+          <w:delText xml:space="preserve">(Dobson and Barnett 2018, chap. 13, p. 287)</w:delText>
+        </w:r>
+      </w:del>
+      <w:del w:id="34" w:author="PR Preview" w:date="2026-01-01T00:00:00Z">
+        <w:r>
+          <w:delText xml:space="preserve">.</w:delText>
+        </w:r>
+      </w:del>
     </w:p>
-    <w:bookmarkStart w:id="13" w:name="def-mcmc"/>
     <w:p>
       <w:pPr>
         <w:pStyle w:val="BodyText"/>
       </w:pPr>
-      <w:r>
-        <w:rPr>
-          <w:b/>
-          <w:bCs/>
-        </w:rPr>
-        <w:t xml:space="preserve">Definition 1 (Markov chain Monte Carlo)</w:t>
-      </w:r>
-      <w:r>
-        <w:t xml:space="preserve"> </w:t>
-      </w:r>
-      <w:r>
-        <w:t xml:space="preserve">A</w:t>
-      </w:r>
-      <w:r>
-        <w:t xml:space="preserve"> </w:t>
-      </w:r>
-      <w:r>
-        <w:rPr>
-          <w:b/>
-          <w:bCs/>
-        </w:rPr>
-        <w:t xml:space="preserve">Markov chain Monte Carlo (MCMC)</w:t>
-      </w:r>
-      <w:r>
-        <w:t xml:space="preserve"> </w:t>
-      </w:r>
-      <w:r>
-        <w:t xml:space="preserve">method for a target distribution</w:t>
-      </w:r>
-      <w:r>
-        <w:t xml:space="preserve"> </w:t>
-      </w:r>
-      <w:r>
-        <w:t xml:space="preserve">generates a sequence of draws</w:t>
-      </w:r>
-      <w:r>
-        <w:t xml:space="preserve"> </w:t>
-      </w:r>
+      <w:del w:id="35" w:author="PR Preview" w:date="2026-01-01T00:00:00Z">
+        <w:r>
+          <w:rPr>
+            <w:b/>
+            <w:bCs/>
+          </w:rPr>
+          <w:delText xml:space="preserve">Definition 1 (Markov chain Monte Carlo)</w:delText>
+        </w:r>
+      </w:del>
+      <w:del w:id="36" w:author="PR Preview" w:date="2026-01-01T00:00:00Z">
+        <w:r>
+          <w:delText xml:space="preserve"> </w:delText>
+        </w:r>
+      </w:del>
+      <w:del w:id="37" w:author="PR Preview" w:date="2026-01-01T00:00:00Z">
+        <w:r>
+          <w:delText xml:space="preserve">A</w:delText>
+        </w:r>
+      </w:del>
+      <w:del w:id="38" w:author="PR Preview" w:date="2026-01-01T00:00:00Z">
+        <w:r>
+          <w:delText xml:space="preserve"> </w:delText>
+        </w:r>
+      </w:del>
+      <w:del w:id="39" w:author="PR Preview" w:date="2026-01-01T00:00:00Z">
+        <w:r>
+          <w:rPr>
+            <w:b/>
+            <w:bCs/>
+          </w:rPr>
+          <w:delText xml:space="preserve">Markov chain Monte Carlo (MCMC)</w:delText>
+        </w:r>
+      </w:del>
+      <w:del w:id="40" w:author="PR Preview" w:date="2026-01-01T00:00:00Z">
+        <w:r>
+          <w:delText xml:space="preserve"> </w:delText>
+        </w:r>
+      </w:del>
+      <w:del w:id="41" w:author="PR Preview" w:date="2026-01-01T00:00:00Z">
+        <w:r>
+          <w:delText xml:space="preserve">method for a target distribution</w:delText>
+        </w:r>
+      </w:del>
+      <w:del w:id="42" w:author="PR Preview" w:date="2026-01-01T00:00:00Z">
+        <w:r>
+          <w:delText xml:space="preserve"> </w:delText>
+        </w:r>
+      </w:del>
+      <w:del w:id="43" w:author="PR Preview" w:date="2026-01-01T00:00:00Z">
+        <w:r>
+          <w:delText xml:space="preserve">generates a sequence of draws</w:delText>
+        </w:r>
+      </w:del>
+      <w:del w:id="44" w:author="PR Preview" w:date="2026-01-01T00:00:00Z">
+        <w:r>
+          <w:delText xml:space="preserve"> </w:delText>
+        </w:r>
+      </w:del>
       <m:oMath>
         <m:sSup>
           <m:e>
@@ -409,24 +492,36 @@
           <m:t>…</m:t>
         </m:r>
       </m:oMath>
-      <w:r>
-        <w:t xml:space="preserve">,</w:t>
-      </w:r>
-      <w:r>
-        <w:t xml:space="preserve"> </w:t>
-      </w:r>
-      <w:r>
-        <w:t xml:space="preserve">each drawn from a distribution that depends on the previous draw,</w:t>
-      </w:r>
-      <w:r>
-        <w:t xml:space="preserve"> </w:t>
-      </w:r>
-      <w:r>
-        <w:t xml:space="preserve">such that the distribution of</w:t>
-      </w:r>
-      <w:r>
-        <w:t xml:space="preserve"> </w:t>
-      </w:r>
+      <w:del w:id="45" w:author="PR Preview" w:date="2026-01-01T00:00:00Z">
+        <w:r>
+          <w:delText xml:space="preserve">,</w:delText>
+        </w:r>
+      </w:del>
+      <w:del w:id="46" w:author="PR Preview" w:date="2026-01-01T00:00:00Z">
+        <w:r>
+          <w:delText xml:space="preserve"> </w:delText>
+        </w:r>
+      </w:del>
+      <w:del w:id="47" w:author="PR Preview" w:date="2026-01-01T00:00:00Z">
+        <w:r>
+          <w:delText xml:space="preserve">each drawn from a distribution that depends on the previous draw,</w:delText>
+        </w:r>
+      </w:del>
+      <w:del w:id="48" w:author="PR Preview" w:date="2026-01-01T00:00:00Z">
+        <w:r>
+          <w:delText xml:space="preserve"> </w:delText>
+        </w:r>
+      </w:del>
+      <w:del w:id="49" w:author="PR Preview" w:date="2026-01-01T00:00:00Z">
+        <w:r>
+          <w:delText xml:space="preserve">such that the distribution of</w:delText>
+        </w:r>
+      </w:del>
+      <w:del w:id="50" w:author="PR Preview" w:date="2026-01-01T00:00:00Z">
+        <w:r>
+          <w:delText xml:space="preserve"> </w:delText>
+        </w:r>
+      </w:del>
       <m:oMath>
         <m:sSup>
           <m:e>
@@ -465,21 +560,31 @@
           </m:sup>
         </m:sSup>
       </m:oMath>
-      <w:r>
-        <w:t xml:space="preserve"> </w:t>
-      </w:r>
-      <w:r>
-        <w:t xml:space="preserve">converges to the target</w:t>
-      </w:r>
-      <w:r>
-        <w:t xml:space="preserve"> </w:t>
-      </w:r>
-      <w:r>
-        <w:t xml:space="preserve">as</w:t>
-      </w:r>
-      <w:r>
-        <w:t xml:space="preserve"> </w:t>
-      </w:r>
+      <w:del w:id="51" w:author="PR Preview" w:date="2026-01-01T00:00:00Z">
+        <w:r>
+          <w:delText xml:space="preserve"> </w:delText>
+        </w:r>
+      </w:del>
+      <w:del w:id="52" w:author="PR Preview" w:date="2026-01-01T00:00:00Z">
+        <w:r>
+          <w:delText xml:space="preserve">converges to the target</w:delText>
+        </w:r>
+      </w:del>
+      <w:del w:id="53" w:author="PR Preview" w:date="2026-01-01T00:00:00Z">
+        <w:r>
+          <w:delText xml:space="preserve"> </w:delText>
+        </w:r>
+      </w:del>
+      <w:del w:id="54" w:author="PR Preview" w:date="2026-01-01T00:00:00Z">
+        <w:r>
+          <w:delText xml:space="preserve">as</w:delText>
+        </w:r>
+      </w:del>
+      <w:del w:id="55" w:author="PR Preview" w:date="2026-01-01T00:00:00Z">
+        <w:r>
+          <w:delText xml:space="preserve"> </w:delText>
+        </w:r>
+      </w:del>
       <m:oMath>
         <m:r>
           <m:t>t</m:t>
@@ -497,9 +602,342 @@
           <m:t>∞</m:t>
         </m:r>
       </m:oMath>
-      <w:r>
-        <w:t xml:space="preserve">.</w:t>
-      </w:r>
+      <w:del w:id="56" w:author="PR Preview" w:date="2026-01-01T00:00:00Z">
+        <w:r>
+          <w:delText xml:space="preserve">.</w:delText>
+        </w:r>
+      </w:del>
+    </w:p>
+    <w:p>
+      <w:pPr>
+        <w:pStyle w:val="FirstParagraph"/>
+      </w:pPr>
+      <w:ins w:id="57" w:author="PR Preview" w:date="2026-01-01T00:00:00Z">
+        <w:r>
+          <w:t xml:space="preserve">When the posterior has a known closed form,</w:t>
+        </w:r>
+      </w:ins>
+      <w:ins w:id="58" w:author="PR Preview" w:date="2026-01-01T00:00:00Z">
+        <w:r>
+          <w:t xml:space="preserve"> </w:t>
+        </w:r>
+      </w:ins>
+      <w:ins w:id="59" w:author="PR Preview" w:date="2026-01-01T00:00:00Z">
+        <w:r>
+          <w:t xml:space="preserve">as in</w:t>
+        </w:r>
+      </w:ins>
+      <w:ins w:id="60" w:author="PR Preview" w:date="2026-01-01T00:00:00Z">
+        <w:r>
+          <w:t xml:space="preserve"> </w:t>
+        </w:r>
+      </w:ins>
+      <w:hyperlink r:id="rId11">
+        <w:ins w:id="61" w:author="PR Preview" w:date="2026-01-01T00:00:00Z">
+          <w:r>
+            <w:rPr>
+              <w:rStyle w:val="Hyperlink"/>
+            </w:rPr>
+            <w:t xml:space="preserve">the Beta-Bernoulli example</w:t>
+          </w:r>
+        </w:ins>
+      </w:hyperlink>
+      <w:ins w:id="62" w:author="PR Preview" w:date="2026-01-01T00:00:00Z">
+        <w:r>
+          <w:t xml:space="preserve">,</w:t>
+        </w:r>
+      </w:ins>
+      <w:ins w:id="63" w:author="PR Preview" w:date="2026-01-01T00:00:00Z">
+        <w:r>
+          <w:t xml:space="preserve"> </w:t>
+        </w:r>
+      </w:ins>
+      <w:ins w:id="64" w:author="PR Preview" w:date="2026-01-01T00:00:00Z">
+        <w:r>
+          <w:t xml:space="preserve">we can compute its summaries exactly or sample from it directly.</w:t>
+        </w:r>
+      </w:ins>
+      <w:ins w:id="65" w:author="PR Preview" w:date="2026-01-01T00:00:00Z">
+        <w:r>
+          <w:t xml:space="preserve"> </w:t>
+        </w:r>
+      </w:ins>
+      <w:ins w:id="66" w:author="PR Preview" w:date="2026-01-01T00:00:00Z">
+        <w:r>
+          <w:t xml:space="preserve">In most real-world models, however,</w:t>
+        </w:r>
+      </w:ins>
+      <w:ins w:id="67" w:author="PR Preview" w:date="2026-01-01T00:00:00Z">
+        <w:r>
+          <w:t xml:space="preserve"> </w:t>
+        </w:r>
+      </w:ins>
+      <w:ins w:id="68" w:author="PR Preview" w:date="2026-01-01T00:00:00Z">
+        <w:r>
+          <w:t xml:space="preserve">the</w:t>
+        </w:r>
+      </w:ins>
+      <w:ins w:id="69" w:author="PR Preview" w:date="2026-01-01T00:00:00Z">
+        <w:r>
+          <w:t xml:space="preserve"> </w:t>
+        </w:r>
+      </w:ins>
+      <w:hyperlink r:id="rId12">
+        <w:ins w:id="70" w:author="PR Preview" w:date="2026-01-01T00:00:00Z">
+          <w:r>
+            <w:rPr>
+              <w:rStyle w:val="Hyperlink"/>
+            </w:rPr>
+            <w:t xml:space="preserve">marginal likelihood</w:t>
+          </w:r>
+        </w:ins>
+      </w:hyperlink>
+      <w:ins w:id="71" w:author="PR Preview" w:date="2026-01-01T00:00:00Z">
+        <w:r>
+          <w:t xml:space="preserve"> </w:t>
+        </w:r>
+      </w:ins>
+      <w:ins w:id="72" w:author="PR Preview" w:date="2026-01-01T00:00:00Z">
+        <w:r>
+          <w:t xml:space="preserve">$\operatorname{p}(\mathord{\smash[b]{\underset{\raise.3ex\hbox{$\scriptstyle\sim$}}{y}}\vphantom{y}})$</w:t>
+        </w:r>
+      </w:ins>
+      <w:ins w:id="73" w:author="PR Preview" w:date="2026-01-01T00:00:00Z">
+        <w:r>
+          <w:t xml:space="preserve"> </w:t>
+        </w:r>
+      </w:ins>
+      <w:ins w:id="74" w:author="PR Preview" w:date="2026-01-01T00:00:00Z">
+        <w:r>
+          <w:t xml:space="preserve">that normalizes the posterior</w:t>
+        </w:r>
+      </w:ins>
+      <w:ins w:id="75" w:author="PR Preview" w:date="2026-01-01T00:00:00Z">
+        <w:r>
+          <w:t xml:space="preserve"> </w:t>
+        </w:r>
+      </w:ins>
+      <w:ins w:id="76" w:author="PR Preview" w:date="2026-01-01T00:00:00Z">
+        <w:r>
+          <w:t xml:space="preserve">cannot be computed,</w:t>
+        </w:r>
+      </w:ins>
+      <w:ins w:id="77" w:author="PR Preview" w:date="2026-01-01T00:00:00Z">
+        <w:r>
+          <w:t xml:space="preserve"> </w:t>
+        </w:r>
+      </w:ins>
+      <w:ins w:id="78" w:author="PR Preview" w:date="2026-01-01T00:00:00Z">
+        <w:r>
+          <w:t xml:space="preserve">so neither can the posterior’s summaries.</w:t>
+        </w:r>
+      </w:ins>
+      <w:ins w:id="79" w:author="PR Preview" w:date="2026-01-01T00:00:00Z">
+        <w:r>
+          <w:t xml:space="preserve"> </w:t>
+        </w:r>
+      </w:ins>
+      <w:ins w:id="80" w:author="PR Preview" w:date="2026-01-01T00:00:00Z">
+        <w:r>
+          <w:t xml:space="preserve">Markov chain Monte Carlo methods get around this problem:</w:t>
+        </w:r>
+      </w:ins>
+      <w:ins w:id="81" w:author="PR Preview" w:date="2026-01-01T00:00:00Z">
+        <w:r>
+          <w:t xml:space="preserve"> </w:t>
+        </w:r>
+      </w:ins>
+      <w:ins w:id="82" w:author="PR Preview" w:date="2026-01-01T00:00:00Z">
+        <w:r>
+          <w:t xml:space="preserve">instead of independent draws from the posterior,</w:t>
+        </w:r>
+      </w:ins>
+      <w:ins w:id="83" w:author="PR Preview" w:date="2026-01-01T00:00:00Z">
+        <w:r>
+          <w:t xml:space="preserve"> </w:t>
+        </w:r>
+      </w:ins>
+      <w:ins w:id="84" w:author="PR Preview" w:date="2026-01-01T00:00:00Z">
+        <w:r>
+          <w:t xml:space="preserve">they generate a correlated sequence of draws</w:t>
+        </w:r>
+      </w:ins>
+      <w:ins w:id="85" w:author="PR Preview" w:date="2026-01-01T00:00:00Z">
+        <w:r>
+          <w:t xml:space="preserve"> </w:t>
+        </w:r>
+      </w:ins>
+      <w:ins w:id="86" w:author="PR Preview" w:date="2026-01-01T00:00:00Z">
+        <w:r>
+          <w:t xml:space="preserve">whose distribution converges to the posterior</w:t>
+        </w:r>
+      </w:ins>
+      <w:ins w:id="87" w:author="PR Preview" w:date="2026-01-01T00:00:00Z">
+        <w:r>
+          <w:t xml:space="preserve"> </w:t>
+        </w:r>
+      </w:ins>
+      <w:ins w:id="88" w:author="PR Preview" w:date="2026-01-01T00:00:00Z">
+        <w:r>
+          <w:t xml:space="preserve">(Dobson and Barnett 2018, chap. 13, p. 287)</w:t>
+        </w:r>
+      </w:ins>
+      <w:ins w:id="89" w:author="PR Preview" w:date="2026-01-01T00:00:00Z">
+        <w:r>
+          <w:t xml:space="preserve">.</w:t>
+        </w:r>
+      </w:ins>
+    </w:p>
+    <w:bookmarkStart w:id="13" w:name="def-mcmc"/>
+    <w:p>
+      <w:pPr>
+        <w:pStyle w:val="BodyText"/>
+      </w:pPr>
+      <w:ins w:id="90" w:author="PR Preview" w:date="2026-01-01T00:00:00Z">
+        <w:r>
+          <w:rPr>
+            <w:b/>
+            <w:bCs/>
+          </w:rPr>
+          <w:t xml:space="preserve">Definition 1 (Markov chain Monte Carlo)</w:t>
+        </w:r>
+      </w:ins>
+      <w:ins w:id="91" w:author="PR Preview" w:date="2026-01-01T00:00:00Z">
+        <w:r>
+          <w:t xml:space="preserve"> </w:t>
+        </w:r>
+      </w:ins>
+      <w:ins w:id="92" w:author="PR Preview" w:date="2026-01-01T00:00:00Z">
+        <w:r>
+          <w:t xml:space="preserve">A</w:t>
+        </w:r>
+      </w:ins>
+      <w:ins w:id="93" w:author="PR Preview" w:date="2026-01-01T00:00:00Z">
+        <w:r>
+          <w:t xml:space="preserve"> </w:t>
+        </w:r>
+      </w:ins>
+      <w:ins w:id="94" w:author="PR Preview" w:date="2026-01-01T00:00:00Z">
+        <w:r>
+          <w:rPr>
+            <w:b/>
+            <w:bCs/>
+          </w:rPr>
+          <w:t xml:space="preserve">Markov chain Monte Carlo (MCMC)</w:t>
+        </w:r>
+      </w:ins>
+      <w:ins w:id="95" w:author="PR Preview" w:date="2026-01-01T00:00:00Z">
+        <w:r>
+          <w:t xml:space="preserve"> </w:t>
+        </w:r>
+      </w:ins>
+      <w:ins w:id="96" w:author="PR Preview" w:date="2026-01-01T00:00:00Z">
+        <w:r>
+          <w:t xml:space="preserve">method for a target distribution</w:t>
+        </w:r>
+      </w:ins>
+      <w:ins w:id="97" w:author="PR Preview" w:date="2026-01-01T00:00:00Z">
+        <w:r>
+          <w:t xml:space="preserve"> </w:t>
+        </w:r>
+      </w:ins>
+      <w:ins w:id="98" w:author="PR Preview" w:date="2026-01-01T00:00:00Z">
+        <w:r>
+          <w:t xml:space="preserve">generates a sequence of draws</w:t>
+        </w:r>
+      </w:ins>
+      <w:ins w:id="99" w:author="PR Preview" w:date="2026-01-01T00:00:00Z">
+        <w:r>
+          <w:t xml:space="preserve"> </w:t>
+        </w:r>
+      </w:ins>
+      <w:ins w:id="100" w:author="PR Preview" w:date="2026-01-01T00:00:00Z">
+        <w:r>
+          <w:t xml:space="preserve">$\mathord{\smash[b]{\underset{\raise.3ex\hbox{$\scriptstyle\sim$}}{\theta}}\vphantom{\theta}}^{(1)}, \mathord{\smash[b]{\underset{\raise.3ex\hbox{$\scriptstyle\sim$}}{\theta}}\vphantom{\theta}}^{(2)}, \ldots$</w:t>
+        </w:r>
+      </w:ins>
+      <w:ins w:id="101" w:author="PR Preview" w:date="2026-01-01T00:00:00Z">
+        <w:r>
+          <w:t xml:space="preserve">,</w:t>
+        </w:r>
+      </w:ins>
+      <w:ins w:id="102" w:author="PR Preview" w:date="2026-01-01T00:00:00Z">
+        <w:r>
+          <w:t xml:space="preserve"> </w:t>
+        </w:r>
+      </w:ins>
+      <w:ins w:id="103" w:author="PR Preview" w:date="2026-01-01T00:00:00Z">
+        <w:r>
+          <w:t xml:space="preserve">each drawn from a distribution that depends on the previous draw,</w:t>
+        </w:r>
+      </w:ins>
+      <w:ins w:id="104" w:author="PR Preview" w:date="2026-01-01T00:00:00Z">
+        <w:r>
+          <w:t xml:space="preserve"> </w:t>
+        </w:r>
+      </w:ins>
+      <w:ins w:id="105" w:author="PR Preview" w:date="2026-01-01T00:00:00Z">
+        <w:r>
+          <w:t xml:space="preserve">such that the distribution of</w:t>
+        </w:r>
+      </w:ins>
+      <w:ins w:id="106" w:author="PR Preview" w:date="2026-01-01T00:00:00Z">
+        <w:r>
+          <w:t xml:space="preserve"> </w:t>
+        </w:r>
+      </w:ins>
+      <w:ins w:id="107" w:author="PR Preview" w:date="2026-01-01T00:00:00Z">
+        <w:r>
+          <w:t xml:space="preserve">$\mathord{\smash[b]{\underset{\raise.3ex\hbox{$\scriptstyle\sim$}}{\theta}}\vphantom{\theta}}^{(t)}$</w:t>
+        </w:r>
+      </w:ins>
+      <w:ins w:id="108" w:author="PR Preview" w:date="2026-01-01T00:00:00Z">
+        <w:r>
+          <w:t xml:space="preserve"> </w:t>
+        </w:r>
+      </w:ins>
+      <w:ins w:id="109" w:author="PR Preview" w:date="2026-01-01T00:00:00Z">
+        <w:r>
+          <w:t xml:space="preserve">converges to the target</w:t>
+        </w:r>
+      </w:ins>
+      <w:ins w:id="110" w:author="PR Preview" w:date="2026-01-01T00:00:00Z">
+        <w:r>
+          <w:t xml:space="preserve"> </w:t>
+        </w:r>
+      </w:ins>
+      <w:ins w:id="111" w:author="PR Preview" w:date="2026-01-01T00:00:00Z">
+        <w:r>
+          <w:t xml:space="preserve">as</w:t>
+        </w:r>
+      </w:ins>
+      <w:ins w:id="112" w:author="PR Preview" w:date="2026-01-01T00:00:00Z">
+        <w:r>
+          <w:t xml:space="preserve"> </w:t>
+        </w:r>
+      </w:ins>
+      <m:oMath>
+        <m:r>
+          <m:t>t</m:t>
+        </m:r>
+        <m:r>
+          <m:rPr>
+            <m:sty m:val="p"/>
+          </m:rPr>
+          <m:t>→</m:t>
+        </m:r>
+        <m:r>
+          <m:rPr>
+            <m:sty m:val="p"/>
+          </m:rPr>
+          <m:t>∞</m:t>
+        </m:r>
+      </m:oMath>
+      <w:ins w:id="113" w:author="PR Preview" w:date="2026-01-01T00:00:00Z">
+        <w:r>
+          <w:t xml:space="preserve">.</w:t>
+        </w:r>
+      </w:ins>
     </w:p>
     <w:bookmarkEnd w:id="13"/>
     <w:bookmarkStart w:id="14" w:name="exm-mcmc"/>
@@ -1058,12 +1496,16 @@
       <w:pPr>
         <w:pStyle w:val="FirstParagraph"/>
       </w:pPr>
-      <w:r>
-        <w:t xml:space="preserve">With a parameter vector</w:t>
-      </w:r>
-      <w:r>
-        <w:t xml:space="preserve"> </w:t>
-      </w:r>
+      <w:del w:id="114" w:author="PR Preview" w:date="2026-01-01T00:00:00Z">
+        <w:r>
+          <w:delText xml:space="preserve">With a parameter vector</w:delText>
+        </w:r>
+      </w:del>
+      <w:del w:id="115" w:author="PR Preview" w:date="2026-01-01T00:00:00Z">
+        <w:r>
+          <w:delText xml:space="preserve"> </w:delText>
+        </w:r>
+      </w:del>
       <m:oMath>
         <m:limLow>
           <m:e>
@@ -1081,15 +1523,21 @@
           </m:lim>
         </m:limLow>
       </m:oMath>
-      <w:r>
-        <w:t xml:space="preserve">,</w:t>
-      </w:r>
-      <w:r>
-        <w:t xml:space="preserve"> </w:t>
-      </w:r>
-      <w:r>
-        <w:t xml:space="preserve">the normalizing constant of the posterior is</w:t>
-      </w:r>
+      <w:del w:id="116" w:author="PR Preview" w:date="2026-01-01T00:00:00Z">
+        <w:r>
+          <w:delText xml:space="preserve">,</w:delText>
+        </w:r>
+      </w:del>
+      <w:del w:id="117" w:author="PR Preview" w:date="2026-01-01T00:00:00Z">
+        <w:r>
+          <w:delText xml:space="preserve"> </w:delText>
+        </w:r>
+      </w:del>
+      <w:del w:id="118" w:author="PR Preview" w:date="2026-01-01T00:00:00Z">
+        <w:r>
+          <w:delText xml:space="preserve">the normalizing constant of the posterior is</w:delText>
+        </w:r>
+      </w:del>
     </w:p>
     <w:p>
       <w:pPr>
@@ -1269,12 +1717,16 @@
       <w:pPr>
         <w:pStyle w:val="FirstParagraph"/>
       </w:pPr>
-      <w:r>
-        <w:t xml:space="preserve">an integral over every dimension of</w:t>
-      </w:r>
-      <w:r>
-        <w:t xml:space="preserve"> </w:t>
-      </w:r>
+      <w:del w:id="119" w:author="PR Preview" w:date="2026-01-01T00:00:00Z">
+        <w:r>
+          <w:delText xml:space="preserve">an integral over every dimension of</w:delText>
+        </w:r>
+      </w:del>
+      <w:del w:id="120" w:author="PR Preview" w:date="2026-01-01T00:00:00Z">
+        <w:r>
+          <w:delText xml:space="preserve"> </w:delText>
+        </w:r>
+      </w:del>
       <m:oMath>
         <m:limLow>
           <m:e>
@@ -1292,21 +1744,31 @@
           </m:lim>
         </m:limLow>
       </m:oMath>
-      <w:r>
-        <w:t xml:space="preserve"> </w:t>
-      </w:r>
-      <w:r>
-        <w:t xml:space="preserve">that typically has no closed form.</w:t>
-      </w:r>
-      <w:r>
-        <w:t xml:space="preserve"> </w:t>
-      </w:r>
-      <w:r>
-        <w:t xml:space="preserve">Computing it numerically becomes infeasible as the dimension of</w:t>
-      </w:r>
-      <w:r>
-        <w:t xml:space="preserve"> </w:t>
-      </w:r>
+      <w:del w:id="121" w:author="PR Preview" w:date="2026-01-01T00:00:00Z">
+        <w:r>
+          <w:delText xml:space="preserve"> </w:delText>
+        </w:r>
+      </w:del>
+      <w:del w:id="122" w:author="PR Preview" w:date="2026-01-01T00:00:00Z">
+        <w:r>
+          <w:delText xml:space="preserve">that typically has no closed form.</w:delText>
+        </w:r>
+      </w:del>
+      <w:del w:id="123" w:author="PR Preview" w:date="2026-01-01T00:00:00Z">
+        <w:r>
+          <w:delText xml:space="preserve"> </w:delText>
+        </w:r>
+      </w:del>
+      <w:del w:id="124" w:author="PR Preview" w:date="2026-01-01T00:00:00Z">
+        <w:r>
+          <w:delText xml:space="preserve">Computing it numerically becomes infeasible as the dimension of</w:delText>
+        </w:r>
+      </w:del>
+      <w:del w:id="125" w:author="PR Preview" w:date="2026-01-01T00:00:00Z">
+        <w:r>
+          <w:delText xml:space="preserve"> </w:delText>
+        </w:r>
+      </w:del>
       <m:oMath>
         <m:limLow>
           <m:e>
@@ -1324,36 +1786,56 @@
           </m:lim>
         </m:limLow>
       </m:oMath>
-      <w:r>
-        <w:t xml:space="preserve"> </w:t>
-      </w:r>
-      <w:r>
-        <w:t xml:space="preserve">grows</w:t>
-      </w:r>
-      <w:r>
-        <w:t xml:space="preserve"> </w:t>
-      </w:r>
-      <w:r>
-        <w:t xml:space="preserve">(Dobson and Barnett 2018, chap. 13, p. 287)</w:t>
-      </w:r>
-      <w:r>
-        <w:t xml:space="preserve">.</w:t>
-      </w:r>
-      <w:r>
-        <w:t xml:space="preserve"> </w:t>
-      </w:r>
-      <w:r>
-        <w:t xml:space="preserve">MCMC sidesteps the problem:</w:t>
-      </w:r>
-      <w:r>
-        <w:t xml:space="preserve"> </w:t>
-      </w:r>
-      <w:r>
-        <w:t xml:space="preserve">MCMC samplers use the posterior only through ratios</w:t>
-      </w:r>
-      <w:r>
-        <w:t xml:space="preserve"> </w:t>
-      </w:r>
+      <w:del w:id="126" w:author="PR Preview" w:date="2026-01-01T00:00:00Z">
+        <w:r>
+          <w:delText xml:space="preserve"> </w:delText>
+        </w:r>
+      </w:del>
+      <w:del w:id="127" w:author="PR Preview" w:date="2026-01-01T00:00:00Z">
+        <w:r>
+          <w:delText xml:space="preserve">grows</w:delText>
+        </w:r>
+      </w:del>
+      <w:del w:id="128" w:author="PR Preview" w:date="2026-01-01T00:00:00Z">
+        <w:r>
+          <w:delText xml:space="preserve"> </w:delText>
+        </w:r>
+      </w:del>
+      <w:del w:id="129" w:author="PR Preview" w:date="2026-01-01T00:00:00Z">
+        <w:r>
+          <w:delText xml:space="preserve">(Dobson and Barnett 2018, chap. 13, p. 287)</w:delText>
+        </w:r>
+      </w:del>
+      <w:del w:id="130" w:author="PR Preview" w:date="2026-01-01T00:00:00Z">
+        <w:r>
+          <w:delText xml:space="preserve">.</w:delText>
+        </w:r>
+      </w:del>
+      <w:del w:id="131" w:author="PR Preview" w:date="2026-01-01T00:00:00Z">
+        <w:r>
+          <w:delText xml:space="preserve"> </w:delText>
+        </w:r>
+      </w:del>
+      <w:del w:id="132" w:author="PR Preview" w:date="2026-01-01T00:00:00Z">
+        <w:r>
+          <w:delText xml:space="preserve">MCMC sidesteps the problem:</w:delText>
+        </w:r>
+      </w:del>
+      <w:del w:id="133" w:author="PR Preview" w:date="2026-01-01T00:00:00Z">
+        <w:r>
+          <w:delText xml:space="preserve"> </w:delText>
+        </w:r>
+      </w:del>
+      <w:del w:id="134" w:author="PR Preview" w:date="2026-01-01T00:00:00Z">
+        <w:r>
+          <w:delText xml:space="preserve">MCMC samplers use the posterior only through ratios</w:delText>
+        </w:r>
+      </w:del>
+      <w:del w:id="135" w:author="PR Preview" w:date="2026-01-01T00:00:00Z">
+        <w:r>
+          <w:delText xml:space="preserve"> </w:delText>
+        </w:r>
+      </w:del>
       <m:oMath>
         <m:r>
           <m:rPr>
@@ -1482,15 +1964,186 @@
           <m:t>)</m:t>
         </m:r>
       </m:oMath>
-      <w:r>
-        <w:t xml:space="preserve">,</w:t>
-      </w:r>
-      <w:r>
-        <w:t xml:space="preserve"> </w:t>
-      </w:r>
-      <w:r>
-        <w:t xml:space="preserve">in which the normalizing constant cancels.</w:t>
-      </w:r>
+      <w:del w:id="136" w:author="PR Preview" w:date="2026-01-01T00:00:00Z">
+        <w:r>
+          <w:delText xml:space="preserve">,</w:delText>
+        </w:r>
+      </w:del>
+      <w:del w:id="137" w:author="PR Preview" w:date="2026-01-01T00:00:00Z">
+        <w:r>
+          <w:delText xml:space="preserve"> </w:delText>
+        </w:r>
+      </w:del>
+      <w:del w:id="138" w:author="PR Preview" w:date="2026-01-01T00:00:00Z">
+        <w:r>
+          <w:delText xml:space="preserve">in which the normalizing constant cancels.</w:delText>
+        </w:r>
+      </w:del>
+    </w:p>
+    <w:p>
+      <w:pPr>
+        <w:pStyle w:val="FirstParagraph"/>
+      </w:pPr>
+      <w:ins w:id="139" w:author="PR Preview" w:date="2026-01-01T00:00:00Z">
+        <w:r>
+          <w:t xml:space="preserve">With a parameter vector</w:t>
+        </w:r>
+      </w:ins>
+      <w:ins w:id="140" w:author="PR Preview" w:date="2026-01-01T00:00:00Z">
+        <w:r>
+          <w:t xml:space="preserve"> </w:t>
+        </w:r>
+      </w:ins>
+      <w:ins w:id="141" w:author="PR Preview" w:date="2026-01-01T00:00:00Z">
+        <w:r>
+          <w:t xml:space="preserve">$\mathord{\smash[b]{\underset{\raise.3ex\hbox{$\scriptstyle\sim$}}{\theta}}\vphantom{\theta}}$</w:t>
+        </w:r>
+      </w:ins>
+      <w:ins w:id="142" w:author="PR Preview" w:date="2026-01-01T00:00:00Z">
+        <w:r>
+          <w:t xml:space="preserve">,</w:t>
+        </w:r>
+      </w:ins>
+      <w:ins w:id="143" w:author="PR Preview" w:date="2026-01-01T00:00:00Z">
+        <w:r>
+          <w:t xml:space="preserve"> </w:t>
+        </w:r>
+      </w:ins>
+      <w:ins w:id="144" w:author="PR Preview" w:date="2026-01-01T00:00:00Z">
+        <w:r>
+          <w:t xml:space="preserve">the normalizing constant of the posterior is</w:t>
+        </w:r>
+      </w:ins>
+    </w:p>
+    <w:p>
+      <w:pPr>
+        <w:pStyle w:val="BodyText"/>
+      </w:pPr>
+      <w:ins w:id="145" w:author="PR Preview" w:date="2026-01-01T00:00:00Z">
+        <w:r>
+          <w:t xml:space="preserve">$$\operatorname{p}(\mathord{\smash[b]{\underset{\raise.3ex\hbox{$\scriptstyle\sim$}}{y}}\vphantom{y}}) = \int \operatorname{p}(\mathord{\smash[b]{\underset{\raise.3ex\hbox{$\scriptstyle\sim$}}{y}}\vphantom{y}}\mid \mathord{\smash[b]{\underset{\raise.3ex\hbox{$\scriptstyle\sim$}}{\theta}}\vphantom{\theta}})\, \operatorname{p}(\mathord{\smash[b]{\underset{\raise.3ex\hbox{$\scriptstyle\sim$}}{\theta}}\vphantom{\theta}})\, d\mathord{\smash[b]{\underset{\raise.3ex\hbox{$\scriptstyle\sim$}}{\theta}}\vphantom{\theta}},$$</w:t>
+        </w:r>
+      </w:ins>
+    </w:p>
+    <w:p>
+      <w:pPr>
+        <w:pStyle w:val="FirstParagraph"/>
+      </w:pPr>
+      <w:ins w:id="146" w:author="PR Preview" w:date="2026-01-01T00:00:00Z">
+        <w:r>
+          <w:t xml:space="preserve">an integral over every dimension of</w:t>
+        </w:r>
+      </w:ins>
+      <w:ins w:id="147" w:author="PR Preview" w:date="2026-01-01T00:00:00Z">
+        <w:r>
+          <w:t xml:space="preserve"> </w:t>
+        </w:r>
+      </w:ins>
+      <w:ins w:id="148" w:author="PR Preview" w:date="2026-01-01T00:00:00Z">
+        <w:r>
+          <w:t xml:space="preserve">$\mathord{\smash[b]{\underset{\raise.3ex\hbox{$\scriptstyle\sim$}}{\theta}}\vphantom{\theta}}$</w:t>
+        </w:r>
+      </w:ins>
+      <w:ins w:id="149" w:author="PR Preview" w:date="2026-01-01T00:00:00Z">
+        <w:r>
+          <w:t xml:space="preserve"> </w:t>
+        </w:r>
+      </w:ins>
+      <w:ins w:id="150" w:author="PR Preview" w:date="2026-01-01T00:00:00Z">
+        <w:r>
+          <w:t xml:space="preserve">that typically has no closed form.</w:t>
+        </w:r>
+      </w:ins>
+      <w:ins w:id="151" w:author="PR Preview" w:date="2026-01-01T00:00:00Z">
+        <w:r>
+          <w:t xml:space="preserve"> </w:t>
+        </w:r>
+      </w:ins>
+      <w:ins w:id="152" w:author="PR Preview" w:date="2026-01-01T00:00:00Z">
+        <w:r>
+          <w:t xml:space="preserve">Computing it numerically becomes infeasible as the dimension of</w:t>
+        </w:r>
+      </w:ins>
+      <w:ins w:id="153" w:author="PR Preview" w:date="2026-01-01T00:00:00Z">
+        <w:r>
+          <w:t xml:space="preserve"> </w:t>
+        </w:r>
+      </w:ins>
+      <w:ins w:id="154" w:author="PR Preview" w:date="2026-01-01T00:00:00Z">
+        <w:r>
+          <w:t xml:space="preserve">$\mathord{\smash[b]{\underset{\raise.3ex\hbox{$\scriptstyle\sim$}}{\theta}}\vphantom{\theta}}$</w:t>
+        </w:r>
+      </w:ins>
+      <w:ins w:id="155" w:author="PR Preview" w:date="2026-01-01T00:00:00Z">
+        <w:r>
+          <w:t xml:space="preserve"> </w:t>
+        </w:r>
+      </w:ins>
+      <w:ins w:id="156" w:author="PR Preview" w:date="2026-01-01T00:00:00Z">
+        <w:r>
+          <w:t xml:space="preserve">grows</w:t>
+        </w:r>
+      </w:ins>
+      <w:ins w:id="157" w:author="PR Preview" w:date="2026-01-01T00:00:00Z">
+        <w:r>
+          <w:t xml:space="preserve"> </w:t>
+        </w:r>
+      </w:ins>
+      <w:ins w:id="158" w:author="PR Preview" w:date="2026-01-01T00:00:00Z">
+        <w:r>
+          <w:t xml:space="preserve">(Dobson and Barnett 2018, chap. 13, p. 287)</w:t>
+        </w:r>
+      </w:ins>
+      <w:ins w:id="159" w:author="PR Preview" w:date="2026-01-01T00:00:00Z">
+        <w:r>
+          <w:t xml:space="preserve">.</w:t>
+        </w:r>
+      </w:ins>
+      <w:ins w:id="160" w:author="PR Preview" w:date="2026-01-01T00:00:00Z">
+        <w:r>
+          <w:t xml:space="preserve"> </w:t>
+        </w:r>
+      </w:ins>
+      <w:ins w:id="161" w:author="PR Preview" w:date="2026-01-01T00:00:00Z">
+        <w:r>
+          <w:t xml:space="preserve">MCMC sidesteps the problem:</w:t>
+        </w:r>
+      </w:ins>
+      <w:ins w:id="162" w:author="PR Preview" w:date="2026-01-01T00:00:00Z">
+        <w:r>
+          <w:t xml:space="preserve"> </w:t>
+        </w:r>
+      </w:ins>
+      <w:ins w:id="163" w:author="PR Preview" w:date="2026-01-01T00:00:00Z">
+        <w:r>
+          <w:t xml:space="preserve">MCMC samplers use the posterior only through ratios</w:t>
+        </w:r>
+      </w:ins>
+      <w:ins w:id="164" w:author="PR Preview" w:date="2026-01-01T00:00:00Z">
+        <w:r>
+          <w:t xml:space="preserve"> </w:t>
+        </w:r>
+      </w:ins>
+      <w:ins w:id="165" w:author="PR Preview" w:date="2026-01-01T00:00:00Z">
+        <w:r>
+          <w:t xml:space="preserve">$\operatorname{p}(\mathord{\smash[b]{\underset{\raise.3ex\hbox{$\scriptstyle\sim$}}{\theta}}\vphantom{\theta}}^* \mid \mathord{\smash[b]{\underset{\raise.3ex\hbox{$\scriptstyle\sim$}}{y}}\vphantom{y}}) / \operatorname{p}(\mathord{\smash[b]{\underset{\raise.3ex\hbox{$\scriptstyle\sim$}}{\theta}}\vphantom{\theta}}\mid \mathord{\smash[b]{\underset{\raise.3ex\hbox{$\scriptstyle\sim$}}{y}}\vphantom{y}})$</w:t>
+        </w:r>
+      </w:ins>
+      <w:ins w:id="166" w:author="PR Preview" w:date="2026-01-01T00:00:00Z">
+        <w:r>
+          <w:t xml:space="preserve">,</w:t>
+        </w:r>
+      </w:ins>
+      <w:ins w:id="167" w:author="PR Preview" w:date="2026-01-01T00:00:00Z">
+        <w:r>
+          <w:t xml:space="preserve"> </w:t>
+        </w:r>
+      </w:ins>
+      <w:ins w:id="168" w:author="PR Preview" w:date="2026-01-01T00:00:00Z">
+        <w:r>
+          <w:t xml:space="preserve">in which the normalizing constant cancels.</w:t>
+        </w:r>
+      </w:ins>
     </w:p>
     <w:bookmarkEnd w:id="15"/>
     <w:bookmarkStart w:id="18" w:name="monte-carlo-integration"/>
@@ -1507,22 +2160,30 @@
       <w:pPr>
         <w:pStyle w:val="FirstParagraph"/>
       </w:pPr>
-      <w:r>
-        <w:rPr>
-          <w:b/>
-          <w:bCs/>
-        </w:rPr>
-        <w:t xml:space="preserve">Definition 2 (Monte Carlo estimate)</w:t>
-      </w:r>
-      <w:r>
-        <w:t xml:space="preserve"> </w:t>
-      </w:r>
-      <w:r>
-        <w:t xml:space="preserve">Given draws</w:t>
-      </w:r>
-      <w:r>
-        <w:t xml:space="preserve"> </w:t>
-      </w:r>
+      <w:del w:id="169" w:author="PR Preview" w:date="2026-01-01T00:00:00Z">
+        <w:r>
+          <w:rPr>
+            <w:b/>
+            <w:bCs/>
+          </w:rPr>
+          <w:delText xml:space="preserve">Definition 2 (Monte Carlo estimate)</w:delText>
+        </w:r>
+      </w:del>
+      <w:del w:id="170" w:author="PR Preview" w:date="2026-01-01T00:00:00Z">
+        <w:r>
+          <w:delText xml:space="preserve"> </w:delText>
+        </w:r>
+      </w:del>
+      <w:del w:id="171" w:author="PR Preview" w:date="2026-01-01T00:00:00Z">
+        <w:r>
+          <w:delText xml:space="preserve">Given draws</w:delText>
+        </w:r>
+      </w:del>
+      <w:del w:id="172" w:author="PR Preview" w:date="2026-01-01T00:00:00Z">
+        <w:r>
+          <w:delText xml:space="preserve"> </w:delText>
+        </w:r>
+      </w:del>
       <m:oMath>
         <m:sSup>
           <m:e>
@@ -1693,48 +2354,70 @@
           <m:t>)</m:t>
         </m:r>
       </m:oMath>
-      <w:r>
-        <w:t xml:space="preserve"> </w:t>
-      </w:r>
-      <w:r>
-        <w:t xml:space="preserve">and a function</w:t>
-      </w:r>
-      <w:r>
-        <w:t xml:space="preserve"> </w:t>
-      </w:r>
+      <w:del w:id="173" w:author="PR Preview" w:date="2026-01-01T00:00:00Z">
+        <w:r>
+          <w:delText xml:space="preserve"> </w:delText>
+        </w:r>
+      </w:del>
+      <w:del w:id="174" w:author="PR Preview" w:date="2026-01-01T00:00:00Z">
+        <w:r>
+          <w:delText xml:space="preserve">and a function</w:delText>
+        </w:r>
+      </w:del>
+      <w:del w:id="175" w:author="PR Preview" w:date="2026-01-01T00:00:00Z">
+        <w:r>
+          <w:delText xml:space="preserve"> </w:delText>
+        </w:r>
+      </w:del>
       <m:oMath>
         <m:r>
           <m:t>g</m:t>
         </m:r>
       </m:oMath>
-      <w:r>
-        <w:t xml:space="preserve">,</w:t>
-      </w:r>
-      <w:r>
-        <w:t xml:space="preserve"> </w:t>
-      </w:r>
-      <w:r>
-        <w:t xml:space="preserve">the</w:t>
-      </w:r>
-      <w:r>
-        <w:t xml:space="preserve"> </w:t>
-      </w:r>
-      <w:r>
-        <w:rPr>
-          <w:b/>
-          <w:bCs/>
-        </w:rPr>
-        <w:t xml:space="preserve">Monte Carlo estimate</w:t>
-      </w:r>
-      <w:r>
-        <w:t xml:space="preserve"> </w:t>
-      </w:r>
-      <w:r>
-        <w:t xml:space="preserve">of the posterior expectation</w:t>
-      </w:r>
-      <w:r>
-        <w:t xml:space="preserve"> </w:t>
-      </w:r>
+      <w:del w:id="176" w:author="PR Preview" w:date="2026-01-01T00:00:00Z">
+        <w:r>
+          <w:delText xml:space="preserve">,</w:delText>
+        </w:r>
+      </w:del>
+      <w:del w:id="177" w:author="PR Preview" w:date="2026-01-01T00:00:00Z">
+        <w:r>
+          <w:delText xml:space="preserve"> </w:delText>
+        </w:r>
+      </w:del>
+      <w:del w:id="178" w:author="PR Preview" w:date="2026-01-01T00:00:00Z">
+        <w:r>
+          <w:delText xml:space="preserve">the</w:delText>
+        </w:r>
+      </w:del>
+      <w:del w:id="179" w:author="PR Preview" w:date="2026-01-01T00:00:00Z">
+        <w:r>
+          <w:delText xml:space="preserve"> </w:delText>
+        </w:r>
+      </w:del>
+      <w:del w:id="180" w:author="PR Preview" w:date="2026-01-01T00:00:00Z">
+        <w:r>
+          <w:rPr>
+            <w:b/>
+            <w:bCs/>
+          </w:rPr>
+          <w:delText xml:space="preserve">Monte Carlo estimate</w:delText>
+        </w:r>
+      </w:del>
+      <w:del w:id="181" w:author="PR Preview" w:date="2026-01-01T00:00:00Z">
+        <w:r>
+          <w:delText xml:space="preserve"> </w:delText>
+        </w:r>
+      </w:del>
+      <w:del w:id="182" w:author="PR Preview" w:date="2026-01-01T00:00:00Z">
+        <w:r>
+          <w:delText xml:space="preserve">of the posterior expectation</w:delText>
+        </w:r>
+      </w:del>
+      <w:del w:id="183" w:author="PR Preview" w:date="2026-01-01T00:00:00Z">
+        <w:r>
+          <w:delText xml:space="preserve"> </w:delText>
+        </w:r>
+      </w:del>
       <m:oMath>
         <m:r>
           <m:rPr>
@@ -1810,12 +2493,16 @@
           <m:t>​</m:t>
         </m:r>
       </m:oMath>
-      <w:r>
-        <w:t xml:space="preserve"> </w:t>
-      </w:r>
-      <w:r>
-        <w:t xml:space="preserve">is</w:t>
-      </w:r>
+      <w:del w:id="184" w:author="PR Preview" w:date="2026-01-01T00:00:00Z">
+        <w:r>
+          <w:delText xml:space="preserve"> </w:delText>
+        </w:r>
+      </w:del>
+      <w:del w:id="185" w:author="PR Preview" w:date="2026-01-01T00:00:00Z">
+        <w:r>
+          <w:delText xml:space="preserve">is</w:delText>
+        </w:r>
+      </w:del>
     </w:p>
     <w:p>
       <w:pPr>
@@ -1934,6 +2621,131 @@
         </m:oMath>
       </m:oMathPara>
     </w:p>
+    <w:p>
+      <w:pPr>
+        <w:pStyle w:val="FirstParagraph"/>
+      </w:pPr>
+      <w:ins w:id="186" w:author="PR Preview" w:date="2026-01-01T00:00:00Z">
+        <w:r>
+          <w:rPr>
+            <w:b/>
+            <w:bCs/>
+          </w:rPr>
+          <w:t xml:space="preserve">Definition 2 (Monte Carlo estimate)</w:t>
+        </w:r>
+      </w:ins>
+      <w:ins w:id="187" w:author="PR Preview" w:date="2026-01-01T00:00:00Z">
+        <w:r>
+          <w:t xml:space="preserve"> </w:t>
+        </w:r>
+      </w:ins>
+      <w:ins w:id="188" w:author="PR Preview" w:date="2026-01-01T00:00:00Z">
+        <w:r>
+          <w:t xml:space="preserve">Given draws</w:t>
+        </w:r>
+      </w:ins>
+      <w:ins w:id="189" w:author="PR Preview" w:date="2026-01-01T00:00:00Z">
+        <w:r>
+          <w:t xml:space="preserve"> </w:t>
+        </w:r>
+      </w:ins>
+      <w:ins w:id="190" w:author="PR Preview" w:date="2026-01-01T00:00:00Z">
+        <w:r>
+          <w:t xml:space="preserve">$\mathord{\smash[b]{\underset{\raise.3ex\hbox{$\scriptstyle\sim$}}{\theta}}\vphantom{\theta}}^{(1)}, \ldots, \mathord{\smash[b]{\underset{\raise.3ex\hbox{$\scriptstyle\sim$}}{\theta}}\vphantom{\theta}}^{(M)} \ \sim_{\operatorname{iid}}\ \operatorname{p}(\mathord{\smash[b]{\underset{\raise.3ex\hbox{$\scriptstyle\sim$}}{\theta}}\vphantom{\theta}}\mid \mathord{\smash[b]{\underset{\raise.3ex\hbox{$\scriptstyle\sim$}}{y}}\vphantom{y}})$</w:t>
+        </w:r>
+      </w:ins>
+      <w:ins w:id="191" w:author="PR Preview" w:date="2026-01-01T00:00:00Z">
+        <w:r>
+          <w:t xml:space="preserve"> </w:t>
+        </w:r>
+      </w:ins>
+      <w:ins w:id="192" w:author="PR Preview" w:date="2026-01-01T00:00:00Z">
+        <w:r>
+          <w:t xml:space="preserve">and a function</w:t>
+        </w:r>
+      </w:ins>
+      <w:ins w:id="193" w:author="PR Preview" w:date="2026-01-01T00:00:00Z">
+        <w:r>
+          <w:t xml:space="preserve"> </w:t>
+        </w:r>
+      </w:ins>
+      <m:oMath>
+        <m:r>
+          <m:t>g</m:t>
+        </m:r>
+      </m:oMath>
+      <w:ins w:id="194" w:author="PR Preview" w:date="2026-01-01T00:00:00Z">
+        <w:r>
+          <w:t xml:space="preserve">,</w:t>
+        </w:r>
+      </w:ins>
+      <w:ins w:id="195" w:author="PR Preview" w:date="2026-01-01T00:00:00Z">
+        <w:r>
+          <w:t xml:space="preserve"> </w:t>
+        </w:r>
+      </w:ins>
+      <w:ins w:id="196" w:author="PR Preview" w:date="2026-01-01T00:00:00Z">
+        <w:r>
+          <w:t xml:space="preserve">the</w:t>
+        </w:r>
+      </w:ins>
+      <w:ins w:id="197" w:author="PR Preview" w:date="2026-01-01T00:00:00Z">
+        <w:r>
+          <w:t xml:space="preserve"> </w:t>
+        </w:r>
+      </w:ins>
+      <w:ins w:id="198" w:author="PR Preview" w:date="2026-01-01T00:00:00Z">
+        <w:r>
+          <w:rPr>
+            <w:b/>
+            <w:bCs/>
+          </w:rPr>
+          <w:t xml:space="preserve">Monte Carlo estimate</w:t>
+        </w:r>
+      </w:ins>
+      <w:ins w:id="199" w:author="PR Preview" w:date="2026-01-01T00:00:00Z">
+        <w:r>
+          <w:t xml:space="preserve"> </w:t>
+        </w:r>
+      </w:ins>
+      <w:ins w:id="200" w:author="PR Preview" w:date="2026-01-01T00:00:00Z">
+        <w:r>
+          <w:t xml:space="preserve">of the posterior expectation</w:t>
+        </w:r>
+      </w:ins>
+      <w:ins w:id="201" w:author="PR Preview" w:date="2026-01-01T00:00:00Z">
+        <w:r>
+          <w:t xml:space="preserve"> </w:t>
+        </w:r>
+      </w:ins>
+      <w:ins w:id="202" w:author="PR Preview" w:date="2026-01-01T00:00:00Z">
+        <w:r>
+          <w:t xml:space="preserve">$\operatorname{E}\mathopen{}\left[g(\mathord{\smash[b]{\underset{\raise.3ex\hbox{$\scriptstyle\sim$}}{\theta}}\vphantom{\theta}}) \mid \mathord{\smash[b]{\underset{\raise.3ex\hbox{$\scriptstyle\sim$}}{y}}\vphantom{y}}\right]\mathclose{}$</w:t>
+        </w:r>
+      </w:ins>
+      <w:ins w:id="203" w:author="PR Preview" w:date="2026-01-01T00:00:00Z">
+        <w:r>
+          <w:t xml:space="preserve"> </w:t>
+        </w:r>
+      </w:ins>
+      <w:ins w:id="204" w:author="PR Preview" w:date="2026-01-01T00:00:00Z">
+        <w:r>
+          <w:t xml:space="preserve">is</w:t>
+        </w:r>
+      </w:ins>
+    </w:p>
+    <w:p>
+      <w:pPr>
+        <w:pStyle w:val="BodyText"/>
+      </w:pPr>
+      <w:ins w:id="205" w:author="PR Preview" w:date="2026-01-01T00:00:00Z">
+        <w:r>
+          <w:t xml:space="preserve">$$
+    \frac{1}{M} \sum_{m=1}^{M} g\mathopen{}\left(\mathord{\smash[b]{\underset{\raise.3ex\hbox{$\scriptstyle\sim$}}{\theta}}\vphantom{\theta}}^{(m)}\right)\mathclose{}.
+    $$</w:t>
+        </w:r>
+      </w:ins>
+    </w:p>
     <w:bookmarkEnd w:id="16"/>
     <w:p>
       <w:pPr>
@@ -2891,22 +3703,30 @@
       <w:pPr>
         <w:pStyle w:val="FirstParagraph"/>
       </w:pPr>
-      <w:r>
-        <w:rPr>
-          <w:b/>
-          <w:bCs/>
-        </w:rPr>
-        <w:t xml:space="preserve">Definition 3 (Markov chain)</w:t>
-      </w:r>
-      <w:r>
-        <w:t xml:space="preserve"> </w:t>
-      </w:r>
-      <w:r>
-        <w:t xml:space="preserve">A sequence of random variables</w:t>
-      </w:r>
-      <w:r>
-        <w:t xml:space="preserve"> </w:t>
-      </w:r>
+      <w:del w:id="206" w:author="PR Preview" w:date="2026-01-01T00:00:00Z">
+        <w:r>
+          <w:rPr>
+            <w:b/>
+            <w:bCs/>
+          </w:rPr>
+          <w:delText xml:space="preserve">Definition 3 (Markov chain)</w:delText>
+        </w:r>
+      </w:del>
+      <w:del w:id="207" w:author="PR Preview" w:date="2026-01-01T00:00:00Z">
+        <w:r>
+          <w:delText xml:space="preserve"> </w:delText>
+        </w:r>
+      </w:del>
+      <w:del w:id="208" w:author="PR Preview" w:date="2026-01-01T00:00:00Z">
+        <w:r>
+          <w:delText xml:space="preserve">A sequence of random variables</w:delText>
+        </w:r>
+      </w:del>
+      <w:del w:id="209" w:author="PR Preview" w:date="2026-01-01T00:00:00Z">
+        <w:r>
+          <w:delText xml:space="preserve"> </w:delText>
+        </w:r>
+      </w:del>
       <m:oMath>
         <m:sSup>
           <m:e>
@@ -2999,48 +3819,70 @@
           <m:t>…</m:t>
         </m:r>
       </m:oMath>
-      <w:r>
-        <w:t xml:space="preserve"> </w:t>
-      </w:r>
-      <w:r>
-        <w:t xml:space="preserve">is a</w:t>
-      </w:r>
-      <w:r>
-        <w:t xml:space="preserve"> </w:t>
-      </w:r>
-      <w:r>
-        <w:rPr>
-          <w:b/>
-          <w:bCs/>
-        </w:rPr>
-        <w:t xml:space="preserve">Markov chain</w:t>
-      </w:r>
-      <w:r>
-        <w:t xml:space="preserve"> </w:t>
-      </w:r>
-      <w:r>
-        <w:t xml:space="preserve">if, for every</w:t>
-      </w:r>
-      <w:r>
-        <w:t xml:space="preserve"> </w:t>
-      </w:r>
+      <w:del w:id="210" w:author="PR Preview" w:date="2026-01-01T00:00:00Z">
+        <w:r>
+          <w:delText xml:space="preserve"> </w:delText>
+        </w:r>
+      </w:del>
+      <w:del w:id="211" w:author="PR Preview" w:date="2026-01-01T00:00:00Z">
+        <w:r>
+          <w:delText xml:space="preserve">is a</w:delText>
+        </w:r>
+      </w:del>
+      <w:del w:id="212" w:author="PR Preview" w:date="2026-01-01T00:00:00Z">
+        <w:r>
+          <w:delText xml:space="preserve"> </w:delText>
+        </w:r>
+      </w:del>
+      <w:del w:id="213" w:author="PR Preview" w:date="2026-01-01T00:00:00Z">
+        <w:r>
+          <w:rPr>
+            <w:b/>
+            <w:bCs/>
+          </w:rPr>
+          <w:delText xml:space="preserve">Markov chain</w:delText>
+        </w:r>
+      </w:del>
+      <w:del w:id="214" w:author="PR Preview" w:date="2026-01-01T00:00:00Z">
+        <w:r>
+          <w:delText xml:space="preserve"> </w:delText>
+        </w:r>
+      </w:del>
+      <w:del w:id="215" w:author="PR Preview" w:date="2026-01-01T00:00:00Z">
+        <w:r>
+          <w:delText xml:space="preserve">if, for every</w:delText>
+        </w:r>
+      </w:del>
+      <w:del w:id="216" w:author="PR Preview" w:date="2026-01-01T00:00:00Z">
+        <w:r>
+          <w:delText xml:space="preserve"> </w:delText>
+        </w:r>
+      </w:del>
       <m:oMath>
         <m:r>
           <m:t>t</m:t>
         </m:r>
       </m:oMath>
-      <w:r>
-        <w:t xml:space="preserve">,</w:t>
-      </w:r>
-      <w:r>
-        <w:t xml:space="preserve"> </w:t>
-      </w:r>
-      <w:r>
-        <w:t xml:space="preserve">the conditional distribution of</w:t>
-      </w:r>
-      <w:r>
-        <w:t xml:space="preserve"> </w:t>
-      </w:r>
+      <w:del w:id="217" w:author="PR Preview" w:date="2026-01-01T00:00:00Z">
+        <w:r>
+          <w:delText xml:space="preserve">,</w:delText>
+        </w:r>
+      </w:del>
+      <w:del w:id="218" w:author="PR Preview" w:date="2026-01-01T00:00:00Z">
+        <w:r>
+          <w:delText xml:space="preserve"> </w:delText>
+        </w:r>
+      </w:del>
+      <w:del w:id="219" w:author="PR Preview" w:date="2026-01-01T00:00:00Z">
+        <w:r>
+          <w:delText xml:space="preserve">the conditional distribution of</w:delText>
+        </w:r>
+      </w:del>
+      <w:del w:id="220" w:author="PR Preview" w:date="2026-01-01T00:00:00Z">
+        <w:r>
+          <w:delText xml:space="preserve"> </w:delText>
+        </w:r>
+      </w:del>
       <m:oMath>
         <m:sSup>
           <m:e>
@@ -3088,21 +3930,31 @@
           </m:sup>
         </m:sSup>
       </m:oMath>
-      <w:r>
-        <w:t xml:space="preserve"> </w:t>
-      </w:r>
-      <w:r>
-        <w:t xml:space="preserve">given all the earlier values</w:t>
-      </w:r>
-      <w:r>
-        <w:t xml:space="preserve"> </w:t>
-      </w:r>
-      <w:r>
-        <w:t xml:space="preserve">depends only on</w:t>
-      </w:r>
-      <w:r>
-        <w:t xml:space="preserve"> </w:t>
-      </w:r>
+      <w:del w:id="221" w:author="PR Preview" w:date="2026-01-01T00:00:00Z">
+        <w:r>
+          <w:delText xml:space="preserve"> </w:delText>
+        </w:r>
+      </w:del>
+      <w:del w:id="222" w:author="PR Preview" w:date="2026-01-01T00:00:00Z">
+        <w:r>
+          <w:delText xml:space="preserve">given all the earlier values</w:delText>
+        </w:r>
+      </w:del>
+      <w:del w:id="223" w:author="PR Preview" w:date="2026-01-01T00:00:00Z">
+        <w:r>
+          <w:delText xml:space="preserve"> </w:delText>
+        </w:r>
+      </w:del>
+      <w:del w:id="224" w:author="PR Preview" w:date="2026-01-01T00:00:00Z">
+        <w:r>
+          <w:delText xml:space="preserve">depends only on</w:delText>
+        </w:r>
+      </w:del>
+      <w:del w:id="225" w:author="PR Preview" w:date="2026-01-01T00:00:00Z">
+        <w:r>
+          <w:delText xml:space="preserve"> </w:delText>
+        </w:r>
+      </w:del>
       <m:oMath>
         <m:sSup>
           <m:e>
@@ -3141,9 +3993,11 @@
           </m:sup>
         </m:sSup>
       </m:oMath>
-      <w:r>
-        <w:t xml:space="preserve">:</w:t>
-      </w:r>
+      <w:del w:id="226" w:author="PR Preview" w:date="2026-01-01T00:00:00Z">
+        <w:r>
+          <w:delText xml:space="preserve">:</w:delText>
+        </w:r>
+      </w:del>
     </w:p>
     <w:p>
       <w:pPr>
@@ -3492,75 +4346,103 @@
         </m:oMath>
       </m:oMathPara>
     </w:p>
-    <w:bookmarkEnd w:id="19"/>
-    <w:bookmarkStart w:id="20" w:name="def-stationary-distribution"/>
     <w:p>
       <w:pPr>
         <w:pStyle w:val="FirstParagraph"/>
       </w:pPr>
-      <w:r>
-        <w:rPr>
-          <w:b/>
-          <w:bCs/>
-        </w:rPr>
-        <w:t xml:space="preserve">Definition 4 (Stationary distribution)</w:t>
-      </w:r>
-      <w:r>
-        <w:t xml:space="preserve"> </w:t>
-      </w:r>
-      <w:r>
-        <w:t xml:space="preserve">A distribution</w:t>
-      </w:r>
-      <w:r>
-        <w:t xml:space="preserve"> </w:t>
-      </w:r>
+      <w:del w:id="227" w:author="PR Preview" w:date="2026-01-01T00:00:00Z">
+        <w:r>
+          <w:rPr>
+            <w:b/>
+            <w:bCs/>
+          </w:rPr>
+          <w:delText xml:space="preserve">Definition 4 (Stationary distribution)</w:delText>
+        </w:r>
+      </w:del>
+      <w:del w:id="228" w:author="PR Preview" w:date="2026-01-01T00:00:00Z">
+        <w:r>
+          <w:delText xml:space="preserve"> </w:delText>
+        </w:r>
+      </w:del>
+      <w:del w:id="229" w:author="PR Preview" w:date="2026-01-01T00:00:00Z">
+        <w:r>
+          <w:delText xml:space="preserve">A distribution</w:delText>
+        </w:r>
+      </w:del>
+      <w:del w:id="230" w:author="PR Preview" w:date="2026-01-01T00:00:00Z">
+        <w:r>
+          <w:delText xml:space="preserve"> </w:delText>
+        </w:r>
+      </w:del>
       <m:oMath>
         <m:r>
           <m:t>π</m:t>
         </m:r>
       </m:oMath>
-      <w:r>
-        <w:t xml:space="preserve"> </w:t>
-      </w:r>
-      <w:r>
-        <w:t xml:space="preserve">is a</w:t>
-      </w:r>
-      <w:r>
-        <w:t xml:space="preserve"> </w:t>
-      </w:r>
-      <w:r>
-        <w:rPr>
-          <w:b/>
-          <w:bCs/>
-        </w:rPr>
-        <w:t xml:space="preserve">stationary distribution</w:t>
-      </w:r>
-      <w:r>
-        <w:t xml:space="preserve"> </w:t>
-      </w:r>
-      <w:r>
-        <w:t xml:space="preserve">of a</w:t>
-      </w:r>
-      <w:r>
-        <w:t xml:space="preserve"> </w:t>
-      </w:r>
+      <w:del w:id="231" w:author="PR Preview" w:date="2026-01-01T00:00:00Z">
+        <w:r>
+          <w:delText xml:space="preserve"> </w:delText>
+        </w:r>
+      </w:del>
+      <w:del w:id="232" w:author="PR Preview" w:date="2026-01-01T00:00:00Z">
+        <w:r>
+          <w:delText xml:space="preserve">is a</w:delText>
+        </w:r>
+      </w:del>
+      <w:del w:id="233" w:author="PR Preview" w:date="2026-01-01T00:00:00Z">
+        <w:r>
+          <w:delText xml:space="preserve"> </w:delText>
+        </w:r>
+      </w:del>
+      <w:del w:id="234" w:author="PR Preview" w:date="2026-01-01T00:00:00Z">
+        <w:r>
+          <w:rPr>
+            <w:b/>
+            <w:bCs/>
+          </w:rPr>
+          <w:delText xml:space="preserve">stationary distribution</w:delText>
+        </w:r>
+      </w:del>
+      <w:del w:id="235" w:author="PR Preview" w:date="2026-01-01T00:00:00Z">
+        <w:r>
+          <w:delText xml:space="preserve"> </w:delText>
+        </w:r>
+      </w:del>
+      <w:del w:id="236" w:author="PR Preview" w:date="2026-01-01T00:00:00Z">
+        <w:r>
+          <w:delText xml:space="preserve">of a</w:delText>
+        </w:r>
+      </w:del>
+      <w:del w:id="237" w:author="PR Preview" w:date="2026-01-01T00:00:00Z">
+        <w:r>
+          <w:delText xml:space="preserve"> </w:delText>
+        </w:r>
+      </w:del>
       <w:hyperlink w:anchor="def-markov-chain">
-        <w:r>
-          <w:rPr>
-            <w:rStyle w:val="Hyperlink"/>
-          </w:rPr>
-          <w:t xml:space="preserve">Markov chain</w:t>
-        </w:r>
+        <w:del w:id="238" w:author="PR Preview" w:date="2026-01-01T00:00:00Z">
+          <w:r>
+            <w:rPr>
+              <w:rStyle w:val="Hyperlink"/>
+            </w:rPr>
+            <w:delText xml:space="preserve">Markov chain</w:delText>
+          </w:r>
+        </w:del>
       </w:hyperlink>
-      <w:r>
-        <w:t xml:space="preserve"> </w:t>
-      </w:r>
-      <w:r>
-        <w:t xml:space="preserve">if, whenever</w:t>
-      </w:r>
-      <w:r>
-        <w:t xml:space="preserve"> </w:t>
-      </w:r>
+      <w:del w:id="239" w:author="PR Preview" w:date="2026-01-01T00:00:00Z">
+        <w:r>
+          <w:delText xml:space="preserve"> </w:delText>
+        </w:r>
+      </w:del>
+      <w:del w:id="240" w:author="PR Preview" w:date="2026-01-01T00:00:00Z">
+        <w:r>
+          <w:delText xml:space="preserve">if, whenever</w:delText>
+        </w:r>
+      </w:del>
+      <w:del w:id="241" w:author="PR Preview" w:date="2026-01-01T00:00:00Z">
+        <w:r>
+          <w:delText xml:space="preserve"> </w:delText>
+        </w:r>
+      </w:del>
       <m:oMath>
         <m:sSup>
           <m:e>
@@ -3599,26 +4481,36 @@
           </m:sup>
         </m:sSup>
       </m:oMath>
-      <w:r>
-        <w:t xml:space="preserve"> </w:t>
-      </w:r>
-      <w:r>
-        <w:t xml:space="preserve">has distribution</w:t>
-      </w:r>
-      <w:r>
-        <w:t xml:space="preserve"> </w:t>
-      </w:r>
+      <w:del w:id="242" w:author="PR Preview" w:date="2026-01-01T00:00:00Z">
+        <w:r>
+          <w:delText xml:space="preserve"> </w:delText>
+        </w:r>
+      </w:del>
+      <w:del w:id="243" w:author="PR Preview" w:date="2026-01-01T00:00:00Z">
+        <w:r>
+          <w:delText xml:space="preserve">has distribution</w:delText>
+        </w:r>
+      </w:del>
+      <w:del w:id="244" w:author="PR Preview" w:date="2026-01-01T00:00:00Z">
+        <w:r>
+          <w:delText xml:space="preserve"> </w:delText>
+        </w:r>
+      </w:del>
       <m:oMath>
         <m:r>
           <m:t>π</m:t>
         </m:r>
       </m:oMath>
-      <w:r>
-        <w:t xml:space="preserve">,</w:t>
-      </w:r>
-      <w:r>
-        <w:t xml:space="preserve"> </w:t>
-      </w:r>
+      <w:del w:id="245" w:author="PR Preview" w:date="2026-01-01T00:00:00Z">
+        <w:r>
+          <w:delText xml:space="preserve">,</w:delText>
+        </w:r>
+      </w:del>
+      <w:del w:id="246" w:author="PR Preview" w:date="2026-01-01T00:00:00Z">
+        <w:r>
+          <w:delText xml:space="preserve"> </w:delText>
+        </w:r>
+      </w:del>
       <m:oMath>
         <m:sSup>
           <m:e>
@@ -3666,23 +4558,348 @@
           </m:sup>
         </m:sSup>
       </m:oMath>
-      <w:r>
-        <w:t xml:space="preserve"> </w:t>
-      </w:r>
-      <w:r>
-        <w:t xml:space="preserve">also has distribution</w:t>
-      </w:r>
-      <w:r>
-        <w:t xml:space="preserve"> </w:t>
-      </w:r>
+      <w:del w:id="247" w:author="PR Preview" w:date="2026-01-01T00:00:00Z">
+        <w:r>
+          <w:delText xml:space="preserve"> </w:delText>
+        </w:r>
+      </w:del>
+      <w:del w:id="248" w:author="PR Preview" w:date="2026-01-01T00:00:00Z">
+        <w:r>
+          <w:delText xml:space="preserve">also has distribution</w:delText>
+        </w:r>
+      </w:del>
+      <w:del w:id="249" w:author="PR Preview" w:date="2026-01-01T00:00:00Z">
+        <w:r>
+          <w:delText xml:space="preserve"> </w:delText>
+        </w:r>
+      </w:del>
       <m:oMath>
         <m:r>
           <m:t>π</m:t>
         </m:r>
       </m:oMath>
-      <w:r>
-        <w:t xml:space="preserve">.</w:t>
-      </w:r>
+      <w:del w:id="250" w:author="PR Preview" w:date="2026-01-01T00:00:00Z">
+        <w:r>
+          <w:delText xml:space="preserve">.</w:delText>
+        </w:r>
+      </w:del>
+    </w:p>
+    <w:p>
+      <w:pPr>
+        <w:pStyle w:val="FirstParagraph"/>
+      </w:pPr>
+      <w:ins w:id="251" w:author="PR Preview" w:date="2026-01-01T00:00:00Z">
+        <w:r>
+          <w:rPr>
+            <w:b/>
+            <w:bCs/>
+          </w:rPr>
+          <w:t xml:space="preserve">Definition 3 (Markov chain)</w:t>
+        </w:r>
+      </w:ins>
+      <w:ins w:id="252" w:author="PR Preview" w:date="2026-01-01T00:00:00Z">
+        <w:r>
+          <w:t xml:space="preserve"> </w:t>
+        </w:r>
+      </w:ins>
+      <w:ins w:id="253" w:author="PR Preview" w:date="2026-01-01T00:00:00Z">
+        <w:r>
+          <w:t xml:space="preserve">A sequence of random variables</w:t>
+        </w:r>
+      </w:ins>
+      <w:ins w:id="254" w:author="PR Preview" w:date="2026-01-01T00:00:00Z">
+        <w:r>
+          <w:t xml:space="preserve"> </w:t>
+        </w:r>
+      </w:ins>
+      <w:ins w:id="255" w:author="PR Preview" w:date="2026-01-01T00:00:00Z">
+        <w:r>
+          <w:t xml:space="preserve">$\mathord{\smash[b]{\underset{\raise.3ex\hbox{$\scriptstyle\sim$}}{\theta}}\vphantom{\theta}}^{(1)}, \mathord{\smash[b]{\underset{\raise.3ex\hbox{$\scriptstyle\sim$}}{\theta}}\vphantom{\theta}}^{(2)}, \ldots$</w:t>
+        </w:r>
+      </w:ins>
+      <w:ins w:id="256" w:author="PR Preview" w:date="2026-01-01T00:00:00Z">
+        <w:r>
+          <w:t xml:space="preserve"> </w:t>
+        </w:r>
+      </w:ins>
+      <w:ins w:id="257" w:author="PR Preview" w:date="2026-01-01T00:00:00Z">
+        <w:r>
+          <w:t xml:space="preserve">is a</w:t>
+        </w:r>
+      </w:ins>
+      <w:ins w:id="258" w:author="PR Preview" w:date="2026-01-01T00:00:00Z">
+        <w:r>
+          <w:t xml:space="preserve"> </w:t>
+        </w:r>
+      </w:ins>
+      <w:ins w:id="259" w:author="PR Preview" w:date="2026-01-01T00:00:00Z">
+        <w:r>
+          <w:rPr>
+            <w:b/>
+            <w:bCs/>
+          </w:rPr>
+          <w:t xml:space="preserve">Markov chain</w:t>
+        </w:r>
+      </w:ins>
+      <w:ins w:id="260" w:author="PR Preview" w:date="2026-01-01T00:00:00Z">
+        <w:r>
+          <w:t xml:space="preserve"> </w:t>
+        </w:r>
+      </w:ins>
+      <w:ins w:id="261" w:author="PR Preview" w:date="2026-01-01T00:00:00Z">
+        <w:r>
+          <w:t xml:space="preserve">if, for every</w:t>
+        </w:r>
+      </w:ins>
+      <w:ins w:id="262" w:author="PR Preview" w:date="2026-01-01T00:00:00Z">
+        <w:r>
+          <w:t xml:space="preserve"> </w:t>
+        </w:r>
+      </w:ins>
+      <m:oMath>
+        <m:r>
+          <m:t>t</m:t>
+        </m:r>
+      </m:oMath>
+      <w:ins w:id="263" w:author="PR Preview" w:date="2026-01-01T00:00:00Z">
+        <w:r>
+          <w:t xml:space="preserve">,</w:t>
+        </w:r>
+      </w:ins>
+      <w:ins w:id="264" w:author="PR Preview" w:date="2026-01-01T00:00:00Z">
+        <w:r>
+          <w:t xml:space="preserve"> </w:t>
+        </w:r>
+      </w:ins>
+      <w:ins w:id="265" w:author="PR Preview" w:date="2026-01-01T00:00:00Z">
+        <w:r>
+          <w:t xml:space="preserve">the conditional distribution of</w:t>
+        </w:r>
+      </w:ins>
+      <w:ins w:id="266" w:author="PR Preview" w:date="2026-01-01T00:00:00Z">
+        <w:r>
+          <w:t xml:space="preserve"> </w:t>
+        </w:r>
+      </w:ins>
+      <w:ins w:id="267" w:author="PR Preview" w:date="2026-01-01T00:00:00Z">
+        <w:r>
+          <w:t xml:space="preserve">$\mathord{\smash[b]{\underset{\raise.3ex\hbox{$\scriptstyle\sim$}}{\theta}}\vphantom{\theta}}^{(t+1)}$</w:t>
+        </w:r>
+      </w:ins>
+      <w:ins w:id="268" w:author="PR Preview" w:date="2026-01-01T00:00:00Z">
+        <w:r>
+          <w:t xml:space="preserve"> </w:t>
+        </w:r>
+      </w:ins>
+      <w:ins w:id="269" w:author="PR Preview" w:date="2026-01-01T00:00:00Z">
+        <w:r>
+          <w:t xml:space="preserve">given all the earlier values</w:t>
+        </w:r>
+      </w:ins>
+      <w:ins w:id="270" w:author="PR Preview" w:date="2026-01-01T00:00:00Z">
+        <w:r>
+          <w:t xml:space="preserve"> </w:t>
+        </w:r>
+      </w:ins>
+      <w:ins w:id="271" w:author="PR Preview" w:date="2026-01-01T00:00:00Z">
+        <w:r>
+          <w:t xml:space="preserve">depends only on</w:t>
+        </w:r>
+      </w:ins>
+      <w:ins w:id="272" w:author="PR Preview" w:date="2026-01-01T00:00:00Z">
+        <w:r>
+          <w:t xml:space="preserve"> </w:t>
+        </w:r>
+      </w:ins>
+      <w:ins w:id="273" w:author="PR Preview" w:date="2026-01-01T00:00:00Z">
+        <w:r>
+          <w:t xml:space="preserve">$\mathord{\smash[b]{\underset{\raise.3ex\hbox{$\scriptstyle\sim$}}{\theta}}\vphantom{\theta}}^{(t)}$</w:t>
+        </w:r>
+      </w:ins>
+      <w:ins w:id="274" w:author="PR Preview" w:date="2026-01-01T00:00:00Z">
+        <w:r>
+          <w:t xml:space="preserve">:</w:t>
+        </w:r>
+      </w:ins>
+    </w:p>
+    <w:p>
+      <w:pPr>
+        <w:pStyle w:val="BodyText"/>
+      </w:pPr>
+      <w:ins w:id="275" w:author="PR Preview" w:date="2026-01-01T00:00:00Z">
+        <w:r>
+          <w:t xml:space="preserve">$$
+    \operatorname{p}\mathopen{}\left(\mathord{\smash[b]{\underset{\raise.3ex\hbox{$\scriptstyle\sim$}}{\theta}}\vphantom{\theta}}^{(t+1)} \mid \mathord{\smash[b]{\underset{\raise.3ex\hbox{$\scriptstyle\sim$}}{\theta}}\vphantom{\theta}}^{(t)}, \mathord{\smash[b]{\underset{\raise.3ex\hbox{$\scriptstyle\sim$}}{\theta}}\vphantom{\theta}}^{(t-1)}, \ldots, \mathord{\smash[b]{\underset{\raise.3ex\hbox{$\scriptstyle\sim$}}{\theta}}\vphantom{\theta}}^{(1)}\right)\mathclose{}
+    =
+    \operatorname{p}\mathopen{}\left(\mathord{\smash[b]{\underset{\raise.3ex\hbox{$\scriptstyle\sim$}}{\theta}}\vphantom{\theta}}^{(t+1)} \mid \mathord{\smash[b]{\underset{\raise.3ex\hbox{$\scriptstyle\sim$}}{\theta}}\vphantom{\theta}}^{(t)}\right)\mathclose{}.
+    $$</w:t>
+        </w:r>
+      </w:ins>
+    </w:p>
+    <w:bookmarkEnd w:id="19"/>
+    <w:bookmarkStart w:id="20" w:name="def-stationary-distribution"/>
+    <w:p>
+      <w:pPr>
+        <w:pStyle w:val="FirstParagraph"/>
+      </w:pPr>
+      <w:ins w:id="276" w:author="PR Preview" w:date="2026-01-01T00:00:00Z">
+        <w:r>
+          <w:rPr>
+            <w:b/>
+            <w:bCs/>
+          </w:rPr>
+          <w:t xml:space="preserve">Definition 4 (Stationary distribution)</w:t>
+        </w:r>
+      </w:ins>
+      <w:ins w:id="277" w:author="PR Preview" w:date="2026-01-01T00:00:00Z">
+        <w:r>
+          <w:t xml:space="preserve"> </w:t>
+        </w:r>
+      </w:ins>
+      <w:ins w:id="278" w:author="PR Preview" w:date="2026-01-01T00:00:00Z">
+        <w:r>
+          <w:t xml:space="preserve">A distribution</w:t>
+        </w:r>
+      </w:ins>
+      <w:ins w:id="279" w:author="PR Preview" w:date="2026-01-01T00:00:00Z">
+        <w:r>
+          <w:t xml:space="preserve"> </w:t>
+        </w:r>
+      </w:ins>
+      <m:oMath>
+        <m:r>
+          <m:t>π</m:t>
+        </m:r>
+      </m:oMath>
+      <w:ins w:id="280" w:author="PR Preview" w:date="2026-01-01T00:00:00Z">
+        <w:r>
+          <w:t xml:space="preserve"> </w:t>
+        </w:r>
+      </w:ins>
+      <w:ins w:id="281" w:author="PR Preview" w:date="2026-01-01T00:00:00Z">
+        <w:r>
+          <w:t xml:space="preserve">is a</w:t>
+        </w:r>
+      </w:ins>
+      <w:ins w:id="282" w:author="PR Preview" w:date="2026-01-01T00:00:00Z">
+        <w:r>
+          <w:t xml:space="preserve"> </w:t>
+        </w:r>
+      </w:ins>
+      <w:ins w:id="283" w:author="PR Preview" w:date="2026-01-01T00:00:00Z">
+        <w:r>
+          <w:rPr>
+            <w:b/>
+            <w:bCs/>
+          </w:rPr>
+          <w:t xml:space="preserve">stationary distribution</w:t>
+        </w:r>
+      </w:ins>
+      <w:ins w:id="284" w:author="PR Preview" w:date="2026-01-01T00:00:00Z">
+        <w:r>
+          <w:t xml:space="preserve"> </w:t>
+        </w:r>
+      </w:ins>
+      <w:ins w:id="285" w:author="PR Preview" w:date="2026-01-01T00:00:00Z">
+        <w:r>
+          <w:t xml:space="preserve">of a</w:t>
+        </w:r>
+      </w:ins>
+      <w:ins w:id="286" w:author="PR Preview" w:date="2026-01-01T00:00:00Z">
+        <w:r>
+          <w:t xml:space="preserve"> </w:t>
+        </w:r>
+      </w:ins>
+      <w:hyperlink w:anchor="def-markov-chain">
+        <w:ins w:id="287" w:author="PR Preview" w:date="2026-01-01T00:00:00Z">
+          <w:r>
+            <w:rPr>
+              <w:rStyle w:val="Hyperlink"/>
+            </w:rPr>
+            <w:t xml:space="preserve">Markov chain</w:t>
+          </w:r>
+        </w:ins>
+      </w:hyperlink>
+      <w:ins w:id="288" w:author="PR Preview" w:date="2026-01-01T00:00:00Z">
+        <w:r>
+          <w:t xml:space="preserve"> </w:t>
+        </w:r>
+      </w:ins>
+      <w:ins w:id="289" w:author="PR Preview" w:date="2026-01-01T00:00:00Z">
+        <w:r>
+          <w:t xml:space="preserve">if, whenever</w:t>
+        </w:r>
+      </w:ins>
+      <w:ins w:id="290" w:author="PR Preview" w:date="2026-01-01T00:00:00Z">
+        <w:r>
+          <w:t xml:space="preserve"> </w:t>
+        </w:r>
+      </w:ins>
+      <w:ins w:id="291" w:author="PR Preview" w:date="2026-01-01T00:00:00Z">
+        <w:r>
+          <w:t xml:space="preserve">$\mathord{\smash[b]{\underset{\raise.3ex\hbox{$\scriptstyle\sim$}}{\theta}}\vphantom{\theta}}^{(t)}$</w:t>
+        </w:r>
+      </w:ins>
+      <w:ins w:id="292" w:author="PR Preview" w:date="2026-01-01T00:00:00Z">
+        <w:r>
+          <w:t xml:space="preserve"> </w:t>
+        </w:r>
+      </w:ins>
+      <w:ins w:id="293" w:author="PR Preview" w:date="2026-01-01T00:00:00Z">
+        <w:r>
+          <w:t xml:space="preserve">has distribution</w:t>
+        </w:r>
+      </w:ins>
+      <w:ins w:id="294" w:author="PR Preview" w:date="2026-01-01T00:00:00Z">
+        <w:r>
+          <w:t xml:space="preserve"> </w:t>
+        </w:r>
+      </w:ins>
+      <m:oMath>
+        <m:r>
+          <m:t>π</m:t>
+        </m:r>
+      </m:oMath>
+      <w:ins w:id="295" w:author="PR Preview" w:date="2026-01-01T00:00:00Z">
+        <w:r>
+          <w:t xml:space="preserve">,</w:t>
+        </w:r>
+      </w:ins>
+      <w:ins w:id="296" w:author="PR Preview" w:date="2026-01-01T00:00:00Z">
+        <w:r>
+          <w:t xml:space="preserve"> </w:t>
+        </w:r>
+      </w:ins>
+      <w:ins w:id="297" w:author="PR Preview" w:date="2026-01-01T00:00:00Z">
+        <w:r>
+          <w:t xml:space="preserve">$\mathord{\smash[b]{\underset{\raise.3ex\hbox{$\scriptstyle\sim$}}{\theta}}\vphantom{\theta}}^{(t+1)}$</w:t>
+        </w:r>
+      </w:ins>
+      <w:ins w:id="298" w:author="PR Preview" w:date="2026-01-01T00:00:00Z">
+        <w:r>
+          <w:t xml:space="preserve"> </w:t>
+        </w:r>
+      </w:ins>
+      <w:ins w:id="299" w:author="PR Preview" w:date="2026-01-01T00:00:00Z">
+        <w:r>
+          <w:t xml:space="preserve">also has distribution</w:t>
+        </w:r>
+      </w:ins>
+      <w:ins w:id="300" w:author="PR Preview" w:date="2026-01-01T00:00:00Z">
+        <w:r>
+          <w:t xml:space="preserve"> </w:t>
+        </w:r>
+      </w:ins>
+      <m:oMath>
+        <m:r>
+          <m:t>π</m:t>
+        </m:r>
+      </m:oMath>
+      <w:ins w:id="301" w:author="PR Preview" w:date="2026-01-01T00:00:00Z">
+        <w:r>
+          <w:t xml:space="preserve">.</w:t>
+        </w:r>
+      </w:ins>
     </w:p>
     <w:bookmarkEnd w:id="20"/>
     <w:bookmarkStart w:id="21" w:name="exm-two-state-chain"/>
@@ -10498,36 +11715,56 @@
       <w:pPr>
         <w:pStyle w:val="BodyText"/>
       </w:pPr>
-      <w:r>
-        <w:t xml:space="preserve">Under conditions on its transition probabilities</w:t>
-      </w:r>
-      <w:r>
-        <w:t xml:space="preserve"> </w:t>
-      </w:r>
-      <w:r>
-        <w:t xml:space="preserve">(irreducibility, aperiodicity and positive recurrence;</w:t>
-      </w:r>
-      <w:r>
-        <w:t xml:space="preserve"> </w:t>
-      </w:r>
-      <w:r>
-        <w:t xml:space="preserve">for a continuous parameter, Harris positive recurrence),</w:t>
-      </w:r>
-      <w:r>
-        <w:t xml:space="preserve"> </w:t>
-      </w:r>
-      <w:r>
-        <w:t xml:space="preserve">a Markov chain has a unique stationary distribution</w:t>
-      </w:r>
-      <w:r>
-        <w:t xml:space="preserve"> </w:t>
-      </w:r>
-      <w:r>
-        <w:t xml:space="preserve">and the distribution of</w:t>
-      </w:r>
-      <w:r>
-        <w:t xml:space="preserve"> </w:t>
-      </w:r>
+      <w:del w:id="302" w:author="PR Preview" w:date="2026-01-01T00:00:00Z">
+        <w:r>
+          <w:delText xml:space="preserve">Under conditions on its transition probabilities</w:delText>
+        </w:r>
+      </w:del>
+      <w:del w:id="303" w:author="PR Preview" w:date="2026-01-01T00:00:00Z">
+        <w:r>
+          <w:delText xml:space="preserve"> </w:delText>
+        </w:r>
+      </w:del>
+      <w:del w:id="304" w:author="PR Preview" w:date="2026-01-01T00:00:00Z">
+        <w:r>
+          <w:delText xml:space="preserve">(irreducibility, aperiodicity and positive recurrence;</w:delText>
+        </w:r>
+      </w:del>
+      <w:del w:id="305" w:author="PR Preview" w:date="2026-01-01T00:00:00Z">
+        <w:r>
+          <w:delText xml:space="preserve"> </w:delText>
+        </w:r>
+      </w:del>
+      <w:del w:id="306" w:author="PR Preview" w:date="2026-01-01T00:00:00Z">
+        <w:r>
+          <w:delText xml:space="preserve">for a continuous parameter, Harris positive recurrence),</w:delText>
+        </w:r>
+      </w:del>
+      <w:del w:id="307" w:author="PR Preview" w:date="2026-01-01T00:00:00Z">
+        <w:r>
+          <w:delText xml:space="preserve"> </w:delText>
+        </w:r>
+      </w:del>
+      <w:del w:id="308" w:author="PR Preview" w:date="2026-01-01T00:00:00Z">
+        <w:r>
+          <w:delText xml:space="preserve">a Markov chain has a unique stationary distribution</w:delText>
+        </w:r>
+      </w:del>
+      <w:del w:id="309" w:author="PR Preview" w:date="2026-01-01T00:00:00Z">
+        <w:r>
+          <w:delText xml:space="preserve"> </w:delText>
+        </w:r>
+      </w:del>
+      <w:del w:id="310" w:author="PR Preview" w:date="2026-01-01T00:00:00Z">
+        <w:r>
+          <w:delText xml:space="preserve">and the distribution of</w:delText>
+        </w:r>
+      </w:del>
+      <w:del w:id="311" w:author="PR Preview" w:date="2026-01-01T00:00:00Z">
+        <w:r>
+          <w:delText xml:space="preserve"> </w:delText>
+        </w:r>
+      </w:del>
       <m:oMath>
         <m:sSup>
           <m:e>
@@ -10566,57 +11803,91 @@
           </m:sup>
         </m:sSup>
       </m:oMath>
-      <w:r>
-        <w:t xml:space="preserve"> </w:t>
-      </w:r>
-      <w:r>
-        <w:t xml:space="preserve">converges to it</w:t>
-      </w:r>
-      <w:r>
-        <w:t xml:space="preserve"> </w:t>
-      </w:r>
-      <w:r>
-        <w:t xml:space="preserve">(Gelman et al. 2013, sec. 11.2, p. 279; Robert and Casella 2004, sec. 6.6.1, Theorem 6.51, p. 234)</w:t>
-      </w:r>
-      <w:r>
-        <w:t xml:space="preserve">.</w:t>
-      </w:r>
-      <w:r>
-        <w:t xml:space="preserve"> </w:t>
-      </w:r>
-      <w:r>
-        <w:t xml:space="preserve">Sample means along the chain also converge to expectations under that distribution,</w:t>
-      </w:r>
-      <w:r>
-        <w:t xml:space="preserve"> </w:t>
-      </w:r>
-      <w:r>
-        <w:t xml:space="preserve">even though successive values are correlated</w:t>
-      </w:r>
-      <w:r>
-        <w:t xml:space="preserve"> </w:t>
-      </w:r>
-      <w:r>
-        <w:t xml:space="preserve">(Robert and Casella 2004, sec. 6.7.1, Theorem 6.63, p. 241; Robert and Casella 2004, sec. 7.2, p. 269)</w:t>
-      </w:r>
-      <w:r>
-        <w:t xml:space="preserve">.</w:t>
-      </w:r>
-      <w:r>
-        <w:t xml:space="preserve"> </w:t>
-      </w:r>
-      <w:r>
-        <w:t xml:space="preserve">MCMC algorithms construct a Markov chain</w:t>
-      </w:r>
-      <w:r>
-        <w:t xml:space="preserve"> </w:t>
-      </w:r>
-      <w:r>
-        <w:t xml:space="preserve">whose stationary distribution is the posterior</w:t>
-      </w:r>
-      <w:r>
-        <w:t xml:space="preserve"> </w:t>
-      </w:r>
+      <w:del w:id="312" w:author="PR Preview" w:date="2026-01-01T00:00:00Z">
+        <w:r>
+          <w:delText xml:space="preserve"> </w:delText>
+        </w:r>
+      </w:del>
+      <w:del w:id="313" w:author="PR Preview" w:date="2026-01-01T00:00:00Z">
+        <w:r>
+          <w:delText xml:space="preserve">converges to it</w:delText>
+        </w:r>
+      </w:del>
+      <w:del w:id="314" w:author="PR Preview" w:date="2026-01-01T00:00:00Z">
+        <w:r>
+          <w:delText xml:space="preserve"> </w:delText>
+        </w:r>
+      </w:del>
+      <w:del w:id="315" w:author="PR Preview" w:date="2026-01-01T00:00:00Z">
+        <w:r>
+          <w:delText xml:space="preserve">(Gelman et al. 2013, sec. 11.2, p. 279; Robert and Casella 2004, sec. 6.6.1, Theorem 6.51, p. 234)</w:delText>
+        </w:r>
+      </w:del>
+      <w:del w:id="316" w:author="PR Preview" w:date="2026-01-01T00:00:00Z">
+        <w:r>
+          <w:delText xml:space="preserve">.</w:delText>
+        </w:r>
+      </w:del>
+      <w:del w:id="317" w:author="PR Preview" w:date="2026-01-01T00:00:00Z">
+        <w:r>
+          <w:delText xml:space="preserve"> </w:delText>
+        </w:r>
+      </w:del>
+      <w:del w:id="318" w:author="PR Preview" w:date="2026-01-01T00:00:00Z">
+        <w:r>
+          <w:delText xml:space="preserve">Sample means along the chain also converge to expectations under that distribution,</w:delText>
+        </w:r>
+      </w:del>
+      <w:del w:id="319" w:author="PR Preview" w:date="2026-01-01T00:00:00Z">
+        <w:r>
+          <w:delText xml:space="preserve"> </w:delText>
+        </w:r>
+      </w:del>
+      <w:del w:id="320" w:author="PR Preview" w:date="2026-01-01T00:00:00Z">
+        <w:r>
+          <w:delText xml:space="preserve">even though successive values are correlated</w:delText>
+        </w:r>
+      </w:del>
+      <w:del w:id="321" w:author="PR Preview" w:date="2026-01-01T00:00:00Z">
+        <w:r>
+          <w:delText xml:space="preserve"> </w:delText>
+        </w:r>
+      </w:del>
+      <w:del w:id="322" w:author="PR Preview" w:date="2026-01-01T00:00:00Z">
+        <w:r>
+          <w:delText xml:space="preserve">(Robert and Casella 2004, sec. 6.7.1, Theorem 6.63, p. 241; Robert and Casella 2004, sec. 7.2, p. 269)</w:delText>
+        </w:r>
+      </w:del>
+      <w:del w:id="323" w:author="PR Preview" w:date="2026-01-01T00:00:00Z">
+        <w:r>
+          <w:delText xml:space="preserve">.</w:delText>
+        </w:r>
+      </w:del>
+      <w:del w:id="324" w:author="PR Preview" w:date="2026-01-01T00:00:00Z">
+        <w:r>
+          <w:delText xml:space="preserve"> </w:delText>
+        </w:r>
+      </w:del>
+      <w:del w:id="325" w:author="PR Preview" w:date="2026-01-01T00:00:00Z">
+        <w:r>
+          <w:delText xml:space="preserve">MCMC algorithms construct a Markov chain</w:delText>
+        </w:r>
+      </w:del>
+      <w:del w:id="326" w:author="PR Preview" w:date="2026-01-01T00:00:00Z">
+        <w:r>
+          <w:delText xml:space="preserve"> </w:delText>
+        </w:r>
+      </w:del>
+      <w:del w:id="327" w:author="PR Preview" w:date="2026-01-01T00:00:00Z">
+        <w:r>
+          <w:delText xml:space="preserve">whose stationary distribution is the posterior</w:delText>
+        </w:r>
+      </w:del>
+      <w:del w:id="328" w:author="PR Preview" w:date="2026-01-01T00:00:00Z">
+        <w:r>
+          <w:delText xml:space="preserve"> </w:delText>
+        </w:r>
+      </w:del>
       <m:oMath>
         <m:r>
           <m:rPr>
@@ -10673,44 +11944,276 @@
           <m:t>)</m:t>
         </m:r>
       </m:oMath>
-      <w:r>
-        <w:t xml:space="preserve"> </w:t>
-      </w:r>
-      <w:r>
-        <w:t xml:space="preserve">(Gelman et al. 2013, chap. 11, p. 275)</w:t>
-      </w:r>
-      <w:r>
-        <w:t xml:space="preserve">,</w:t>
-      </w:r>
-      <w:r>
-        <w:t xml:space="preserve"> </w:t>
-      </w:r>
-      <w:r>
-        <w:t xml:space="preserve">so that</w:t>
-      </w:r>
-      <w:r>
-        <w:t xml:space="preserve"> </w:t>
-      </w:r>
+      <w:del w:id="329" w:author="PR Preview" w:date="2026-01-01T00:00:00Z">
+        <w:r>
+          <w:delText xml:space="preserve"> </w:delText>
+        </w:r>
+      </w:del>
+      <w:del w:id="330" w:author="PR Preview" w:date="2026-01-01T00:00:00Z">
+        <w:r>
+          <w:delText xml:space="preserve">(Gelman et al. 2013, chap. 11, p. 275)</w:delText>
+        </w:r>
+      </w:del>
+      <w:del w:id="331" w:author="PR Preview" w:date="2026-01-01T00:00:00Z">
+        <w:r>
+          <w:delText xml:space="preserve">,</w:delText>
+        </w:r>
+      </w:del>
+      <w:del w:id="332" w:author="PR Preview" w:date="2026-01-01T00:00:00Z">
+        <w:r>
+          <w:delText xml:space="preserve"> </w:delText>
+        </w:r>
+      </w:del>
+      <w:del w:id="333" w:author="PR Preview" w:date="2026-01-01T00:00:00Z">
+        <w:r>
+          <w:delText xml:space="preserve">so that</w:delText>
+        </w:r>
+      </w:del>
+      <w:del w:id="334" w:author="PR Preview" w:date="2026-01-01T00:00:00Z">
+        <w:r>
+          <w:delText xml:space="preserve"> </w:delText>
+        </w:r>
+      </w:del>
       <w:hyperlink w:anchor="def-monte-carlo-estimate">
-        <w:r>
-          <w:rPr>
-            <w:rStyle w:val="Hyperlink"/>
-          </w:rPr>
-          <w:t xml:space="preserve">Monte Carlo estimates</w:t>
-        </w:r>
+        <w:del w:id="335" w:author="PR Preview" w:date="2026-01-01T00:00:00Z">
+          <w:r>
+            <w:rPr>
+              <w:rStyle w:val="Hyperlink"/>
+            </w:rPr>
+            <w:delText xml:space="preserve">Monte Carlo estimates</w:delText>
+          </w:r>
+        </w:del>
       </w:hyperlink>
-      <w:r>
-        <w:t xml:space="preserve"> </w:t>
-      </w:r>
-      <w:r>
-        <w:t xml:space="preserve">can be computed from the chain’s values</w:t>
-      </w:r>
-      <w:r>
-        <w:t xml:space="preserve"> </w:t>
-      </w:r>
-      <w:r>
-        <w:t xml:space="preserve">in place of independent draws.</w:t>
-      </w:r>
+      <w:del w:id="336" w:author="PR Preview" w:date="2026-01-01T00:00:00Z">
+        <w:r>
+          <w:delText xml:space="preserve"> </w:delText>
+        </w:r>
+      </w:del>
+      <w:del w:id="337" w:author="PR Preview" w:date="2026-01-01T00:00:00Z">
+        <w:r>
+          <w:delText xml:space="preserve">can be computed from the chain’s values</w:delText>
+        </w:r>
+      </w:del>
+      <w:del w:id="338" w:author="PR Preview" w:date="2026-01-01T00:00:00Z">
+        <w:r>
+          <w:delText xml:space="preserve"> </w:delText>
+        </w:r>
+      </w:del>
+      <w:del w:id="339" w:author="PR Preview" w:date="2026-01-01T00:00:00Z">
+        <w:r>
+          <w:delText xml:space="preserve">in place of independent draws.</w:delText>
+        </w:r>
+      </w:del>
+    </w:p>
+    <w:p>
+      <w:pPr>
+        <w:pStyle w:val="BodyText"/>
+      </w:pPr>
+      <w:ins w:id="340" w:author="PR Preview" w:date="2026-01-01T00:00:00Z">
+        <w:r>
+          <w:t xml:space="preserve">Under conditions on its transition probabilities</w:t>
+        </w:r>
+      </w:ins>
+      <w:ins w:id="341" w:author="PR Preview" w:date="2026-01-01T00:00:00Z">
+        <w:r>
+          <w:t xml:space="preserve"> </w:t>
+        </w:r>
+      </w:ins>
+      <w:ins w:id="342" w:author="PR Preview" w:date="2026-01-01T00:00:00Z">
+        <w:r>
+          <w:t xml:space="preserve">(irreducibility, aperiodicity and positive recurrence;</w:t>
+        </w:r>
+      </w:ins>
+      <w:ins w:id="343" w:author="PR Preview" w:date="2026-01-01T00:00:00Z">
+        <w:r>
+          <w:t xml:space="preserve"> </w:t>
+        </w:r>
+      </w:ins>
+      <w:ins w:id="344" w:author="PR Preview" w:date="2026-01-01T00:00:00Z">
+        <w:r>
+          <w:t xml:space="preserve">for a continuous parameter, Harris positive recurrence),</w:t>
+        </w:r>
+      </w:ins>
+      <w:ins w:id="345" w:author="PR Preview" w:date="2026-01-01T00:00:00Z">
+        <w:r>
+          <w:t xml:space="preserve"> </w:t>
+        </w:r>
+      </w:ins>
+      <w:ins w:id="346" w:author="PR Preview" w:date="2026-01-01T00:00:00Z">
+        <w:r>
+          <w:t xml:space="preserve">a Markov chain has a unique stationary distribution</w:t>
+        </w:r>
+      </w:ins>
+      <w:ins w:id="347" w:author="PR Preview" w:date="2026-01-01T00:00:00Z">
+        <w:r>
+          <w:t xml:space="preserve"> </w:t>
+        </w:r>
+      </w:ins>
+      <w:ins w:id="348" w:author="PR Preview" w:date="2026-01-01T00:00:00Z">
+        <w:r>
+          <w:t xml:space="preserve">and the distribution of</w:t>
+        </w:r>
+      </w:ins>
+      <w:ins w:id="349" w:author="PR Preview" w:date="2026-01-01T00:00:00Z">
+        <w:r>
+          <w:t xml:space="preserve"> </w:t>
+        </w:r>
+      </w:ins>
+      <w:ins w:id="350" w:author="PR Preview" w:date="2026-01-01T00:00:00Z">
+        <w:r>
+          <w:t xml:space="preserve">$\mathord{\smash[b]{\underset{\raise.3ex\hbox{$\scriptstyle\sim$}}{\theta}}\vphantom{\theta}}^{(t)}$</w:t>
+        </w:r>
+      </w:ins>
+      <w:ins w:id="351" w:author="PR Preview" w:date="2026-01-01T00:00:00Z">
+        <w:r>
+          <w:t xml:space="preserve"> </w:t>
+        </w:r>
+      </w:ins>
+      <w:ins w:id="352" w:author="PR Preview" w:date="2026-01-01T00:00:00Z">
+        <w:r>
+          <w:t xml:space="preserve">converges to it</w:t>
+        </w:r>
+      </w:ins>
+      <w:ins w:id="353" w:author="PR Preview" w:date="2026-01-01T00:00:00Z">
+        <w:r>
+          <w:t xml:space="preserve"> </w:t>
+        </w:r>
+      </w:ins>
+      <w:ins w:id="354" w:author="PR Preview" w:date="2026-01-01T00:00:00Z">
+        <w:r>
+          <w:t xml:space="preserve">(Gelman et al. 2013, sec. 11.2, p. 279; Robert and Casella 2004, sec. 6.6.1, Theorem 6.51, p. 234)</w:t>
+        </w:r>
+      </w:ins>
+      <w:ins w:id="355" w:author="PR Preview" w:date="2026-01-01T00:00:00Z">
+        <w:r>
+          <w:t xml:space="preserve">.</w:t>
+        </w:r>
+      </w:ins>
+      <w:ins w:id="356" w:author="PR Preview" w:date="2026-01-01T00:00:00Z">
+        <w:r>
+          <w:t xml:space="preserve"> </w:t>
+        </w:r>
+      </w:ins>
+      <w:ins w:id="357" w:author="PR Preview" w:date="2026-01-01T00:00:00Z">
+        <w:r>
+          <w:t xml:space="preserve">Sample means along the chain also converge to expectations under that distribution,</w:t>
+        </w:r>
+      </w:ins>
+      <w:ins w:id="358" w:author="PR Preview" w:date="2026-01-01T00:00:00Z">
+        <w:r>
+          <w:t xml:space="preserve"> </w:t>
+        </w:r>
+      </w:ins>
+      <w:ins w:id="359" w:author="PR Preview" w:date="2026-01-01T00:00:00Z">
+        <w:r>
+          <w:t xml:space="preserve">even though successive values are correlated</w:t>
+        </w:r>
+      </w:ins>
+      <w:ins w:id="360" w:author="PR Preview" w:date="2026-01-01T00:00:00Z">
+        <w:r>
+          <w:t xml:space="preserve"> </w:t>
+        </w:r>
+      </w:ins>
+      <w:ins w:id="361" w:author="PR Preview" w:date="2026-01-01T00:00:00Z">
+        <w:r>
+          <w:t xml:space="preserve">(Robert and Casella 2004, sec. 6.7.1, Theorem 6.63, p. 241; Robert and Casella 2004, sec. 7.2, p. 269)</w:t>
+        </w:r>
+      </w:ins>
+      <w:ins w:id="362" w:author="PR Preview" w:date="2026-01-01T00:00:00Z">
+        <w:r>
+          <w:t xml:space="preserve">.</w:t>
+        </w:r>
+      </w:ins>
+      <w:ins w:id="363" w:author="PR Preview" w:date="2026-01-01T00:00:00Z">
+        <w:r>
+          <w:t xml:space="preserve"> </w:t>
+        </w:r>
+      </w:ins>
+      <w:ins w:id="364" w:author="PR Preview" w:date="2026-01-01T00:00:00Z">
+        <w:r>
+          <w:t xml:space="preserve">MCMC algorithms construct a Markov chain</w:t>
+        </w:r>
+      </w:ins>
+      <w:ins w:id="365" w:author="PR Preview" w:date="2026-01-01T00:00:00Z">
+        <w:r>
+          <w:t xml:space="preserve"> </w:t>
+        </w:r>
+      </w:ins>
+      <w:ins w:id="366" w:author="PR Preview" w:date="2026-01-01T00:00:00Z">
+        <w:r>
+          <w:t xml:space="preserve">whose stationary distribution is the posterior</w:t>
+        </w:r>
+      </w:ins>
+      <w:ins w:id="367" w:author="PR Preview" w:date="2026-01-01T00:00:00Z">
+        <w:r>
+          <w:t xml:space="preserve"> </w:t>
+        </w:r>
+      </w:ins>
+      <w:ins w:id="368" w:author="PR Preview" w:date="2026-01-01T00:00:00Z">
+        <w:r>
+          <w:t xml:space="preserve">$\operatorname{p}(\mathord{\smash[b]{\underset{\raise.3ex\hbox{$\scriptstyle\sim$}}{\theta}}\vphantom{\theta}}\mid \mathord{\smash[b]{\underset{\raise.3ex\hbox{$\scriptstyle\sim$}}{y}}\vphantom{y}})$</w:t>
+        </w:r>
+      </w:ins>
+      <w:ins w:id="369" w:author="PR Preview" w:date="2026-01-01T00:00:00Z">
+        <w:r>
+          <w:t xml:space="preserve"> </w:t>
+        </w:r>
+      </w:ins>
+      <w:ins w:id="370" w:author="PR Preview" w:date="2026-01-01T00:00:00Z">
+        <w:r>
+          <w:t xml:space="preserve">(Gelman et al. 2013, chap. 11, p. 275)</w:t>
+        </w:r>
+      </w:ins>
+      <w:ins w:id="371" w:author="PR Preview" w:date="2026-01-01T00:00:00Z">
+        <w:r>
+          <w:t xml:space="preserve">,</w:t>
+        </w:r>
+      </w:ins>
+      <w:ins w:id="372" w:author="PR Preview" w:date="2026-01-01T00:00:00Z">
+        <w:r>
+          <w:t xml:space="preserve"> </w:t>
+        </w:r>
+      </w:ins>
+      <w:ins w:id="373" w:author="PR Preview" w:date="2026-01-01T00:00:00Z">
+        <w:r>
+          <w:t xml:space="preserve">so that</w:t>
+        </w:r>
+      </w:ins>
+      <w:ins w:id="374" w:author="PR Preview" w:date="2026-01-01T00:00:00Z">
+        <w:r>
+          <w:t xml:space="preserve"> </w:t>
+        </w:r>
+      </w:ins>
+      <w:hyperlink w:anchor="def-monte-carlo-estimate">
+        <w:ins w:id="375" w:author="PR Preview" w:date="2026-01-01T00:00:00Z">
+          <w:r>
+            <w:rPr>
+              <w:rStyle w:val="Hyperlink"/>
+            </w:rPr>
+            <w:t xml:space="preserve">Monte Carlo estimates</w:t>
+          </w:r>
+        </w:ins>
+      </w:hyperlink>
+      <w:ins w:id="376" w:author="PR Preview" w:date="2026-01-01T00:00:00Z">
+        <w:r>
+          <w:t xml:space="preserve"> </w:t>
+        </w:r>
+      </w:ins>
+      <w:ins w:id="377" w:author="PR Preview" w:date="2026-01-01T00:00:00Z">
+        <w:r>
+          <w:t xml:space="preserve">can be computed from the chain’s values</w:t>
+        </w:r>
+      </w:ins>
+      <w:ins w:id="378" w:author="PR Preview" w:date="2026-01-01T00:00:00Z">
+        <w:r>
+          <w:t xml:space="preserve"> </w:t>
+        </w:r>
+      </w:ins>
+      <w:ins w:id="379" w:author="PR Preview" w:date="2026-01-01T00:00:00Z">
+        <w:r>
+          <w:t xml:space="preserve">in place of independent draws.</w:t>
+        </w:r>
+      </w:ins>
     </w:p>
     <w:bookmarkEnd w:id="37"/>
     <w:bookmarkEnd w:id="38"/>
@@ -10737,38 +12240,54 @@
       <w:pPr>
         <w:pStyle w:val="FirstParagraph"/>
       </w:pPr>
-      <w:r>
-        <w:rPr>
-          <w:b/>
-          <w:bCs/>
-        </w:rPr>
-        <w:t xml:space="preserve">Definition 5 (Proposal distribution)</w:t>
-      </w:r>
-      <w:r>
-        <w:t xml:space="preserve"> </w:t>
-      </w:r>
-      <w:r>
-        <w:t xml:space="preserve">In a Metropolis–Hastings sampler,</w:t>
-      </w:r>
-      <w:r>
-        <w:t xml:space="preserve"> </w:t>
-      </w:r>
-      <w:r>
-        <w:t xml:space="preserve">a</w:t>
-      </w:r>
-      <w:r>
-        <w:t xml:space="preserve"> </w:t>
-      </w:r>
-      <w:r>
-        <w:rPr>
-          <w:b/>
-          <w:bCs/>
-        </w:rPr>
-        <w:t xml:space="preserve">proposal distribution</w:t>
-      </w:r>
-      <w:r>
-        <w:t xml:space="preserve"> </w:t>
-      </w:r>
+      <w:del w:id="380" w:author="PR Preview" w:date="2026-01-01T00:00:00Z">
+        <w:r>
+          <w:rPr>
+            <w:b/>
+            <w:bCs/>
+          </w:rPr>
+          <w:delText xml:space="preserve">Definition 5 (Proposal distribution)</w:delText>
+        </w:r>
+      </w:del>
+      <w:del w:id="381" w:author="PR Preview" w:date="2026-01-01T00:00:00Z">
+        <w:r>
+          <w:delText xml:space="preserve"> </w:delText>
+        </w:r>
+      </w:del>
+      <w:del w:id="382" w:author="PR Preview" w:date="2026-01-01T00:00:00Z">
+        <w:r>
+          <w:delText xml:space="preserve">In a Metropolis–Hastings sampler,</w:delText>
+        </w:r>
+      </w:del>
+      <w:del w:id="383" w:author="PR Preview" w:date="2026-01-01T00:00:00Z">
+        <w:r>
+          <w:delText xml:space="preserve"> </w:delText>
+        </w:r>
+      </w:del>
+      <w:del w:id="384" w:author="PR Preview" w:date="2026-01-01T00:00:00Z">
+        <w:r>
+          <w:delText xml:space="preserve">a</w:delText>
+        </w:r>
+      </w:del>
+      <w:del w:id="385" w:author="PR Preview" w:date="2026-01-01T00:00:00Z">
+        <w:r>
+          <w:delText xml:space="preserve"> </w:delText>
+        </w:r>
+      </w:del>
+      <w:del w:id="386" w:author="PR Preview" w:date="2026-01-01T00:00:00Z">
+        <w:r>
+          <w:rPr>
+            <w:b/>
+            <w:bCs/>
+          </w:rPr>
+          <w:delText xml:space="preserve">proposal distribution</w:delText>
+        </w:r>
+      </w:del>
+      <w:del w:id="387" w:author="PR Preview" w:date="2026-01-01T00:00:00Z">
+        <w:r>
+          <w:delText xml:space="preserve"> </w:delText>
+        </w:r>
+      </w:del>
       <m:oMath>
         <m:r>
           <m:t>q</m:t>
@@ -10813,21 +12332,31 @@
           <m:t>)</m:t>
         </m:r>
       </m:oMath>
-      <w:r>
-        <w:t xml:space="preserve"> </w:t>
-      </w:r>
-      <w:r>
-        <w:t xml:space="preserve">is a conditional distribution</w:t>
-      </w:r>
-      <w:r>
-        <w:t xml:space="preserve"> </w:t>
-      </w:r>
-      <w:r>
-        <w:t xml:space="preserve">from which a candidate value</w:t>
-      </w:r>
-      <w:r>
-        <w:t xml:space="preserve"> </w:t>
-      </w:r>
+      <w:del w:id="388" w:author="PR Preview" w:date="2026-01-01T00:00:00Z">
+        <w:r>
+          <w:delText xml:space="preserve"> </w:delText>
+        </w:r>
+      </w:del>
+      <w:del w:id="389" w:author="PR Preview" w:date="2026-01-01T00:00:00Z">
+        <w:r>
+          <w:delText xml:space="preserve">is a conditional distribution</w:delText>
+        </w:r>
+      </w:del>
+      <w:del w:id="390" w:author="PR Preview" w:date="2026-01-01T00:00:00Z">
+        <w:r>
+          <w:delText xml:space="preserve"> </w:delText>
+        </w:r>
+      </w:del>
+      <w:del w:id="391" w:author="PR Preview" w:date="2026-01-01T00:00:00Z">
+        <w:r>
+          <w:delText xml:space="preserve">from which a candidate value</w:delText>
+        </w:r>
+      </w:del>
+      <w:del w:id="392" w:author="PR Preview" w:date="2026-01-01T00:00:00Z">
+        <w:r>
+          <w:delText xml:space="preserve"> </w:delText>
+        </w:r>
+      </w:del>
       <m:oMath>
         <m:sSup>
           <m:e>
@@ -10857,15 +12386,21 @@
           </m:sup>
         </m:sSup>
       </m:oMath>
-      <w:r>
-        <w:t xml:space="preserve"> </w:t>
-      </w:r>
-      <w:r>
-        <w:t xml:space="preserve">is drawn, given the current value</w:t>
-      </w:r>
-      <w:r>
-        <w:t xml:space="preserve"> </w:t>
-      </w:r>
+      <w:del w:id="393" w:author="PR Preview" w:date="2026-01-01T00:00:00Z">
+        <w:r>
+          <w:delText xml:space="preserve"> </w:delText>
+        </w:r>
+      </w:del>
+      <w:del w:id="394" w:author="PR Preview" w:date="2026-01-01T00:00:00Z">
+        <w:r>
+          <w:delText xml:space="preserve">is drawn, given the current value</w:delText>
+        </w:r>
+      </w:del>
+      <w:del w:id="395" w:author="PR Preview" w:date="2026-01-01T00:00:00Z">
+        <w:r>
+          <w:delText xml:space="preserve"> </w:delText>
+        </w:r>
+      </w:del>
       <m:oMath>
         <m:limLow>
           <m:e>
@@ -10883,65 +12418,89 @@
           </m:lim>
         </m:limLow>
       </m:oMath>
-      <w:r>
-        <w:t xml:space="preserve">.</w:t>
-      </w:r>
+      <w:del w:id="396" w:author="PR Preview" w:date="2026-01-01T00:00:00Z">
+        <w:r>
+          <w:delText xml:space="preserve">.</w:delText>
+        </w:r>
+      </w:del>
     </w:p>
-    <w:bookmarkEnd w:id="39"/>
-    <w:bookmarkStart w:id="40" w:name="def-symmetric-proposal"/>
     <w:p>
       <w:pPr>
         <w:pStyle w:val="BodyText"/>
       </w:pPr>
-      <w:r>
-        <w:rPr>
-          <w:b/>
-          <w:bCs/>
-        </w:rPr>
-        <w:t xml:space="preserve">Definition 6 (Symmetric proposal)</w:t>
-      </w:r>
-      <w:r>
-        <w:t xml:space="preserve"> </w:t>
-      </w:r>
-      <w:r>
-        <w:t xml:space="preserve">A</w:t>
-      </w:r>
-      <w:r>
-        <w:t xml:space="preserve"> </w:t>
-      </w:r>
+      <w:del w:id="397" w:author="PR Preview" w:date="2026-01-01T00:00:00Z">
+        <w:r>
+          <w:rPr>
+            <w:b/>
+            <w:bCs/>
+          </w:rPr>
+          <w:delText xml:space="preserve">Definition 6 (Symmetric proposal)</w:delText>
+        </w:r>
+      </w:del>
+      <w:del w:id="398" w:author="PR Preview" w:date="2026-01-01T00:00:00Z">
+        <w:r>
+          <w:delText xml:space="preserve"> </w:delText>
+        </w:r>
+      </w:del>
+      <w:del w:id="399" w:author="PR Preview" w:date="2026-01-01T00:00:00Z">
+        <w:r>
+          <w:delText xml:space="preserve">A</w:delText>
+        </w:r>
+      </w:del>
+      <w:del w:id="400" w:author="PR Preview" w:date="2026-01-01T00:00:00Z">
+        <w:r>
+          <w:delText xml:space="preserve"> </w:delText>
+        </w:r>
+      </w:del>
       <w:hyperlink w:anchor="def-proposal-distribution">
+        <w:del w:id="401" w:author="PR Preview" w:date="2026-01-01T00:00:00Z">
+          <w:r>
+            <w:rPr>
+              <w:rStyle w:val="Hyperlink"/>
+            </w:rPr>
+            <w:delText xml:space="preserve">proposal distribution</w:delText>
+          </w:r>
+        </w:del>
+      </w:hyperlink>
+      <w:del w:id="402" w:author="PR Preview" w:date="2026-01-01T00:00:00Z">
+        <w:r>
+          <w:delText xml:space="preserve"> </w:delText>
+        </w:r>
+      </w:del>
+      <w:del w:id="403" w:author="PR Preview" w:date="2026-01-01T00:00:00Z">
+        <w:r>
+          <w:delText xml:space="preserve">is</w:delText>
+        </w:r>
+      </w:del>
+      <w:del w:id="404" w:author="PR Preview" w:date="2026-01-01T00:00:00Z">
+        <w:r>
+          <w:delText xml:space="preserve"> </w:delText>
+        </w:r>
+      </w:del>
+      <w:del w:id="405" w:author="PR Preview" w:date="2026-01-01T00:00:00Z">
         <w:r>
           <w:rPr>
-            <w:rStyle w:val="Hyperlink"/>
+            <w:b/>
+            <w:bCs/>
           </w:rPr>
-          <w:t xml:space="preserve">proposal distribution</w:t>
-        </w:r>
-      </w:hyperlink>
-      <w:r>
-        <w:t xml:space="preserve"> </w:t>
-      </w:r>
-      <w:r>
-        <w:t xml:space="preserve">is</w:t>
-      </w:r>
-      <w:r>
-        <w:t xml:space="preserve"> </w:t>
-      </w:r>
-      <w:r>
-        <w:rPr>
-          <w:b/>
-          <w:bCs/>
-        </w:rPr>
-        <w:t xml:space="preserve">symmetric</w:t>
-      </w:r>
-      <w:r>
-        <w:t xml:space="preserve"> </w:t>
-      </w:r>
-      <w:r>
-        <w:t xml:space="preserve">if</w:t>
-      </w:r>
-      <w:r>
-        <w:t xml:space="preserve"> </w:t>
-      </w:r>
+          <w:delText xml:space="preserve">symmetric</w:delText>
+        </w:r>
+      </w:del>
+      <w:del w:id="406" w:author="PR Preview" w:date="2026-01-01T00:00:00Z">
+        <w:r>
+          <w:delText xml:space="preserve"> </w:delText>
+        </w:r>
+      </w:del>
+      <w:del w:id="407" w:author="PR Preview" w:date="2026-01-01T00:00:00Z">
+        <w:r>
+          <w:delText xml:space="preserve">if</w:delText>
+        </w:r>
+      </w:del>
+      <w:del w:id="408" w:author="PR Preview" w:date="2026-01-01T00:00:00Z">
+        <w:r>
+          <w:delText xml:space="preserve"> </w:delText>
+        </w:r>
+      </w:del>
       <m:oMath>
         <m:r>
           <m:t>q</m:t>
@@ -11076,15 +12635,21 @@
           <m:t>)</m:t>
         </m:r>
       </m:oMath>
-      <w:r>
-        <w:t xml:space="preserve"> </w:t>
-      </w:r>
-      <w:r>
-        <w:t xml:space="preserve">for every</w:t>
-      </w:r>
-      <w:r>
-        <w:t xml:space="preserve"> </w:t>
-      </w:r>
+      <w:del w:id="409" w:author="PR Preview" w:date="2026-01-01T00:00:00Z">
+        <w:r>
+          <w:delText xml:space="preserve"> </w:delText>
+        </w:r>
+      </w:del>
+      <w:del w:id="410" w:author="PR Preview" w:date="2026-01-01T00:00:00Z">
+        <w:r>
+          <w:delText xml:space="preserve">for every</w:delText>
+        </w:r>
+      </w:del>
+      <w:del w:id="411" w:author="PR Preview" w:date="2026-01-01T00:00:00Z">
+        <w:r>
+          <w:delText xml:space="preserve"> </w:delText>
+        </w:r>
+      </w:del>
       <m:oMath>
         <m:limLow>
           <m:e>
@@ -11102,15 +12667,21 @@
           </m:lim>
         </m:limLow>
       </m:oMath>
-      <w:r>
-        <w:t xml:space="preserve"> </w:t>
-      </w:r>
-      <w:r>
-        <w:t xml:space="preserve">and</w:t>
-      </w:r>
-      <w:r>
-        <w:t xml:space="preserve"> </w:t>
-      </w:r>
+      <w:del w:id="412" w:author="PR Preview" w:date="2026-01-01T00:00:00Z">
+        <w:r>
+          <w:delText xml:space="preserve"> </w:delText>
+        </w:r>
+      </w:del>
+      <w:del w:id="413" w:author="PR Preview" w:date="2026-01-01T00:00:00Z">
+        <w:r>
+          <w:delText xml:space="preserve">and</w:delText>
+        </w:r>
+      </w:del>
+      <w:del w:id="414" w:author="PR Preview" w:date="2026-01-01T00:00:00Z">
+        <w:r>
+          <w:delText xml:space="preserve"> </w:delText>
+        </w:r>
+      </w:del>
       <m:oMath>
         <m:sSup>
           <m:e>
@@ -11140,9 +12711,254 @@
           </m:sup>
         </m:sSup>
       </m:oMath>
-      <w:r>
-        <w:t xml:space="preserve">.</w:t>
-      </w:r>
+      <w:del w:id="415" w:author="PR Preview" w:date="2026-01-01T00:00:00Z">
+        <w:r>
+          <w:delText xml:space="preserve">.</w:delText>
+        </w:r>
+      </w:del>
+    </w:p>
+    <w:p>
+      <w:pPr>
+        <w:pStyle w:val="FirstParagraph"/>
+      </w:pPr>
+      <w:ins w:id="416" w:author="PR Preview" w:date="2026-01-01T00:00:00Z">
+        <w:r>
+          <w:rPr>
+            <w:b/>
+            <w:bCs/>
+          </w:rPr>
+          <w:t xml:space="preserve">Definition 5 (Proposal distribution)</w:t>
+        </w:r>
+      </w:ins>
+      <w:ins w:id="417" w:author="PR Preview" w:date="2026-01-01T00:00:00Z">
+        <w:r>
+          <w:t xml:space="preserve"> </w:t>
+        </w:r>
+      </w:ins>
+      <w:ins w:id="418" w:author="PR Preview" w:date="2026-01-01T00:00:00Z">
+        <w:r>
+          <w:t xml:space="preserve">In a Metropolis–Hastings sampler,</w:t>
+        </w:r>
+      </w:ins>
+      <w:ins w:id="419" w:author="PR Preview" w:date="2026-01-01T00:00:00Z">
+        <w:r>
+          <w:t xml:space="preserve"> </w:t>
+        </w:r>
+      </w:ins>
+      <w:ins w:id="420" w:author="PR Preview" w:date="2026-01-01T00:00:00Z">
+        <w:r>
+          <w:t xml:space="preserve">a</w:t>
+        </w:r>
+      </w:ins>
+      <w:ins w:id="421" w:author="PR Preview" w:date="2026-01-01T00:00:00Z">
+        <w:r>
+          <w:t xml:space="preserve"> </w:t>
+        </w:r>
+      </w:ins>
+      <w:ins w:id="422" w:author="PR Preview" w:date="2026-01-01T00:00:00Z">
+        <w:r>
+          <w:rPr>
+            <w:b/>
+            <w:bCs/>
+          </w:rPr>
+          <w:t xml:space="preserve">proposal distribution</w:t>
+        </w:r>
+      </w:ins>
+      <w:ins w:id="423" w:author="PR Preview" w:date="2026-01-01T00:00:00Z">
+        <w:r>
+          <w:t xml:space="preserve"> </w:t>
+        </w:r>
+      </w:ins>
+      <w:ins w:id="424" w:author="PR Preview" w:date="2026-01-01T00:00:00Z">
+        <w:r>
+          <w:t xml:space="preserve">$q(\cdot \mid \mathord{\smash[b]{\underset{\raise.3ex\hbox{$\scriptstyle\sim$}}{\theta}}\vphantom{\theta}})$</w:t>
+        </w:r>
+      </w:ins>
+      <w:ins w:id="425" w:author="PR Preview" w:date="2026-01-01T00:00:00Z">
+        <w:r>
+          <w:t xml:space="preserve"> </w:t>
+        </w:r>
+      </w:ins>
+      <w:ins w:id="426" w:author="PR Preview" w:date="2026-01-01T00:00:00Z">
+        <w:r>
+          <w:t xml:space="preserve">is a conditional distribution</w:t>
+        </w:r>
+      </w:ins>
+      <w:ins w:id="427" w:author="PR Preview" w:date="2026-01-01T00:00:00Z">
+        <w:r>
+          <w:t xml:space="preserve"> </w:t>
+        </w:r>
+      </w:ins>
+      <w:ins w:id="428" w:author="PR Preview" w:date="2026-01-01T00:00:00Z">
+        <w:r>
+          <w:t xml:space="preserve">from which a candidate value</w:t>
+        </w:r>
+      </w:ins>
+      <w:ins w:id="429" w:author="PR Preview" w:date="2026-01-01T00:00:00Z">
+        <w:r>
+          <w:t xml:space="preserve"> </w:t>
+        </w:r>
+      </w:ins>
+      <w:ins w:id="430" w:author="PR Preview" w:date="2026-01-01T00:00:00Z">
+        <w:r>
+          <w:t xml:space="preserve">$\mathord{\smash[b]{\underset{\raise.3ex\hbox{$\scriptstyle\sim$}}{\theta}}\vphantom{\theta}}^*$</w:t>
+        </w:r>
+      </w:ins>
+      <w:ins w:id="431" w:author="PR Preview" w:date="2026-01-01T00:00:00Z">
+        <w:r>
+          <w:t xml:space="preserve"> </w:t>
+        </w:r>
+      </w:ins>
+      <w:ins w:id="432" w:author="PR Preview" w:date="2026-01-01T00:00:00Z">
+        <w:r>
+          <w:t xml:space="preserve">is drawn, given the current value</w:t>
+        </w:r>
+      </w:ins>
+      <w:ins w:id="433" w:author="PR Preview" w:date="2026-01-01T00:00:00Z">
+        <w:r>
+          <w:t xml:space="preserve"> </w:t>
+        </w:r>
+      </w:ins>
+      <w:ins w:id="434" w:author="PR Preview" w:date="2026-01-01T00:00:00Z">
+        <w:r>
+          <w:t xml:space="preserve">$\mathord{\smash[b]{\underset{\raise.3ex\hbox{$\scriptstyle\sim$}}{\theta}}\vphantom{\theta}}$</w:t>
+        </w:r>
+      </w:ins>
+      <w:ins w:id="435" w:author="PR Preview" w:date="2026-01-01T00:00:00Z">
+        <w:r>
+          <w:t xml:space="preserve">.</w:t>
+        </w:r>
+      </w:ins>
+    </w:p>
+    <w:bookmarkEnd w:id="39"/>
+    <w:bookmarkStart w:id="40" w:name="def-symmetric-proposal"/>
+    <w:p>
+      <w:pPr>
+        <w:pStyle w:val="BodyText"/>
+      </w:pPr>
+      <w:ins w:id="436" w:author="PR Preview" w:date="2026-01-01T00:00:00Z">
+        <w:r>
+          <w:rPr>
+            <w:b/>
+            <w:bCs/>
+          </w:rPr>
+          <w:t xml:space="preserve">Definition 6 (Symmetric proposal)</w:t>
+        </w:r>
+      </w:ins>
+      <w:ins w:id="437" w:author="PR Preview" w:date="2026-01-01T00:00:00Z">
+        <w:r>
+          <w:t xml:space="preserve"> </w:t>
+        </w:r>
+      </w:ins>
+      <w:ins w:id="438" w:author="PR Preview" w:date="2026-01-01T00:00:00Z">
+        <w:r>
+          <w:t xml:space="preserve">A</w:t>
+        </w:r>
+      </w:ins>
+      <w:ins w:id="439" w:author="PR Preview" w:date="2026-01-01T00:00:00Z">
+        <w:r>
+          <w:t xml:space="preserve"> </w:t>
+        </w:r>
+      </w:ins>
+      <w:hyperlink w:anchor="def-proposal-distribution">
+        <w:ins w:id="440" w:author="PR Preview" w:date="2026-01-01T00:00:00Z">
+          <w:r>
+            <w:rPr>
+              <w:rStyle w:val="Hyperlink"/>
+            </w:rPr>
+            <w:t xml:space="preserve">proposal distribution</w:t>
+          </w:r>
+        </w:ins>
+      </w:hyperlink>
+      <w:ins w:id="441" w:author="PR Preview" w:date="2026-01-01T00:00:00Z">
+        <w:r>
+          <w:t xml:space="preserve"> </w:t>
+        </w:r>
+      </w:ins>
+      <w:ins w:id="442" w:author="PR Preview" w:date="2026-01-01T00:00:00Z">
+        <w:r>
+          <w:t xml:space="preserve">is</w:t>
+        </w:r>
+      </w:ins>
+      <w:ins w:id="443" w:author="PR Preview" w:date="2026-01-01T00:00:00Z">
+        <w:r>
+          <w:t xml:space="preserve"> </w:t>
+        </w:r>
+      </w:ins>
+      <w:ins w:id="444" w:author="PR Preview" w:date="2026-01-01T00:00:00Z">
+        <w:r>
+          <w:rPr>
+            <w:b/>
+            <w:bCs/>
+          </w:rPr>
+          <w:t xml:space="preserve">symmetric</w:t>
+        </w:r>
+      </w:ins>
+      <w:ins w:id="445" w:author="PR Preview" w:date="2026-01-01T00:00:00Z">
+        <w:r>
+          <w:t xml:space="preserve"> </w:t>
+        </w:r>
+      </w:ins>
+      <w:ins w:id="446" w:author="PR Preview" w:date="2026-01-01T00:00:00Z">
+        <w:r>
+          <w:t xml:space="preserve">if</w:t>
+        </w:r>
+      </w:ins>
+      <w:ins w:id="447" w:author="PR Preview" w:date="2026-01-01T00:00:00Z">
+        <w:r>
+          <w:t xml:space="preserve"> </w:t>
+        </w:r>
+      </w:ins>
+      <w:ins w:id="448" w:author="PR Preview" w:date="2026-01-01T00:00:00Z">
+        <w:r>
+          <w:t xml:space="preserve">$q(\mathord{\smash[b]{\underset{\raise.3ex\hbox{$\scriptstyle\sim$}}{\theta}}\vphantom{\theta}}^* \mid \mathord{\smash[b]{\underset{\raise.3ex\hbox{$\scriptstyle\sim$}}{\theta}}\vphantom{\theta}}) = q(\mathord{\smash[b]{\underset{\raise.3ex\hbox{$\scriptstyle\sim$}}{\theta}}\vphantom{\theta}}\mid \mathord{\smash[b]{\underset{\raise.3ex\hbox{$\scriptstyle\sim$}}{\theta}}\vphantom{\theta}}^*)$</w:t>
+        </w:r>
+      </w:ins>
+      <w:ins w:id="449" w:author="PR Preview" w:date="2026-01-01T00:00:00Z">
+        <w:r>
+          <w:t xml:space="preserve"> </w:t>
+        </w:r>
+      </w:ins>
+      <w:ins w:id="450" w:author="PR Preview" w:date="2026-01-01T00:00:00Z">
+        <w:r>
+          <w:t xml:space="preserve">for every</w:t>
+        </w:r>
+      </w:ins>
+      <w:ins w:id="451" w:author="PR Preview" w:date="2026-01-01T00:00:00Z">
+        <w:r>
+          <w:t xml:space="preserve"> </w:t>
+        </w:r>
+      </w:ins>
+      <w:ins w:id="452" w:author="PR Preview" w:date="2026-01-01T00:00:00Z">
+        <w:r>
+          <w:t xml:space="preserve">$\mathord{\smash[b]{\underset{\raise.3ex\hbox{$\scriptstyle\sim$}}{\theta}}\vphantom{\theta}}$</w:t>
+        </w:r>
+      </w:ins>
+      <w:ins w:id="453" w:author="PR Preview" w:date="2026-01-01T00:00:00Z">
+        <w:r>
+          <w:t xml:space="preserve"> </w:t>
+        </w:r>
+      </w:ins>
+      <w:ins w:id="454" w:author="PR Preview" w:date="2026-01-01T00:00:00Z">
+        <w:r>
+          <w:t xml:space="preserve">and</w:t>
+        </w:r>
+      </w:ins>
+      <w:ins w:id="455" w:author="PR Preview" w:date="2026-01-01T00:00:00Z">
+        <w:r>
+          <w:t xml:space="preserve"> </w:t>
+        </w:r>
+      </w:ins>
+      <w:ins w:id="456" w:author="PR Preview" w:date="2026-01-01T00:00:00Z">
+        <w:r>
+          <w:t xml:space="preserve">$\mathord{\smash[b]{\underset{\raise.3ex\hbox{$\scriptstyle\sim$}}{\theta}}\vphantom{\theta}}^*$</w:t>
+        </w:r>
+      </w:ins>
+      <w:ins w:id="457" w:author="PR Preview" w:date="2026-01-01T00:00:00Z">
+        <w:r>
+          <w:t xml:space="preserve">.</w:t>
+        </w:r>
+      </w:ins>
     </w:p>
     <w:bookmarkEnd w:id="40"/>
     <w:bookmarkStart w:id="41" w:name="exm-proposal-distribution"/>
@@ -11455,22 +13271,30 @@
       <w:pPr>
         <w:pStyle w:val="BodyText"/>
       </w:pPr>
-      <w:r>
-        <w:rPr>
-          <w:b/>
-          <w:bCs/>
-        </w:rPr>
-        <w:t xml:space="preserve">Definition 7 (Acceptance ratio)</w:t>
-      </w:r>
-      <w:r>
-        <w:t xml:space="preserve"> </w:t>
-      </w:r>
-      <w:r>
-        <w:t xml:space="preserve">For a target posterior</w:t>
-      </w:r>
-      <w:r>
-        <w:t xml:space="preserve"> </w:t>
-      </w:r>
+      <w:del w:id="458" w:author="PR Preview" w:date="2026-01-01T00:00:00Z">
+        <w:r>
+          <w:rPr>
+            <w:b/>
+            <w:bCs/>
+          </w:rPr>
+          <w:delText xml:space="preserve">Definition 7 (Acceptance ratio)</w:delText>
+        </w:r>
+      </w:del>
+      <w:del w:id="459" w:author="PR Preview" w:date="2026-01-01T00:00:00Z">
+        <w:r>
+          <w:delText xml:space="preserve"> </w:delText>
+        </w:r>
+      </w:del>
+      <w:del w:id="460" w:author="PR Preview" w:date="2026-01-01T00:00:00Z">
+        <w:r>
+          <w:delText xml:space="preserve">For a target posterior</w:delText>
+        </w:r>
+      </w:del>
+      <w:del w:id="461" w:author="PR Preview" w:date="2026-01-01T00:00:00Z">
+        <w:r>
+          <w:delText xml:space="preserve"> </w:delText>
+        </w:r>
+      </w:del>
       <m:oMath>
         <m:r>
           <m:rPr>
@@ -11623,46 +13447,66 @@
           <m:t>)</m:t>
         </m:r>
       </m:oMath>
-      <w:r>
-        <w:t xml:space="preserve">,</w:t>
-      </w:r>
-      <w:r>
-        <w:t xml:space="preserve"> </w:t>
-      </w:r>
-      <w:r>
-        <w:t xml:space="preserve">a</w:t>
-      </w:r>
-      <w:r>
-        <w:t xml:space="preserve"> </w:t>
-      </w:r>
+      <w:del w:id="462" w:author="PR Preview" w:date="2026-01-01T00:00:00Z">
+        <w:r>
+          <w:delText xml:space="preserve">,</w:delText>
+        </w:r>
+      </w:del>
+      <w:del w:id="463" w:author="PR Preview" w:date="2026-01-01T00:00:00Z">
+        <w:r>
+          <w:delText xml:space="preserve"> </w:delText>
+        </w:r>
+      </w:del>
+      <w:del w:id="464" w:author="PR Preview" w:date="2026-01-01T00:00:00Z">
+        <w:r>
+          <w:delText xml:space="preserve">a</w:delText>
+        </w:r>
+      </w:del>
+      <w:del w:id="465" w:author="PR Preview" w:date="2026-01-01T00:00:00Z">
+        <w:r>
+          <w:delText xml:space="preserve"> </w:delText>
+        </w:r>
+      </w:del>
       <w:hyperlink w:anchor="def-proposal-distribution">
-        <w:r>
-          <w:rPr>
-            <w:rStyle w:val="Hyperlink"/>
-          </w:rPr>
-          <w:t xml:space="preserve">proposal distribution</w:t>
-        </w:r>
+        <w:del w:id="466" w:author="PR Preview" w:date="2026-01-01T00:00:00Z">
+          <w:r>
+            <w:rPr>
+              <w:rStyle w:val="Hyperlink"/>
+            </w:rPr>
+            <w:delText xml:space="preserve">proposal distribution</w:delText>
+          </w:r>
+        </w:del>
       </w:hyperlink>
-      <w:r>
-        <w:t xml:space="preserve"> </w:t>
-      </w:r>
+      <w:del w:id="467" w:author="PR Preview" w:date="2026-01-01T00:00:00Z">
+        <w:r>
+          <w:delText xml:space="preserve"> </w:delText>
+        </w:r>
+      </w:del>
       <m:oMath>
         <m:r>
           <m:t>q</m:t>
         </m:r>
       </m:oMath>
-      <w:r>
-        <w:t xml:space="preserve">,</w:t>
-      </w:r>
-      <w:r>
-        <w:t xml:space="preserve"> </w:t>
-      </w:r>
-      <w:r>
-        <w:t xml:space="preserve">a current value</w:t>
-      </w:r>
-      <w:r>
-        <w:t xml:space="preserve"> </w:t>
-      </w:r>
+      <w:del w:id="468" w:author="PR Preview" w:date="2026-01-01T00:00:00Z">
+        <w:r>
+          <w:delText xml:space="preserve">,</w:delText>
+        </w:r>
+      </w:del>
+      <w:del w:id="469" w:author="PR Preview" w:date="2026-01-01T00:00:00Z">
+        <w:r>
+          <w:delText xml:space="preserve"> </w:delText>
+        </w:r>
+      </w:del>
+      <w:del w:id="470" w:author="PR Preview" w:date="2026-01-01T00:00:00Z">
+        <w:r>
+          <w:delText xml:space="preserve">a current value</w:delText>
+        </w:r>
+      </w:del>
+      <w:del w:id="471" w:author="PR Preview" w:date="2026-01-01T00:00:00Z">
+        <w:r>
+          <w:delText xml:space="preserve"> </w:delText>
+        </w:r>
+      </w:del>
       <m:oMath>
         <m:sSup>
           <m:e>
@@ -11701,12 +13545,16 @@
           </m:sup>
         </m:sSup>
       </m:oMath>
-      <w:r>
-        <w:t xml:space="preserve">, and a candidate</w:t>
-      </w:r>
-      <w:r>
-        <w:t xml:space="preserve"> </w:t>
-      </w:r>
+      <w:del w:id="472" w:author="PR Preview" w:date="2026-01-01T00:00:00Z">
+        <w:r>
+          <w:delText xml:space="preserve">, and a candidate</w:delText>
+        </w:r>
+      </w:del>
+      <w:del w:id="473" w:author="PR Preview" w:date="2026-01-01T00:00:00Z">
+        <w:r>
+          <w:delText xml:space="preserve"> </w:delText>
+        </w:r>
+      </w:del>
       <m:oMath>
         <m:sSup>
           <m:e>
@@ -11736,31 +13584,45 @@
           </m:sup>
         </m:sSup>
       </m:oMath>
-      <w:r>
-        <w:t xml:space="preserve">,</w:t>
-      </w:r>
-      <w:r>
-        <w:t xml:space="preserve"> </w:t>
-      </w:r>
-      <w:r>
-        <w:t xml:space="preserve">the</w:t>
-      </w:r>
-      <w:r>
-        <w:t xml:space="preserve"> </w:t>
-      </w:r>
-      <w:r>
-        <w:rPr>
-          <w:b/>
-          <w:bCs/>
-        </w:rPr>
-        <w:t xml:space="preserve">acceptance ratio</w:t>
-      </w:r>
-      <w:r>
-        <w:t xml:space="preserve"> </w:t>
-      </w:r>
-      <w:r>
-        <w:t xml:space="preserve">is</w:t>
-      </w:r>
+      <w:del w:id="474" w:author="PR Preview" w:date="2026-01-01T00:00:00Z">
+        <w:r>
+          <w:delText xml:space="preserve">,</w:delText>
+        </w:r>
+      </w:del>
+      <w:del w:id="475" w:author="PR Preview" w:date="2026-01-01T00:00:00Z">
+        <w:r>
+          <w:delText xml:space="preserve"> </w:delText>
+        </w:r>
+      </w:del>
+      <w:del w:id="476" w:author="PR Preview" w:date="2026-01-01T00:00:00Z">
+        <w:r>
+          <w:delText xml:space="preserve">the</w:delText>
+        </w:r>
+      </w:del>
+      <w:del w:id="477" w:author="PR Preview" w:date="2026-01-01T00:00:00Z">
+        <w:r>
+          <w:delText xml:space="preserve"> </w:delText>
+        </w:r>
+      </w:del>
+      <w:del w:id="478" w:author="PR Preview" w:date="2026-01-01T00:00:00Z">
+        <w:r>
+          <w:rPr>
+            <w:b/>
+            <w:bCs/>
+          </w:rPr>
+          <w:delText xml:space="preserve">acceptance ratio</w:delText>
+        </w:r>
+      </w:del>
+      <w:del w:id="479" w:author="PR Preview" w:date="2026-01-01T00:00:00Z">
+        <w:r>
+          <w:delText xml:space="preserve"> </w:delText>
+        </w:r>
+      </w:del>
+      <w:del w:id="480" w:author="PR Preview" w:date="2026-01-01T00:00:00Z">
+        <w:r>
+          <w:delText xml:space="preserve">is</w:delText>
+        </w:r>
+      </w:del>
     </w:p>
     <w:p>
       <w:pPr>
@@ -12239,6 +14101,174 @@
           </m:r>
         </m:oMath>
       </m:oMathPara>
+    </w:p>
+    <w:p>
+      <w:pPr>
+        <w:pStyle w:val="BodyText"/>
+      </w:pPr>
+      <w:ins w:id="481" w:author="PR Preview" w:date="2026-01-01T00:00:00Z">
+        <w:r>
+          <w:rPr>
+            <w:b/>
+            <w:bCs/>
+          </w:rPr>
+          <w:t xml:space="preserve">Definition 7 (Acceptance ratio)</w:t>
+        </w:r>
+      </w:ins>
+      <w:ins w:id="482" w:author="PR Preview" w:date="2026-01-01T00:00:00Z">
+        <w:r>
+          <w:t xml:space="preserve"> </w:t>
+        </w:r>
+      </w:ins>
+      <w:ins w:id="483" w:author="PR Preview" w:date="2026-01-01T00:00:00Z">
+        <w:r>
+          <w:t xml:space="preserve">For a target posterior</w:t>
+        </w:r>
+      </w:ins>
+      <w:ins w:id="484" w:author="PR Preview" w:date="2026-01-01T00:00:00Z">
+        <w:r>
+          <w:t xml:space="preserve"> </w:t>
+        </w:r>
+      </w:ins>
+      <w:ins w:id="485" w:author="PR Preview" w:date="2026-01-01T00:00:00Z">
+        <w:r>
+          <w:t xml:space="preserve">$\operatorname{p}(\mathord{\smash[b]{\underset{\raise.3ex\hbox{$\scriptstyle\sim$}}{\theta}}\vphantom{\theta}}\mid \mathord{\smash[b]{\underset{\raise.3ex\hbox{$\scriptstyle\sim$}}{y}}\vphantom{y}}) \propto \operatorname{p}(\mathord{\smash[b]{\underset{\raise.3ex\hbox{$\scriptstyle\sim$}}{y}}\vphantom{y}}\mid \mathord{\smash[b]{\underset{\raise.3ex\hbox{$\scriptstyle\sim$}}{\theta}}\vphantom{\theta}})\, \operatorname{p}(\mathord{\smash[b]{\underset{\raise.3ex\hbox{$\scriptstyle\sim$}}{\theta}}\vphantom{\theta}})$</w:t>
+        </w:r>
+      </w:ins>
+      <w:ins w:id="486" w:author="PR Preview" w:date="2026-01-01T00:00:00Z">
+        <w:r>
+          <w:t xml:space="preserve">,</w:t>
+        </w:r>
+      </w:ins>
+      <w:ins w:id="487" w:author="PR Preview" w:date="2026-01-01T00:00:00Z">
+        <w:r>
+          <w:t xml:space="preserve"> </w:t>
+        </w:r>
+      </w:ins>
+      <w:ins w:id="488" w:author="PR Preview" w:date="2026-01-01T00:00:00Z">
+        <w:r>
+          <w:t xml:space="preserve">a</w:t>
+        </w:r>
+      </w:ins>
+      <w:ins w:id="489" w:author="PR Preview" w:date="2026-01-01T00:00:00Z">
+        <w:r>
+          <w:t xml:space="preserve"> </w:t>
+        </w:r>
+      </w:ins>
+      <w:hyperlink w:anchor="def-proposal-distribution">
+        <w:ins w:id="490" w:author="PR Preview" w:date="2026-01-01T00:00:00Z">
+          <w:r>
+            <w:rPr>
+              <w:rStyle w:val="Hyperlink"/>
+            </w:rPr>
+            <w:t xml:space="preserve">proposal distribution</w:t>
+          </w:r>
+        </w:ins>
+      </w:hyperlink>
+      <w:ins w:id="491" w:author="PR Preview" w:date="2026-01-01T00:00:00Z">
+        <w:r>
+          <w:t xml:space="preserve"> </w:t>
+        </w:r>
+      </w:ins>
+      <m:oMath>
+        <m:r>
+          <m:t>q</m:t>
+        </m:r>
+      </m:oMath>
+      <w:ins w:id="492" w:author="PR Preview" w:date="2026-01-01T00:00:00Z">
+        <w:r>
+          <w:t xml:space="preserve">,</w:t>
+        </w:r>
+      </w:ins>
+      <w:ins w:id="493" w:author="PR Preview" w:date="2026-01-01T00:00:00Z">
+        <w:r>
+          <w:t xml:space="preserve"> </w:t>
+        </w:r>
+      </w:ins>
+      <w:ins w:id="494" w:author="PR Preview" w:date="2026-01-01T00:00:00Z">
+        <w:r>
+          <w:t xml:space="preserve">a current value</w:t>
+        </w:r>
+      </w:ins>
+      <w:ins w:id="495" w:author="PR Preview" w:date="2026-01-01T00:00:00Z">
+        <w:r>
+          <w:t xml:space="preserve"> </w:t>
+        </w:r>
+      </w:ins>
+      <w:ins w:id="496" w:author="PR Preview" w:date="2026-01-01T00:00:00Z">
+        <w:r>
+          <w:t xml:space="preserve">$\mathord{\smash[b]{\underset{\raise.3ex\hbox{$\scriptstyle\sim$}}{\theta}}\vphantom{\theta}}^{(t)}$</w:t>
+        </w:r>
+      </w:ins>
+      <w:ins w:id="497" w:author="PR Preview" w:date="2026-01-01T00:00:00Z">
+        <w:r>
+          <w:t xml:space="preserve">, and a candidate</w:t>
+        </w:r>
+      </w:ins>
+      <w:ins w:id="498" w:author="PR Preview" w:date="2026-01-01T00:00:00Z">
+        <w:r>
+          <w:t xml:space="preserve"> </w:t>
+        </w:r>
+      </w:ins>
+      <w:ins w:id="499" w:author="PR Preview" w:date="2026-01-01T00:00:00Z">
+        <w:r>
+          <w:t xml:space="preserve">$\mathord{\smash[b]{\underset{\raise.3ex\hbox{$\scriptstyle\sim$}}{\theta}}\vphantom{\theta}}^*$</w:t>
+        </w:r>
+      </w:ins>
+      <w:ins w:id="500" w:author="PR Preview" w:date="2026-01-01T00:00:00Z">
+        <w:r>
+          <w:t xml:space="preserve">,</w:t>
+        </w:r>
+      </w:ins>
+      <w:ins w:id="501" w:author="PR Preview" w:date="2026-01-01T00:00:00Z">
+        <w:r>
+          <w:t xml:space="preserve"> </w:t>
+        </w:r>
+      </w:ins>
+      <w:ins w:id="502" w:author="PR Preview" w:date="2026-01-01T00:00:00Z">
+        <w:r>
+          <w:t xml:space="preserve">the</w:t>
+        </w:r>
+      </w:ins>
+      <w:ins w:id="503" w:author="PR Preview" w:date="2026-01-01T00:00:00Z">
+        <w:r>
+          <w:t xml:space="preserve"> </w:t>
+        </w:r>
+      </w:ins>
+      <w:ins w:id="504" w:author="PR Preview" w:date="2026-01-01T00:00:00Z">
+        <w:r>
+          <w:rPr>
+            <w:b/>
+            <w:bCs/>
+          </w:rPr>
+          <w:t xml:space="preserve">acceptance ratio</w:t>
+        </w:r>
+      </w:ins>
+      <w:ins w:id="505" w:author="PR Preview" w:date="2026-01-01T00:00:00Z">
+        <w:r>
+          <w:t xml:space="preserve"> </w:t>
+        </w:r>
+      </w:ins>
+      <w:ins w:id="506" w:author="PR Preview" w:date="2026-01-01T00:00:00Z">
+        <w:r>
+          <w:t xml:space="preserve">is</w:t>
+        </w:r>
+      </w:ins>
+    </w:p>
+    <w:p>
+      <w:pPr>
+        <w:pStyle w:val="BodyText"/>
+      </w:pPr>
+      <w:ins w:id="507" w:author="PR Preview" w:date="2026-01-01T00:00:00Z">
+        <w:r>
+          <w:t xml:space="preserve">$$
+    \alpha\stackrel{\text{def}}{=}
+    \frac{\operatorname{p}(\mathord{\smash[b]{\underset{\raise.3ex\hbox{$\scriptstyle\sim$}}{y}}\vphantom{y}}\mid \mathord{\smash[b]{\underset{\raise.3ex\hbox{$\scriptstyle\sim$}}{\theta}}\vphantom{\theta}}^*)\, \operatorname{p}(\mathord{\smash[b]{\underset{\raise.3ex\hbox{$\scriptstyle\sim$}}{\theta}}\vphantom{\theta}}^*)}{\operatorname{p}(\mathord{\smash[b]{\underset{\raise.3ex\hbox{$\scriptstyle\sim$}}{y}}\vphantom{y}}\mid \mathord{\smash[b]{\underset{\raise.3ex\hbox{$\scriptstyle\sim$}}{\theta}}\vphantom{\theta}}^{(t)})\, \operatorname{p}(\mathord{\smash[b]{\underset{\raise.3ex\hbox{$\scriptstyle\sim$}}{\theta}}\vphantom{\theta}}^{(t)})}
+    \cdot
+    \frac{q(\mathord{\smash[b]{\underset{\raise.3ex\hbox{$\scriptstyle\sim$}}{\theta}}\vphantom{\theta}}^{(t)} \mid \mathord{\smash[b]{\underset{\raise.3ex\hbox{$\scriptstyle\sim$}}{\theta}}\vphantom{\theta}}^*)}{q(\mathord{\smash[b]{\underset{\raise.3ex\hbox{$\scriptstyle\sim$}}{\theta}}\vphantom{\theta}}^* \mid \mathord{\smash[b]{\underset{\raise.3ex\hbox{$\scriptstyle\sim$}}{\theta}}\vphantom{\theta}}^{(t)})}.
+    $$</w:t>
+        </w:r>
+      </w:ins>
     </w:p>
     <w:bookmarkEnd w:id="42"/>
     <w:bookmarkStart w:id="43" w:name="exm-acceptance-ratio"/>
@@ -12707,22 +14737,30 @@
       <w:pPr>
         <w:pStyle w:val="BodyText"/>
       </w:pPr>
-      <w:r>
-        <w:rPr>
-          <w:b/>
-          <w:bCs/>
-        </w:rPr>
-        <w:t xml:space="preserve">Definition 8 (Metropolis–Hastings algorithm)</w:t>
-      </w:r>
-      <w:r>
-        <w:t xml:space="preserve"> </w:t>
-      </w:r>
-      <w:r>
-        <w:t xml:space="preserve">Given a target posterior</w:t>
-      </w:r>
-      <w:r>
-        <w:t xml:space="preserve"> </w:t>
-      </w:r>
+      <w:del w:id="508" w:author="PR Preview" w:date="2026-01-01T00:00:00Z">
+        <w:r>
+          <w:rPr>
+            <w:b/>
+            <w:bCs/>
+          </w:rPr>
+          <w:delText xml:space="preserve">Definition 8 (Metropolis–Hastings algorithm)</w:delText>
+        </w:r>
+      </w:del>
+      <w:del w:id="509" w:author="PR Preview" w:date="2026-01-01T00:00:00Z">
+        <w:r>
+          <w:delText xml:space="preserve"> </w:delText>
+        </w:r>
+      </w:del>
+      <w:del w:id="510" w:author="PR Preview" w:date="2026-01-01T00:00:00Z">
+        <w:r>
+          <w:delText xml:space="preserve">Given a target posterior</w:delText>
+        </w:r>
+      </w:del>
+      <w:del w:id="511" w:author="PR Preview" w:date="2026-01-01T00:00:00Z">
+        <w:r>
+          <w:delText xml:space="preserve"> </w:delText>
+        </w:r>
+      </w:del>
       <m:oMath>
         <m:r>
           <m:rPr>
@@ -12779,29 +14817,41 @@
           <m:t>)</m:t>
         </m:r>
       </m:oMath>
-      <w:r>
-        <w:t xml:space="preserve">,</w:t>
-      </w:r>
-      <w:r>
-        <w:t xml:space="preserve"> </w:t>
-      </w:r>
-      <w:r>
-        <w:t xml:space="preserve">a</w:t>
-      </w:r>
-      <w:r>
-        <w:t xml:space="preserve"> </w:t>
-      </w:r>
+      <w:del w:id="512" w:author="PR Preview" w:date="2026-01-01T00:00:00Z">
+        <w:r>
+          <w:delText xml:space="preserve">,</w:delText>
+        </w:r>
+      </w:del>
+      <w:del w:id="513" w:author="PR Preview" w:date="2026-01-01T00:00:00Z">
+        <w:r>
+          <w:delText xml:space="preserve"> </w:delText>
+        </w:r>
+      </w:del>
+      <w:del w:id="514" w:author="PR Preview" w:date="2026-01-01T00:00:00Z">
+        <w:r>
+          <w:delText xml:space="preserve">a</w:delText>
+        </w:r>
+      </w:del>
+      <w:del w:id="515" w:author="PR Preview" w:date="2026-01-01T00:00:00Z">
+        <w:r>
+          <w:delText xml:space="preserve"> </w:delText>
+        </w:r>
+      </w:del>
       <w:hyperlink w:anchor="def-proposal-distribution">
-        <w:r>
-          <w:rPr>
-            <w:rStyle w:val="Hyperlink"/>
-          </w:rPr>
-          <w:t xml:space="preserve">proposal distribution</w:t>
-        </w:r>
+        <w:del w:id="516" w:author="PR Preview" w:date="2026-01-01T00:00:00Z">
+          <w:r>
+            <w:rPr>
+              <w:rStyle w:val="Hyperlink"/>
+            </w:rPr>
+            <w:delText xml:space="preserve">proposal distribution</w:delText>
+          </w:r>
+        </w:del>
       </w:hyperlink>
-      <w:r>
-        <w:t xml:space="preserve"> </w:t>
-      </w:r>
+      <w:del w:id="517" w:author="PR Preview" w:date="2026-01-01T00:00:00Z">
+        <w:r>
+          <w:delText xml:space="preserve"> </w:delText>
+        </w:r>
+      </w:del>
       <m:oMath>
         <m:r>
           <m:t>q</m:t>
@@ -12846,18 +14896,26 @@
           <m:t>)</m:t>
         </m:r>
       </m:oMath>
-      <w:r>
-        <w:t xml:space="preserve">,</w:t>
-      </w:r>
-      <w:r>
-        <w:t xml:space="preserve"> </w:t>
-      </w:r>
-      <w:r>
-        <w:t xml:space="preserve">and a starting value</w:t>
-      </w:r>
-      <w:r>
-        <w:t xml:space="preserve"> </w:t>
-      </w:r>
+      <w:del w:id="518" w:author="PR Preview" w:date="2026-01-01T00:00:00Z">
+        <w:r>
+          <w:delText xml:space="preserve">,</w:delText>
+        </w:r>
+      </w:del>
+      <w:del w:id="519" w:author="PR Preview" w:date="2026-01-01T00:00:00Z">
+        <w:r>
+          <w:delText xml:space="preserve"> </w:delText>
+        </w:r>
+      </w:del>
+      <w:del w:id="520" w:author="PR Preview" w:date="2026-01-01T00:00:00Z">
+        <w:r>
+          <w:delText xml:space="preserve">and a starting value</w:delText>
+        </w:r>
+      </w:del>
+      <w:del w:id="521" w:author="PR Preview" w:date="2026-01-01T00:00:00Z">
+        <w:r>
+          <w:delText xml:space="preserve"> </w:delText>
+        </w:r>
+      </w:del>
       <m:oMath>
         <m:sSup>
           <m:e>
@@ -12896,34 +14954,50 @@
           </m:sup>
         </m:sSup>
       </m:oMath>
-      <w:r>
-        <w:t xml:space="preserve">,</w:t>
-      </w:r>
-      <w:r>
-        <w:t xml:space="preserve"> </w:t>
-      </w:r>
-      <w:r>
-        <w:t xml:space="preserve">the</w:t>
-      </w:r>
-      <w:r>
-        <w:t xml:space="preserve"> </w:t>
-      </w:r>
-      <w:r>
-        <w:rPr>
-          <w:b/>
-          <w:bCs/>
-        </w:rPr>
-        <w:t xml:space="preserve">Metropolis–Hastings algorithm</w:t>
-      </w:r>
-      <w:r>
-        <w:t xml:space="preserve"> </w:t>
-      </w:r>
-      <w:r>
-        <w:t xml:space="preserve">produces</w:t>
-      </w:r>
-      <w:r>
-        <w:t xml:space="preserve"> </w:t>
-      </w:r>
+      <w:del w:id="522" w:author="PR Preview" w:date="2026-01-01T00:00:00Z">
+        <w:r>
+          <w:delText xml:space="preserve">,</w:delText>
+        </w:r>
+      </w:del>
+      <w:del w:id="523" w:author="PR Preview" w:date="2026-01-01T00:00:00Z">
+        <w:r>
+          <w:delText xml:space="preserve"> </w:delText>
+        </w:r>
+      </w:del>
+      <w:del w:id="524" w:author="PR Preview" w:date="2026-01-01T00:00:00Z">
+        <w:r>
+          <w:delText xml:space="preserve">the</w:delText>
+        </w:r>
+      </w:del>
+      <w:del w:id="525" w:author="PR Preview" w:date="2026-01-01T00:00:00Z">
+        <w:r>
+          <w:delText xml:space="preserve"> </w:delText>
+        </w:r>
+      </w:del>
+      <w:del w:id="526" w:author="PR Preview" w:date="2026-01-01T00:00:00Z">
+        <w:r>
+          <w:rPr>
+            <w:b/>
+            <w:bCs/>
+          </w:rPr>
+          <w:delText xml:space="preserve">Metropolis–Hastings algorithm</w:delText>
+        </w:r>
+      </w:del>
+      <w:del w:id="527" w:author="PR Preview" w:date="2026-01-01T00:00:00Z">
+        <w:r>
+          <w:delText xml:space="preserve"> </w:delText>
+        </w:r>
+      </w:del>
+      <w:del w:id="528" w:author="PR Preview" w:date="2026-01-01T00:00:00Z">
+        <w:r>
+          <w:delText xml:space="preserve">produces</w:delText>
+        </w:r>
+      </w:del>
+      <w:del w:id="529" w:author="PR Preview" w:date="2026-01-01T00:00:00Z">
+        <w:r>
+          <w:delText xml:space="preserve"> </w:delText>
+        </w:r>
+      </w:del>
       <m:oMath>
         <m:sSup>
           <m:e>
@@ -12971,15 +15045,21 @@
           </m:sup>
         </m:sSup>
       </m:oMath>
-      <w:r>
-        <w:t xml:space="preserve"> </w:t>
-      </w:r>
-      <w:r>
-        <w:t xml:space="preserve">from</w:t>
-      </w:r>
-      <w:r>
-        <w:t xml:space="preserve"> </w:t>
-      </w:r>
+      <w:del w:id="530" w:author="PR Preview" w:date="2026-01-01T00:00:00Z">
+        <w:r>
+          <w:delText xml:space="preserve"> </w:delText>
+        </w:r>
+      </w:del>
+      <w:del w:id="531" w:author="PR Preview" w:date="2026-01-01T00:00:00Z">
+        <w:r>
+          <w:delText xml:space="preserve">from</w:delText>
+        </w:r>
+      </w:del>
+      <w:del w:id="532" w:author="PR Preview" w:date="2026-01-01T00:00:00Z">
+        <w:r>
+          <w:delText xml:space="preserve"> </w:delText>
+        </w:r>
+      </w:del>
       <m:oMath>
         <m:sSup>
           <m:e>
@@ -13018,21 +15098,31 @@
           </m:sup>
         </m:sSup>
       </m:oMath>
-      <w:r>
-        <w:t xml:space="preserve"> </w:t>
-      </w:r>
-      <w:r>
-        <w:t xml:space="preserve">as follows</w:t>
-      </w:r>
-      <w:r>
-        <w:t xml:space="preserve"> </w:t>
-      </w:r>
-      <w:r>
-        <w:t xml:space="preserve">(Dobson and Barnett 2018, chap. 13, p. 291)</w:t>
-      </w:r>
-      <w:r>
-        <w:t xml:space="preserve">:</w:t>
-      </w:r>
+      <w:del w:id="533" w:author="PR Preview" w:date="2026-01-01T00:00:00Z">
+        <w:r>
+          <w:delText xml:space="preserve"> </w:delText>
+        </w:r>
+      </w:del>
+      <w:del w:id="534" w:author="PR Preview" w:date="2026-01-01T00:00:00Z">
+        <w:r>
+          <w:delText xml:space="preserve">as follows</w:delText>
+        </w:r>
+      </w:del>
+      <w:del w:id="535" w:author="PR Preview" w:date="2026-01-01T00:00:00Z">
+        <w:r>
+          <w:delText xml:space="preserve"> </w:delText>
+        </w:r>
+      </w:del>
+      <w:del w:id="536" w:author="PR Preview" w:date="2026-01-01T00:00:00Z">
+        <w:r>
+          <w:delText xml:space="preserve">(Dobson and Barnett 2018, chap. 13, p. 291)</w:delText>
+        </w:r>
+      </w:del>
+      <w:del w:id="537" w:author="PR Preview" w:date="2026-01-01T00:00:00Z">
+        <w:r>
+          <w:delText xml:space="preserve">:</w:delText>
+        </w:r>
+      </w:del>
     </w:p>
     <w:p>
       <w:pPr>
@@ -13042,12 +15132,16 @@
           <w:numId w:val="1001"/>
         </w:numPr>
       </w:pPr>
-      <w:r>
-        <w:t xml:space="preserve">Draw a candidate</w:t>
-      </w:r>
-      <w:r>
-        <w:t xml:space="preserve"> </w:t>
-      </w:r>
+      <w:del w:id="538" w:author="PR Preview" w:date="2026-01-01T00:00:00Z">
+        <w:r>
+          <w:delText xml:space="preserve">Draw a candidate</w:delText>
+        </w:r>
+      </w:del>
+      <w:del w:id="539" w:author="PR Preview" w:date="2026-01-01T00:00:00Z">
+        <w:r>
+          <w:delText xml:space="preserve"> </w:delText>
+        </w:r>
+      </w:del>
       <m:oMath>
         <m:sSup>
           <m:e>
@@ -13146,9 +15240,204 @@
           <m:t>)</m:t>
         </m:r>
       </m:oMath>
-      <w:r>
-        <w:t xml:space="preserve">.</w:t>
-      </w:r>
+      <w:del w:id="540" w:author="PR Preview" w:date="2026-01-01T00:00:00Z">
+        <w:r>
+          <w:delText xml:space="preserve">.</w:delText>
+        </w:r>
+      </w:del>
+    </w:p>
+    <w:p>
+      <w:pPr>
+        <w:pStyle w:val="BodyText"/>
+      </w:pPr>
+      <w:ins w:id="541" w:author="PR Preview" w:date="2026-01-01T00:00:00Z">
+        <w:r>
+          <w:rPr>
+            <w:b/>
+            <w:bCs/>
+          </w:rPr>
+          <w:t xml:space="preserve">Definition 8 (Metropolis–Hastings algorithm)</w:t>
+        </w:r>
+      </w:ins>
+      <w:ins w:id="542" w:author="PR Preview" w:date="2026-01-01T00:00:00Z">
+        <w:r>
+          <w:t xml:space="preserve"> </w:t>
+        </w:r>
+      </w:ins>
+      <w:ins w:id="543" w:author="PR Preview" w:date="2026-01-01T00:00:00Z">
+        <w:r>
+          <w:t xml:space="preserve">Given a target posterior</w:t>
+        </w:r>
+      </w:ins>
+      <w:ins w:id="544" w:author="PR Preview" w:date="2026-01-01T00:00:00Z">
+        <w:r>
+          <w:t xml:space="preserve"> </w:t>
+        </w:r>
+      </w:ins>
+      <w:ins w:id="545" w:author="PR Preview" w:date="2026-01-01T00:00:00Z">
+        <w:r>
+          <w:t xml:space="preserve">$\operatorname{p}(\mathord{\smash[b]{\underset{\raise.3ex\hbox{$\scriptstyle\sim$}}{\theta}}\vphantom{\theta}}\mid \mathord{\smash[b]{\underset{\raise.3ex\hbox{$\scriptstyle\sim$}}{y}}\vphantom{y}})$</w:t>
+        </w:r>
+      </w:ins>
+      <w:ins w:id="546" w:author="PR Preview" w:date="2026-01-01T00:00:00Z">
+        <w:r>
+          <w:t xml:space="preserve">,</w:t>
+        </w:r>
+      </w:ins>
+      <w:ins w:id="547" w:author="PR Preview" w:date="2026-01-01T00:00:00Z">
+        <w:r>
+          <w:t xml:space="preserve"> </w:t>
+        </w:r>
+      </w:ins>
+      <w:ins w:id="548" w:author="PR Preview" w:date="2026-01-01T00:00:00Z">
+        <w:r>
+          <w:t xml:space="preserve">a</w:t>
+        </w:r>
+      </w:ins>
+      <w:ins w:id="549" w:author="PR Preview" w:date="2026-01-01T00:00:00Z">
+        <w:r>
+          <w:t xml:space="preserve"> </w:t>
+        </w:r>
+      </w:ins>
+      <w:hyperlink w:anchor="def-proposal-distribution">
+        <w:ins w:id="550" w:author="PR Preview" w:date="2026-01-01T00:00:00Z">
+          <w:r>
+            <w:rPr>
+              <w:rStyle w:val="Hyperlink"/>
+            </w:rPr>
+            <w:t xml:space="preserve">proposal distribution</w:t>
+          </w:r>
+        </w:ins>
+      </w:hyperlink>
+      <w:ins w:id="551" w:author="PR Preview" w:date="2026-01-01T00:00:00Z">
+        <w:r>
+          <w:t xml:space="preserve"> </w:t>
+        </w:r>
+      </w:ins>
+      <w:ins w:id="552" w:author="PR Preview" w:date="2026-01-01T00:00:00Z">
+        <w:r>
+          <w:t xml:space="preserve">$q(\cdot \mid \mathord{\smash[b]{\underset{\raise.3ex\hbox{$\scriptstyle\sim$}}{\theta}}\vphantom{\theta}})$</w:t>
+        </w:r>
+      </w:ins>
+      <w:ins w:id="553" w:author="PR Preview" w:date="2026-01-01T00:00:00Z">
+        <w:r>
+          <w:t xml:space="preserve">,</w:t>
+        </w:r>
+      </w:ins>
+      <w:ins w:id="554" w:author="PR Preview" w:date="2026-01-01T00:00:00Z">
+        <w:r>
+          <w:t xml:space="preserve"> </w:t>
+        </w:r>
+      </w:ins>
+      <w:ins w:id="555" w:author="PR Preview" w:date="2026-01-01T00:00:00Z">
+        <w:r>
+          <w:t xml:space="preserve">and a starting value</w:t>
+        </w:r>
+      </w:ins>
+      <w:ins w:id="556" w:author="PR Preview" w:date="2026-01-01T00:00:00Z">
+        <w:r>
+          <w:t xml:space="preserve"> </w:t>
+        </w:r>
+      </w:ins>
+      <w:ins w:id="557" w:author="PR Preview" w:date="2026-01-01T00:00:00Z">
+        <w:r>
+          <w:t xml:space="preserve">$\mathord{\smash[b]{\underset{\raise.3ex\hbox{$\scriptstyle\sim$}}{\theta}}\vphantom{\theta}}^{(1)}$</w:t>
+        </w:r>
+      </w:ins>
+      <w:ins w:id="558" w:author="PR Preview" w:date="2026-01-01T00:00:00Z">
+        <w:r>
+          <w:t xml:space="preserve">,</w:t>
+        </w:r>
+      </w:ins>
+      <w:ins w:id="559" w:author="PR Preview" w:date="2026-01-01T00:00:00Z">
+        <w:r>
+          <w:t xml:space="preserve"> </w:t>
+        </w:r>
+      </w:ins>
+      <w:ins w:id="560" w:author="PR Preview" w:date="2026-01-01T00:00:00Z">
+        <w:r>
+          <w:t xml:space="preserve">the</w:t>
+        </w:r>
+      </w:ins>
+      <w:ins w:id="561" w:author="PR Preview" w:date="2026-01-01T00:00:00Z">
+        <w:r>
+          <w:t xml:space="preserve"> </w:t>
+        </w:r>
+      </w:ins>
+      <w:ins w:id="562" w:author="PR Preview" w:date="2026-01-01T00:00:00Z">
+        <w:r>
+          <w:rPr>
+            <w:b/>
+            <w:bCs/>
+          </w:rPr>
+          <w:t xml:space="preserve">Metropolis–Hastings algorithm</w:t>
+        </w:r>
+      </w:ins>
+      <w:ins w:id="563" w:author="PR Preview" w:date="2026-01-01T00:00:00Z">
+        <w:r>
+          <w:t xml:space="preserve"> </w:t>
+        </w:r>
+      </w:ins>
+      <w:ins w:id="564" w:author="PR Preview" w:date="2026-01-01T00:00:00Z">
+        <w:r>
+          <w:t xml:space="preserve">produces</w:t>
+        </w:r>
+      </w:ins>
+      <w:ins w:id="565" w:author="PR Preview" w:date="2026-01-01T00:00:00Z">
+        <w:r>
+          <w:t xml:space="preserve"> </w:t>
+        </w:r>
+      </w:ins>
+      <w:ins w:id="566" w:author="PR Preview" w:date="2026-01-01T00:00:00Z">
+        <w:r>
+          <w:t xml:space="preserve">$\mathord{\smash[b]{\underset{\raise.3ex\hbox{$\scriptstyle\sim$}}{\theta}}\vphantom{\theta}}^{(t+1)}$</w:t>
+        </w:r>
+      </w:ins>
+      <w:ins w:id="567" w:author="PR Preview" w:date="2026-01-01T00:00:00Z">
+        <w:r>
+          <w:t xml:space="preserve"> </w:t>
+        </w:r>
+      </w:ins>
+      <w:ins w:id="568" w:author="PR Preview" w:date="2026-01-01T00:00:00Z">
+        <w:r>
+          <w:t xml:space="preserve">from</w:t>
+        </w:r>
+      </w:ins>
+      <w:ins w:id="569" w:author="PR Preview" w:date="2026-01-01T00:00:00Z">
+        <w:r>
+          <w:t xml:space="preserve"> </w:t>
+        </w:r>
+      </w:ins>
+      <w:ins w:id="570" w:author="PR Preview" w:date="2026-01-01T00:00:00Z">
+        <w:r>
+          <w:t xml:space="preserve">$\mathord{\smash[b]{\underset{\raise.3ex\hbox{$\scriptstyle\sim$}}{\theta}}\vphantom{\theta}}^{(t)}$</w:t>
+        </w:r>
+      </w:ins>
+      <w:ins w:id="571" w:author="PR Preview" w:date="2026-01-01T00:00:00Z">
+        <w:r>
+          <w:t xml:space="preserve"> </w:t>
+        </w:r>
+      </w:ins>
+      <w:ins w:id="572" w:author="PR Preview" w:date="2026-01-01T00:00:00Z">
+        <w:r>
+          <w:t xml:space="preserve">as follows</w:t>
+        </w:r>
+      </w:ins>
+      <w:ins w:id="573" w:author="PR Preview" w:date="2026-01-01T00:00:00Z">
+        <w:r>
+          <w:t xml:space="preserve"> </w:t>
+        </w:r>
+      </w:ins>
+      <w:ins w:id="574" w:author="PR Preview" w:date="2026-01-01T00:00:00Z">
+        <w:r>
+          <w:t xml:space="preserve">(Dobson and Barnett 2018, chap. 13, p. 291)</w:t>
+        </w:r>
+      </w:ins>
+      <w:ins w:id="575" w:author="PR Preview" w:date="2026-01-01T00:00:00Z">
+        <w:r>
+          <w:t xml:space="preserve">:</w:t>
+        </w:r>
+      </w:ins>
     </w:p>
     <w:p>
       <w:pPr>
@@ -13158,31 +15447,26 @@
           <w:numId w:val="1001"/>
         </w:numPr>
       </w:pPr>
-      <w:r>
-        <w:t xml:space="preserve">Compute the</w:t>
-      </w:r>
-      <w:r>
-        <w:t xml:space="preserve"> </w:t>
-      </w:r>
-      <w:hyperlink w:anchor="def-acceptance-ratio">
-        <w:r>
-          <w:rPr>
-            <w:rStyle w:val="Hyperlink"/>
-          </w:rPr>
-          <w:t xml:space="preserve">acceptance ratio</w:t>
-        </w:r>
-      </w:hyperlink>
-      <w:r>
-        <w:t xml:space="preserve"> </w:t>
-      </w:r>
-      <m:oMath>
-        <m:r>
-          <m:t>α</m:t>
-        </m:r>
-      </m:oMath>
-      <w:r>
-        <w:t xml:space="preserve">.</w:t>
-      </w:r>
+      <w:ins w:id="576" w:author="PR Preview" w:date="2026-01-01T00:00:00Z">
+        <w:r>
+          <w:t xml:space="preserve">Draw a candidate</w:t>
+        </w:r>
+      </w:ins>
+      <w:ins w:id="577" w:author="PR Preview" w:date="2026-01-01T00:00:00Z">
+        <w:r>
+          <w:t xml:space="preserve"> </w:t>
+        </w:r>
+      </w:ins>
+      <w:ins w:id="578" w:author="PR Preview" w:date="2026-01-01T00:00:00Z">
+        <w:r>
+          <w:t xml:space="preserve">$\mathord{\smash[b]{\underset{\raise.3ex\hbox{$\scriptstyle\sim$}}{\theta}}\vphantom{\theta}}^* \sim q(\cdot \mid \mathord{\smash[b]{\underset{\raise.3ex\hbox{$\scriptstyle\sim$}}{\theta}}\vphantom{\theta}}^{(t)})$</w:t>
+        </w:r>
+      </w:ins>
+      <w:ins w:id="579" w:author="PR Preview" w:date="2026-01-01T00:00:00Z">
+        <w:r>
+          <w:t xml:space="preserve">.</w:t>
+        </w:r>
+      </w:ins>
     </w:p>
     <w:p>
       <w:pPr>
@@ -13193,11 +15477,49 @@
         </w:numPr>
       </w:pPr>
       <w:r>
-        <w:t xml:space="preserve">With probability</w:t>
-      </w:r>
-      <w:r>
-        <w:t xml:space="preserve"> </w:t>
-      </w:r>
+        <w:t xml:space="preserve">Compute the</w:t>
+      </w:r>
+      <w:r>
+        <w:t xml:space="preserve"> </w:t>
+      </w:r>
+      <w:hyperlink w:anchor="def-acceptance-ratio">
+        <w:r>
+          <w:rPr>
+            <w:rStyle w:val="Hyperlink"/>
+          </w:rPr>
+          <w:t xml:space="preserve">acceptance ratio</w:t>
+        </w:r>
+      </w:hyperlink>
+      <w:r>
+        <w:t xml:space="preserve"> </w:t>
+      </w:r>
+      <m:oMath>
+        <m:r>
+          <m:t>α</m:t>
+        </m:r>
+      </m:oMath>
+      <w:r>
+        <w:t xml:space="preserve">.</w:t>
+      </w:r>
+    </w:p>
+    <w:p>
+      <w:pPr>
+        <w:pStyle w:val="Compact"/>
+        <w:numPr>
+          <w:ilvl w:val="0"/>
+          <w:numId w:val="1001"/>
+        </w:numPr>
+      </w:pPr>
+      <w:del w:id="580" w:author="PR Preview" w:date="2026-01-01T00:00:00Z">
+        <w:r>
+          <w:delText xml:space="preserve">With probability</w:delText>
+        </w:r>
+      </w:del>
+      <w:del w:id="581" w:author="PR Preview" w:date="2026-01-01T00:00:00Z">
+        <w:r>
+          <w:delText xml:space="preserve"> </w:delText>
+        </w:r>
+      </w:del>
       <m:oMath>
         <m:r>
           <m:rPr>
@@ -13230,12 +15552,16 @@
           <m:t>)</m:t>
         </m:r>
       </m:oMath>
-      <w:r>
-        <w:t xml:space="preserve">, set</w:t>
-      </w:r>
-      <w:r>
-        <w:t xml:space="preserve"> </w:t>
-      </w:r>
+      <w:del w:id="582" w:author="PR Preview" w:date="2026-01-01T00:00:00Z">
+        <w:r>
+          <w:delText xml:space="preserve">, set</w:delText>
+        </w:r>
+      </w:del>
+      <w:del w:id="583" w:author="PR Preview" w:date="2026-01-01T00:00:00Z">
+        <w:r>
+          <w:delText xml:space="preserve"> </w:delText>
+        </w:r>
+      </w:del>
       <m:oMath>
         <m:sSup>
           <m:e>
@@ -13316,21 +15642,31 @@
           </m:sup>
         </m:sSup>
       </m:oMath>
-      <w:r>
-        <w:t xml:space="preserve"> </w:t>
-      </w:r>
-      <w:r>
-        <w:t xml:space="preserve">(accept the candidate);</w:t>
-      </w:r>
-      <w:r>
-        <w:t xml:space="preserve"> </w:t>
-      </w:r>
-      <w:r>
-        <w:t xml:space="preserve">otherwise set</w:t>
-      </w:r>
-      <w:r>
-        <w:t xml:space="preserve"> </w:t>
-      </w:r>
+      <w:del w:id="584" w:author="PR Preview" w:date="2026-01-01T00:00:00Z">
+        <w:r>
+          <w:delText xml:space="preserve"> </w:delText>
+        </w:r>
+      </w:del>
+      <w:del w:id="585" w:author="PR Preview" w:date="2026-01-01T00:00:00Z">
+        <w:r>
+          <w:delText xml:space="preserve">(accept the candidate);</w:delText>
+        </w:r>
+      </w:del>
+      <w:del w:id="586" w:author="PR Preview" w:date="2026-01-01T00:00:00Z">
+        <w:r>
+          <w:delText xml:space="preserve"> </w:delText>
+        </w:r>
+      </w:del>
+      <w:del w:id="587" w:author="PR Preview" w:date="2026-01-01T00:00:00Z">
+        <w:r>
+          <w:delText xml:space="preserve">otherwise set</w:delText>
+        </w:r>
+      </w:del>
+      <w:del w:id="588" w:author="PR Preview" w:date="2026-01-01T00:00:00Z">
+        <w:r>
+          <w:delText xml:space="preserve"> </w:delText>
+        </w:r>
+      </w:del>
       <m:oMath>
         <m:sSup>
           <m:e>
@@ -13420,38 +15756,51 @@
           </m:sup>
         </m:sSup>
       </m:oMath>
-      <w:r>
-        <w:t xml:space="preserve"> </w:t>
-      </w:r>
-      <w:r>
-        <w:t xml:space="preserve">(reject it).</w:t>
-      </w:r>
+      <w:del w:id="589" w:author="PR Preview" w:date="2026-01-01T00:00:00Z">
+        <w:r>
+          <w:delText xml:space="preserve"> </w:delText>
+        </w:r>
+      </w:del>
+      <w:del w:id="590" w:author="PR Preview" w:date="2026-01-01T00:00:00Z">
+        <w:r>
+          <w:delText xml:space="preserve">(reject it).</w:delText>
+        </w:r>
+      </w:del>
     </w:p>
-    <w:bookmarkEnd w:id="44"/>
     <w:p>
       <w:pPr>
         <w:pStyle w:val="FirstParagraph"/>
       </w:pPr>
-      <w:r>
-        <w:t xml:space="preserve">The first factor of</w:t>
-      </w:r>
-      <w:r>
-        <w:t xml:space="preserve"> </w:t>
-      </w:r>
+      <w:del w:id="591" w:author="PR Preview" w:date="2026-01-01T00:00:00Z">
+        <w:r>
+          <w:delText xml:space="preserve">The first factor of</w:delText>
+        </w:r>
+      </w:del>
+      <w:del w:id="592" w:author="PR Preview" w:date="2026-01-01T00:00:00Z">
+        <w:r>
+          <w:delText xml:space="preserve"> </w:delText>
+        </w:r>
+      </w:del>
       <m:oMath>
         <m:r>
           <m:t>α</m:t>
         </m:r>
       </m:oMath>
-      <w:r>
-        <w:t xml:space="preserve"> </w:t>
-      </w:r>
-      <w:r>
-        <w:t xml:space="preserve">is the ratio</w:t>
-      </w:r>
-      <w:r>
-        <w:t xml:space="preserve"> </w:t>
-      </w:r>
+      <w:del w:id="593" w:author="PR Preview" w:date="2026-01-01T00:00:00Z">
+        <w:r>
+          <w:delText xml:space="preserve"> </w:delText>
+        </w:r>
+      </w:del>
+      <w:del w:id="594" w:author="PR Preview" w:date="2026-01-01T00:00:00Z">
+        <w:r>
+          <w:delText xml:space="preserve">is the ratio</w:delText>
+        </w:r>
+      </w:del>
+      <w:del w:id="595" w:author="PR Preview" w:date="2026-01-01T00:00:00Z">
+        <w:r>
+          <w:delText xml:space="preserve"> </w:delText>
+        </w:r>
+      </w:del>
       <m:oMath>
         <m:r>
           <m:rPr>
@@ -13601,15 +15950,21 @@
           <m:t>)</m:t>
         </m:r>
       </m:oMath>
-      <w:r>
-        <w:t xml:space="preserve"> </w:t>
-      </w:r>
-      <w:r>
-        <w:t xml:space="preserve">with the normalizing constant</w:t>
-      </w:r>
-      <w:r>
-        <w:t xml:space="preserve"> </w:t>
-      </w:r>
+      <w:del w:id="596" w:author="PR Preview" w:date="2026-01-01T00:00:00Z">
+        <w:r>
+          <w:delText xml:space="preserve"> </w:delText>
+        </w:r>
+      </w:del>
+      <w:del w:id="597" w:author="PR Preview" w:date="2026-01-01T00:00:00Z">
+        <w:r>
+          <w:delText xml:space="preserve">with the normalizing constant</w:delText>
+        </w:r>
+      </w:del>
+      <w:del w:id="598" w:author="PR Preview" w:date="2026-01-01T00:00:00Z">
+        <w:r>
+          <w:delText xml:space="preserve"> </w:delText>
+        </w:r>
+      </w:del>
       <m:oMath>
         <m:r>
           <m:rPr>
@@ -13645,64 +16000,96 @@
           <m:t>)</m:t>
         </m:r>
       </m:oMath>
-      <w:r>
-        <w:t xml:space="preserve"> </w:t>
-      </w:r>
-      <w:r>
-        <w:t xml:space="preserve">canceled</w:t>
-      </w:r>
-      <w:r>
-        <w:t xml:space="preserve"> </w:t>
-      </w:r>
-      <w:r>
-        <w:t xml:space="preserve">(</w:t>
-      </w:r>
+      <w:del w:id="599" w:author="PR Preview" w:date="2026-01-01T00:00:00Z">
+        <w:r>
+          <w:delText xml:space="preserve"> </w:delText>
+        </w:r>
+      </w:del>
+      <w:del w:id="600" w:author="PR Preview" w:date="2026-01-01T00:00:00Z">
+        <w:r>
+          <w:delText xml:space="preserve">canceled</w:delText>
+        </w:r>
+      </w:del>
+      <w:del w:id="601" w:author="PR Preview" w:date="2026-01-01T00:00:00Z">
+        <w:r>
+          <w:delText xml:space="preserve"> </w:delText>
+        </w:r>
+      </w:del>
+      <w:del w:id="602" w:author="PR Preview" w:date="2026-01-01T00:00:00Z">
+        <w:r>
+          <w:delText xml:space="preserve">(</w:delText>
+        </w:r>
+      </w:del>
       <w:hyperlink r:id="rId45">
-        <w:r>
-          <w:rPr>
-            <w:rStyle w:val="Hyperlink"/>
-          </w:rPr>
-          <w:t xml:space="preserve">the posterior equation</w:t>
-        </w:r>
+        <w:del w:id="603" w:author="PR Preview" w:date="2026-01-01T00:00:00Z">
+          <w:r>
+            <w:rPr>
+              <w:rStyle w:val="Hyperlink"/>
+            </w:rPr>
+            <w:delText xml:space="preserve">the posterior equation</w:delText>
+          </w:r>
+        </w:del>
       </w:hyperlink>
-      <w:r>
-        <w:t xml:space="preserve">),</w:t>
-      </w:r>
-      <w:r>
-        <w:t xml:space="preserve"> </w:t>
-      </w:r>
-      <w:r>
-        <w:t xml:space="preserve">so the algorithm needs only the unnormalized posterior.</w:t>
-      </w:r>
-      <w:r>
-        <w:t xml:space="preserve"> </w:t>
-      </w:r>
-      <w:r>
-        <w:t xml:space="preserve">When the proposal is</w:t>
-      </w:r>
-      <w:r>
-        <w:t xml:space="preserve"> </w:t>
-      </w:r>
+      <w:del w:id="604" w:author="PR Preview" w:date="2026-01-01T00:00:00Z">
+        <w:r>
+          <w:delText xml:space="preserve">),</w:delText>
+        </w:r>
+      </w:del>
+      <w:del w:id="605" w:author="PR Preview" w:date="2026-01-01T00:00:00Z">
+        <w:r>
+          <w:delText xml:space="preserve"> </w:delText>
+        </w:r>
+      </w:del>
+      <w:del w:id="606" w:author="PR Preview" w:date="2026-01-01T00:00:00Z">
+        <w:r>
+          <w:delText xml:space="preserve">so the algorithm needs only the unnormalized posterior.</w:delText>
+        </w:r>
+      </w:del>
+      <w:del w:id="607" w:author="PR Preview" w:date="2026-01-01T00:00:00Z">
+        <w:r>
+          <w:delText xml:space="preserve"> </w:delText>
+        </w:r>
+      </w:del>
+      <w:del w:id="608" w:author="PR Preview" w:date="2026-01-01T00:00:00Z">
+        <w:r>
+          <w:delText xml:space="preserve">When the proposal is</w:delText>
+        </w:r>
+      </w:del>
+      <w:del w:id="609" w:author="PR Preview" w:date="2026-01-01T00:00:00Z">
+        <w:r>
+          <w:delText xml:space="preserve"> </w:delText>
+        </w:r>
+      </w:del>
       <w:hyperlink w:anchor="def-symmetric-proposal">
-        <w:r>
-          <w:rPr>
-            <w:rStyle w:val="Hyperlink"/>
-          </w:rPr>
-          <w:t xml:space="preserve">symmetric</w:t>
-        </w:r>
+        <w:del w:id="610" w:author="PR Preview" w:date="2026-01-01T00:00:00Z">
+          <w:r>
+            <w:rPr>
+              <w:rStyle w:val="Hyperlink"/>
+            </w:rPr>
+            <w:delText xml:space="preserve">symmetric</w:delText>
+          </w:r>
+        </w:del>
       </w:hyperlink>
-      <w:r>
-        <w:t xml:space="preserve">,</w:t>
-      </w:r>
-      <w:r>
-        <w:t xml:space="preserve"> </w:t>
-      </w:r>
-      <w:r>
-        <w:t xml:space="preserve">as for a random walk</w:t>
-      </w:r>
-      <w:r>
-        <w:t xml:space="preserve"> </w:t>
-      </w:r>
+      <w:del w:id="611" w:author="PR Preview" w:date="2026-01-01T00:00:00Z">
+        <w:r>
+          <w:delText xml:space="preserve">,</w:delText>
+        </w:r>
+      </w:del>
+      <w:del w:id="612" w:author="PR Preview" w:date="2026-01-01T00:00:00Z">
+        <w:r>
+          <w:delText xml:space="preserve"> </w:delText>
+        </w:r>
+      </w:del>
+      <w:del w:id="613" w:author="PR Preview" w:date="2026-01-01T00:00:00Z">
+        <w:r>
+          <w:delText xml:space="preserve">as for a random walk</w:delText>
+        </w:r>
+      </w:del>
+      <w:del w:id="614" w:author="PR Preview" w:date="2026-01-01T00:00:00Z">
+        <w:r>
+          <w:delText xml:space="preserve"> </w:delText>
+        </w:r>
+      </w:del>
       <m:oMath>
         <m:sSup>
           <m:e>
@@ -13783,70 +16170,468 @@
           <m:t>ε</m:t>
         </m:r>
       </m:oMath>
-      <w:r>
-        <w:t xml:space="preserve"> </w:t>
-      </w:r>
-      <w:r>
-        <w:t xml:space="preserve">with</w:t>
-      </w:r>
-      <w:r>
-        <w:t xml:space="preserve"> </w:t>
-      </w:r>
+      <w:del w:id="615" w:author="PR Preview" w:date="2026-01-01T00:00:00Z">
+        <w:r>
+          <w:delText xml:space="preserve"> </w:delText>
+        </w:r>
+      </w:del>
+      <w:del w:id="616" w:author="PR Preview" w:date="2026-01-01T00:00:00Z">
+        <w:r>
+          <w:delText xml:space="preserve">with</w:delText>
+        </w:r>
+      </w:del>
+      <w:del w:id="617" w:author="PR Preview" w:date="2026-01-01T00:00:00Z">
+        <w:r>
+          <w:delText xml:space="preserve"> </w:delText>
+        </w:r>
+      </w:del>
       <m:oMath>
         <m:r>
           <m:t>ε</m:t>
         </m:r>
       </m:oMath>
-      <w:r>
-        <w:t xml:space="preserve"> </w:t>
-      </w:r>
-      <w:r>
-        <w:t xml:space="preserve">drawn from a distribution symmetric about 0,</w:t>
-      </w:r>
-      <w:r>
-        <w:t xml:space="preserve"> </w:t>
-      </w:r>
-      <w:r>
-        <w:t xml:space="preserve">the second factor equals 1.</w:t>
-      </w:r>
-      <w:r>
-        <w:t xml:space="preserve"> </w:t>
-      </w:r>
-      <w:r>
-        <w:t xml:space="preserve">Provided the proposal can reach every region where the posterior is positive,</w:t>
-      </w:r>
-      <w:r>
-        <w:t xml:space="preserve"> </w:t>
-      </w:r>
-      <w:r>
-        <w:t xml:space="preserve">the resulting chain is a</w:t>
-      </w:r>
-      <w:r>
-        <w:t xml:space="preserve"> </w:t>
-      </w:r>
+      <w:del w:id="618" w:author="PR Preview" w:date="2026-01-01T00:00:00Z">
+        <w:r>
+          <w:delText xml:space="preserve"> </w:delText>
+        </w:r>
+      </w:del>
+      <w:del w:id="619" w:author="PR Preview" w:date="2026-01-01T00:00:00Z">
+        <w:r>
+          <w:delText xml:space="preserve">drawn from a distribution symmetric about 0,</w:delText>
+        </w:r>
+      </w:del>
+      <w:del w:id="620" w:author="PR Preview" w:date="2026-01-01T00:00:00Z">
+        <w:r>
+          <w:delText xml:space="preserve"> </w:delText>
+        </w:r>
+      </w:del>
+      <w:del w:id="621" w:author="PR Preview" w:date="2026-01-01T00:00:00Z">
+        <w:r>
+          <w:delText xml:space="preserve">the second factor equals 1.</w:delText>
+        </w:r>
+      </w:del>
+      <w:del w:id="622" w:author="PR Preview" w:date="2026-01-01T00:00:00Z">
+        <w:r>
+          <w:delText xml:space="preserve"> </w:delText>
+        </w:r>
+      </w:del>
+      <w:del w:id="623" w:author="PR Preview" w:date="2026-01-01T00:00:00Z">
+        <w:r>
+          <w:delText xml:space="preserve">Provided the proposal can reach every region where the posterior is positive,</w:delText>
+        </w:r>
+      </w:del>
+      <w:del w:id="624" w:author="PR Preview" w:date="2026-01-01T00:00:00Z">
+        <w:r>
+          <w:delText xml:space="preserve"> </w:delText>
+        </w:r>
+      </w:del>
+      <w:del w:id="625" w:author="PR Preview" w:date="2026-01-01T00:00:00Z">
+        <w:r>
+          <w:delText xml:space="preserve">the resulting chain is a</w:delText>
+        </w:r>
+      </w:del>
+      <w:del w:id="626" w:author="PR Preview" w:date="2026-01-01T00:00:00Z">
+        <w:r>
+          <w:delText xml:space="preserve"> </w:delText>
+        </w:r>
+      </w:del>
       <w:hyperlink w:anchor="def-markov-chain">
-        <w:r>
-          <w:rPr>
-            <w:rStyle w:val="Hyperlink"/>
-          </w:rPr>
-          <w:t xml:space="preserve">Markov chain</w:t>
-        </w:r>
+        <w:del w:id="627" w:author="PR Preview" w:date="2026-01-01T00:00:00Z">
+          <w:r>
+            <w:rPr>
+              <w:rStyle w:val="Hyperlink"/>
+            </w:rPr>
+            <w:delText xml:space="preserve">Markov chain</w:delText>
+          </w:r>
+        </w:del>
       </w:hyperlink>
-      <w:r>
-        <w:t xml:space="preserve"> </w:t>
-      </w:r>
-      <w:r>
-        <w:t xml:space="preserve">whose stationary distribution is the posterior</w:t>
-      </w:r>
-      <w:r>
-        <w:t xml:space="preserve"> </w:t>
-      </w:r>
-      <w:r>
-        <w:t xml:space="preserve">(Gelman et al. 2013, sec. 11.2, pp. 279-280; Robert and Casella 2004, sec. 7.3.1, Theorem 7.2, p. 272)</w:t>
-      </w:r>
-      <w:r>
-        <w:t xml:space="preserve">.</w:t>
-      </w:r>
+      <w:del w:id="628" w:author="PR Preview" w:date="2026-01-01T00:00:00Z">
+        <w:r>
+          <w:delText xml:space="preserve"> </w:delText>
+        </w:r>
+      </w:del>
+      <w:del w:id="629" w:author="PR Preview" w:date="2026-01-01T00:00:00Z">
+        <w:r>
+          <w:delText xml:space="preserve">whose stationary distribution is the posterior</w:delText>
+        </w:r>
+      </w:del>
+      <w:del w:id="630" w:author="PR Preview" w:date="2026-01-01T00:00:00Z">
+        <w:r>
+          <w:delText xml:space="preserve"> </w:delText>
+        </w:r>
+      </w:del>
+      <w:del w:id="631" w:author="PR Preview" w:date="2026-01-01T00:00:00Z">
+        <w:r>
+          <w:delText xml:space="preserve">(Gelman et al. 2013, sec. 11.2, pp. 279-280; Robert and Casella 2004, sec. 7.3.1, Theorem 7.2, p. 272)</w:delText>
+        </w:r>
+      </w:del>
+      <w:del w:id="632" w:author="PR Preview" w:date="2026-01-01T00:00:00Z">
+        <w:r>
+          <w:delText xml:space="preserve">.</w:delText>
+        </w:r>
+      </w:del>
+    </w:p>
+    <w:p>
+      <w:pPr>
+        <w:pStyle w:val="Compact"/>
+        <w:numPr>
+          <w:ilvl w:val="0"/>
+          <w:numId w:val="1001"/>
+        </w:numPr>
+      </w:pPr>
+      <w:ins w:id="633" w:author="PR Preview" w:date="2026-01-01T00:00:00Z">
+        <w:r>
+          <w:t xml:space="preserve">With probability</w:t>
+        </w:r>
+      </w:ins>
+      <w:ins w:id="634" w:author="PR Preview" w:date="2026-01-01T00:00:00Z">
+        <w:r>
+          <w:t xml:space="preserve"> </w:t>
+        </w:r>
+      </w:ins>
+      <m:oMath>
+        <m:r>
+          <m:rPr>
+            <m:sty m:val="p"/>
+          </m:rPr>
+          <m:t>min</m:t>
+        </m:r>
+        <m:r>
+          <m:rPr>
+            <m:sty m:val="p"/>
+          </m:rPr>
+          <m:t>(</m:t>
+        </m:r>
+        <m:r>
+          <m:t>1</m:t>
+        </m:r>
+        <m:r>
+          <m:rPr>
+            <m:sty m:val="p"/>
+          </m:rPr>
+          <m:t>,</m:t>
+        </m:r>
+        <m:r>
+          <m:t>α</m:t>
+        </m:r>
+        <m:r>
+          <m:rPr>
+            <m:sty m:val="p"/>
+          </m:rPr>
+          <m:t>)</m:t>
+        </m:r>
+      </m:oMath>
+      <w:ins w:id="635" w:author="PR Preview" w:date="2026-01-01T00:00:00Z">
+        <w:r>
+          <w:t xml:space="preserve">, set</w:t>
+        </w:r>
+      </w:ins>
+      <w:ins w:id="636" w:author="PR Preview" w:date="2026-01-01T00:00:00Z">
+        <w:r>
+          <w:t xml:space="preserve"> </w:t>
+        </w:r>
+      </w:ins>
+      <w:ins w:id="637" w:author="PR Preview" w:date="2026-01-01T00:00:00Z">
+        <w:r>
+          <w:t xml:space="preserve">$\mathord{\smash[b]{\underset{\raise.3ex\hbox{$\scriptstyle\sim$}}{\theta}}\vphantom{\theta}}^{(t+1)} = \mathord{\smash[b]{\underset{\raise.3ex\hbox{$\scriptstyle\sim$}}{\theta}}\vphantom{\theta}}^*$</w:t>
+        </w:r>
+      </w:ins>
+      <w:ins w:id="638" w:author="PR Preview" w:date="2026-01-01T00:00:00Z">
+        <w:r>
+          <w:t xml:space="preserve"> </w:t>
+        </w:r>
+      </w:ins>
+      <w:ins w:id="639" w:author="PR Preview" w:date="2026-01-01T00:00:00Z">
+        <w:r>
+          <w:t xml:space="preserve">(accept the candidate);</w:t>
+        </w:r>
+      </w:ins>
+      <w:ins w:id="640" w:author="PR Preview" w:date="2026-01-01T00:00:00Z">
+        <w:r>
+          <w:t xml:space="preserve"> </w:t>
+        </w:r>
+      </w:ins>
+      <w:ins w:id="641" w:author="PR Preview" w:date="2026-01-01T00:00:00Z">
+        <w:r>
+          <w:t xml:space="preserve">otherwise set</w:t>
+        </w:r>
+      </w:ins>
+      <w:ins w:id="642" w:author="PR Preview" w:date="2026-01-01T00:00:00Z">
+        <w:r>
+          <w:t xml:space="preserve"> </w:t>
+        </w:r>
+      </w:ins>
+      <w:ins w:id="643" w:author="PR Preview" w:date="2026-01-01T00:00:00Z">
+        <w:r>
+          <w:t xml:space="preserve">$\mathord{\smash[b]{\underset{\raise.3ex\hbox{$\scriptstyle\sim$}}{\theta}}\vphantom{\theta}}^{(t+1)} = \mathord{\smash[b]{\underset{\raise.3ex\hbox{$\scriptstyle\sim$}}{\theta}}\vphantom{\theta}}^{(t)}$</w:t>
+        </w:r>
+      </w:ins>
+      <w:ins w:id="644" w:author="PR Preview" w:date="2026-01-01T00:00:00Z">
+        <w:r>
+          <w:t xml:space="preserve"> </w:t>
+        </w:r>
+      </w:ins>
+      <w:ins w:id="645" w:author="PR Preview" w:date="2026-01-01T00:00:00Z">
+        <w:r>
+          <w:t xml:space="preserve">(reject it).</w:t>
+        </w:r>
+      </w:ins>
+    </w:p>
+    <w:bookmarkEnd w:id="44"/>
+    <w:p>
+      <w:pPr>
+        <w:pStyle w:val="FirstParagraph"/>
+      </w:pPr>
+      <w:ins w:id="646" w:author="PR Preview" w:date="2026-01-01T00:00:00Z">
+        <w:r>
+          <w:t xml:space="preserve">The first factor of</w:t>
+        </w:r>
+      </w:ins>
+      <w:ins w:id="647" w:author="PR Preview" w:date="2026-01-01T00:00:00Z">
+        <w:r>
+          <w:t xml:space="preserve"> </w:t>
+        </w:r>
+      </w:ins>
+      <m:oMath>
+        <m:r>
+          <m:t>α</m:t>
+        </m:r>
+      </m:oMath>
+      <w:ins w:id="648" w:author="PR Preview" w:date="2026-01-01T00:00:00Z">
+        <w:r>
+          <w:t xml:space="preserve"> </w:t>
+        </w:r>
+      </w:ins>
+      <w:ins w:id="649" w:author="PR Preview" w:date="2026-01-01T00:00:00Z">
+        <w:r>
+          <w:t xml:space="preserve">is the ratio</w:t>
+        </w:r>
+      </w:ins>
+      <w:ins w:id="650" w:author="PR Preview" w:date="2026-01-01T00:00:00Z">
+        <w:r>
+          <w:t xml:space="preserve"> </w:t>
+        </w:r>
+      </w:ins>
+      <w:ins w:id="651" w:author="PR Preview" w:date="2026-01-01T00:00:00Z">
+        <w:r>
+          <w:t xml:space="preserve">$\operatorname{p}(\mathord{\smash[b]{\underset{\raise.3ex\hbox{$\scriptstyle\sim$}}{\theta}}\vphantom{\theta}}^* \mid \mathord{\smash[b]{\underset{\raise.3ex\hbox{$\scriptstyle\sim$}}{y}}\vphantom{y}}) / \operatorname{p}(\mathord{\smash[b]{\underset{\raise.3ex\hbox{$\scriptstyle\sim$}}{\theta}}\vphantom{\theta}}^{(t)} \mid \mathord{\smash[b]{\underset{\raise.3ex\hbox{$\scriptstyle\sim$}}{y}}\vphantom{y}})$</w:t>
+        </w:r>
+      </w:ins>
+      <w:ins w:id="652" w:author="PR Preview" w:date="2026-01-01T00:00:00Z">
+        <w:r>
+          <w:t xml:space="preserve"> </w:t>
+        </w:r>
+      </w:ins>
+      <w:ins w:id="653" w:author="PR Preview" w:date="2026-01-01T00:00:00Z">
+        <w:r>
+          <w:t xml:space="preserve">with the normalizing constant</w:t>
+        </w:r>
+      </w:ins>
+      <w:ins w:id="654" w:author="PR Preview" w:date="2026-01-01T00:00:00Z">
+        <w:r>
+          <w:t xml:space="preserve"> </w:t>
+        </w:r>
+      </w:ins>
+      <w:ins w:id="655" w:author="PR Preview" w:date="2026-01-01T00:00:00Z">
+        <w:r>
+          <w:t xml:space="preserve">$\operatorname{p}(\mathord{\smash[b]{\underset{\raise.3ex\hbox{$\scriptstyle\sim$}}{y}}\vphantom{y}})$</w:t>
+        </w:r>
+      </w:ins>
+      <w:ins w:id="656" w:author="PR Preview" w:date="2026-01-01T00:00:00Z">
+        <w:r>
+          <w:t xml:space="preserve"> </w:t>
+        </w:r>
+      </w:ins>
+      <w:ins w:id="657" w:author="PR Preview" w:date="2026-01-01T00:00:00Z">
+        <w:r>
+          <w:t xml:space="preserve">canceled</w:t>
+        </w:r>
+      </w:ins>
+      <w:ins w:id="658" w:author="PR Preview" w:date="2026-01-01T00:00:00Z">
+        <w:r>
+          <w:t xml:space="preserve"> </w:t>
+        </w:r>
+      </w:ins>
+      <w:ins w:id="659" w:author="PR Preview" w:date="2026-01-01T00:00:00Z">
+        <w:r>
+          <w:t xml:space="preserve">(</w:t>
+        </w:r>
+      </w:ins>
+      <w:hyperlink r:id="rId45">
+        <w:ins w:id="660" w:author="PR Preview" w:date="2026-01-01T00:00:00Z">
+          <w:r>
+            <w:rPr>
+              <w:rStyle w:val="Hyperlink"/>
+            </w:rPr>
+            <w:t xml:space="preserve">the posterior equation</w:t>
+          </w:r>
+        </w:ins>
+      </w:hyperlink>
+      <w:ins w:id="661" w:author="PR Preview" w:date="2026-01-01T00:00:00Z">
+        <w:r>
+          <w:t xml:space="preserve">),</w:t>
+        </w:r>
+      </w:ins>
+      <w:ins w:id="662" w:author="PR Preview" w:date="2026-01-01T00:00:00Z">
+        <w:r>
+          <w:t xml:space="preserve"> </w:t>
+        </w:r>
+      </w:ins>
+      <w:ins w:id="663" w:author="PR Preview" w:date="2026-01-01T00:00:00Z">
+        <w:r>
+          <w:t xml:space="preserve">so the algorithm needs only the unnormalized posterior.</w:t>
+        </w:r>
+      </w:ins>
+      <w:ins w:id="664" w:author="PR Preview" w:date="2026-01-01T00:00:00Z">
+        <w:r>
+          <w:t xml:space="preserve"> </w:t>
+        </w:r>
+      </w:ins>
+      <w:ins w:id="665" w:author="PR Preview" w:date="2026-01-01T00:00:00Z">
+        <w:r>
+          <w:t xml:space="preserve">When the proposal is</w:t>
+        </w:r>
+      </w:ins>
+      <w:ins w:id="666" w:author="PR Preview" w:date="2026-01-01T00:00:00Z">
+        <w:r>
+          <w:t xml:space="preserve"> </w:t>
+        </w:r>
+      </w:ins>
+      <w:hyperlink w:anchor="def-symmetric-proposal">
+        <w:ins w:id="667" w:author="PR Preview" w:date="2026-01-01T00:00:00Z">
+          <w:r>
+            <w:rPr>
+              <w:rStyle w:val="Hyperlink"/>
+            </w:rPr>
+            <w:t xml:space="preserve">symmetric</w:t>
+          </w:r>
+        </w:ins>
+      </w:hyperlink>
+      <w:ins w:id="668" w:author="PR Preview" w:date="2026-01-01T00:00:00Z">
+        <w:r>
+          <w:t xml:space="preserve">,</w:t>
+        </w:r>
+      </w:ins>
+      <w:ins w:id="669" w:author="PR Preview" w:date="2026-01-01T00:00:00Z">
+        <w:r>
+          <w:t xml:space="preserve"> </w:t>
+        </w:r>
+      </w:ins>
+      <w:ins w:id="670" w:author="PR Preview" w:date="2026-01-01T00:00:00Z">
+        <w:r>
+          <w:t xml:space="preserve">as for a random walk</w:t>
+        </w:r>
+      </w:ins>
+      <w:ins w:id="671" w:author="PR Preview" w:date="2026-01-01T00:00:00Z">
+        <w:r>
+          <w:t xml:space="preserve"> </w:t>
+        </w:r>
+      </w:ins>
+      <w:ins w:id="672" w:author="PR Preview" w:date="2026-01-01T00:00:00Z">
+        <w:r>
+          <w:t xml:space="preserve">$\mathord{\smash[b]{\underset{\raise.3ex\hbox{$\scriptstyle\sim$}}{\theta}}\vphantom{\theta}}^* = \mathord{\smash[b]{\underset{\raise.3ex\hbox{$\scriptstyle\sim$}}{\theta}}\vphantom{\theta}}^{(t)} + \varepsilon$</w:t>
+        </w:r>
+      </w:ins>
+      <w:ins w:id="673" w:author="PR Preview" w:date="2026-01-01T00:00:00Z">
+        <w:r>
+          <w:t xml:space="preserve"> </w:t>
+        </w:r>
+      </w:ins>
+      <w:ins w:id="674" w:author="PR Preview" w:date="2026-01-01T00:00:00Z">
+        <w:r>
+          <w:t xml:space="preserve">with</w:t>
+        </w:r>
+      </w:ins>
+      <w:ins w:id="675" w:author="PR Preview" w:date="2026-01-01T00:00:00Z">
+        <w:r>
+          <w:t xml:space="preserve"> </w:t>
+        </w:r>
+      </w:ins>
+      <m:oMath>
+        <m:r>
+          <m:t>ε</m:t>
+        </m:r>
+      </m:oMath>
+      <w:ins w:id="676" w:author="PR Preview" w:date="2026-01-01T00:00:00Z">
+        <w:r>
+          <w:t xml:space="preserve"> </w:t>
+        </w:r>
+      </w:ins>
+      <w:ins w:id="677" w:author="PR Preview" w:date="2026-01-01T00:00:00Z">
+        <w:r>
+          <w:t xml:space="preserve">drawn from a distribution symmetric about 0,</w:t>
+        </w:r>
+      </w:ins>
+      <w:ins w:id="678" w:author="PR Preview" w:date="2026-01-01T00:00:00Z">
+        <w:r>
+          <w:t xml:space="preserve"> </w:t>
+        </w:r>
+      </w:ins>
+      <w:ins w:id="679" w:author="PR Preview" w:date="2026-01-01T00:00:00Z">
+        <w:r>
+          <w:t xml:space="preserve">the second factor equals 1.</w:t>
+        </w:r>
+      </w:ins>
+      <w:ins w:id="680" w:author="PR Preview" w:date="2026-01-01T00:00:00Z">
+        <w:r>
+          <w:t xml:space="preserve"> </w:t>
+        </w:r>
+      </w:ins>
+      <w:ins w:id="681" w:author="PR Preview" w:date="2026-01-01T00:00:00Z">
+        <w:r>
+          <w:t xml:space="preserve">Provided the proposal can reach every region where the posterior is positive,</w:t>
+        </w:r>
+      </w:ins>
+      <w:ins w:id="682" w:author="PR Preview" w:date="2026-01-01T00:00:00Z">
+        <w:r>
+          <w:t xml:space="preserve"> </w:t>
+        </w:r>
+      </w:ins>
+      <w:ins w:id="683" w:author="PR Preview" w:date="2026-01-01T00:00:00Z">
+        <w:r>
+          <w:t xml:space="preserve">the resulting chain is a</w:t>
+        </w:r>
+      </w:ins>
+      <w:ins w:id="684" w:author="PR Preview" w:date="2026-01-01T00:00:00Z">
+        <w:r>
+          <w:t xml:space="preserve"> </w:t>
+        </w:r>
+      </w:ins>
+      <w:hyperlink w:anchor="def-markov-chain">
+        <w:ins w:id="685" w:author="PR Preview" w:date="2026-01-01T00:00:00Z">
+          <w:r>
+            <w:rPr>
+              <w:rStyle w:val="Hyperlink"/>
+            </w:rPr>
+            <w:t xml:space="preserve">Markov chain</w:t>
+          </w:r>
+        </w:ins>
+      </w:hyperlink>
+      <w:ins w:id="686" w:author="PR Preview" w:date="2026-01-01T00:00:00Z">
+        <w:r>
+          <w:t xml:space="preserve"> </w:t>
+        </w:r>
+      </w:ins>
+      <w:ins w:id="687" w:author="PR Preview" w:date="2026-01-01T00:00:00Z">
+        <w:r>
+          <w:t xml:space="preserve">whose stationary distribution is the posterior</w:t>
+        </w:r>
+      </w:ins>
+      <w:ins w:id="688" w:author="PR Preview" w:date="2026-01-01T00:00:00Z">
+        <w:r>
+          <w:t xml:space="preserve"> </w:t>
+        </w:r>
+      </w:ins>
+      <w:ins w:id="689" w:author="PR Preview" w:date="2026-01-01T00:00:00Z">
+        <w:r>
+          <w:t xml:space="preserve">(Gelman et al. 2013, sec. 11.2, pp. 279-280; Robert and Casella 2004, sec. 7.3.1, Theorem 7.2, p. 272)</w:t>
+        </w:r>
+      </w:ins>
+      <w:ins w:id="690" w:author="PR Preview" w:date="2026-01-01T00:00:00Z">
+        <w:r>
+          <w:t xml:space="preserve">.</w:t>
+        </w:r>
+      </w:ins>
     </w:p>
     <w:bookmarkStart w:id="46" w:name="exm-mh-bernoulli"/>
     <w:p>
@@ -16740,22 +19525,30 @@
       <w:pPr>
         <w:pStyle w:val="FirstParagraph"/>
       </w:pPr>
-      <w:r>
-        <w:rPr>
-          <w:b/>
-          <w:bCs/>
-        </w:rPr>
-        <w:t xml:space="preserve">Definition 11 (Full conditional distribution)</w:t>
-      </w:r>
-      <w:r>
-        <w:t xml:space="preserve"> </w:t>
-      </w:r>
-      <w:r>
-        <w:t xml:space="preserve">For a parameter vector</w:t>
-      </w:r>
-      <w:r>
-        <w:t xml:space="preserve"> </w:t>
-      </w:r>
+      <w:del w:id="691" w:author="PR Preview" w:date="2026-01-01T00:00:00Z">
+        <w:r>
+          <w:rPr>
+            <w:b/>
+            <w:bCs/>
+          </w:rPr>
+          <w:delText xml:space="preserve">Definition 11 (Full conditional distribution)</w:delText>
+        </w:r>
+      </w:del>
+      <w:del w:id="692" w:author="PR Preview" w:date="2026-01-01T00:00:00Z">
+        <w:r>
+          <w:delText xml:space="preserve"> </w:delText>
+        </w:r>
+      </w:del>
+      <w:del w:id="693" w:author="PR Preview" w:date="2026-01-01T00:00:00Z">
+        <w:r>
+          <w:delText xml:space="preserve">For a parameter vector</w:delText>
+        </w:r>
+      </w:del>
+      <w:del w:id="694" w:author="PR Preview" w:date="2026-01-01T00:00:00Z">
+        <w:r>
+          <w:delText xml:space="preserve"> </w:delText>
+        </w:r>
+      </w:del>
       <m:oMath>
         <m:limLow>
           <m:e>
@@ -16833,34 +19626,50 @@
           <m:t>)</m:t>
         </m:r>
       </m:oMath>
-      <w:r>
-        <w:t xml:space="preserve">,</w:t>
-      </w:r>
-      <w:r>
-        <w:t xml:space="preserve"> </w:t>
-      </w:r>
-      <w:r>
-        <w:t xml:space="preserve">the</w:t>
-      </w:r>
-      <w:r>
-        <w:t xml:space="preserve"> </w:t>
-      </w:r>
-      <w:r>
-        <w:rPr>
-          <w:b/>
-          <w:bCs/>
-        </w:rPr>
-        <w:t xml:space="preserve">full conditional distribution</w:t>
-      </w:r>
-      <w:r>
-        <w:t xml:space="preserve"> </w:t>
-      </w:r>
-      <w:r>
-        <w:t xml:space="preserve">of the component</w:t>
-      </w:r>
-      <w:r>
-        <w:t xml:space="preserve"> </w:t>
-      </w:r>
+      <w:del w:id="695" w:author="PR Preview" w:date="2026-01-01T00:00:00Z">
+        <w:r>
+          <w:delText xml:space="preserve">,</w:delText>
+        </w:r>
+      </w:del>
+      <w:del w:id="696" w:author="PR Preview" w:date="2026-01-01T00:00:00Z">
+        <w:r>
+          <w:delText xml:space="preserve"> </w:delText>
+        </w:r>
+      </w:del>
+      <w:del w:id="697" w:author="PR Preview" w:date="2026-01-01T00:00:00Z">
+        <w:r>
+          <w:delText xml:space="preserve">the</w:delText>
+        </w:r>
+      </w:del>
+      <w:del w:id="698" w:author="PR Preview" w:date="2026-01-01T00:00:00Z">
+        <w:r>
+          <w:delText xml:space="preserve"> </w:delText>
+        </w:r>
+      </w:del>
+      <w:del w:id="699" w:author="PR Preview" w:date="2026-01-01T00:00:00Z">
+        <w:r>
+          <w:rPr>
+            <w:b/>
+            <w:bCs/>
+          </w:rPr>
+          <w:delText xml:space="preserve">full conditional distribution</w:delText>
+        </w:r>
+      </w:del>
+      <w:del w:id="700" w:author="PR Preview" w:date="2026-01-01T00:00:00Z">
+        <w:r>
+          <w:delText xml:space="preserve"> </w:delText>
+        </w:r>
+      </w:del>
+      <w:del w:id="701" w:author="PR Preview" w:date="2026-01-01T00:00:00Z">
+        <w:r>
+          <w:delText xml:space="preserve">of the component</w:delText>
+        </w:r>
+      </w:del>
+      <w:del w:id="702" w:author="PR Preview" w:date="2026-01-01T00:00:00Z">
+        <w:r>
+          <w:delText xml:space="preserve"> </w:delText>
+        </w:r>
+      </w:del>
       <m:oMath>
         <m:sSub>
           <m:e>
@@ -16875,15 +19684,21 @@
           </m:sub>
         </m:sSub>
       </m:oMath>
-      <w:r>
-        <w:t xml:space="preserve"> </w:t>
-      </w:r>
-      <w:r>
-        <w:t xml:space="preserve">is its conditional distribution given the data and all the other components,</w:t>
-      </w:r>
-      <w:r>
-        <w:t xml:space="preserve"> </w:t>
-      </w:r>
+      <w:del w:id="703" w:author="PR Preview" w:date="2026-01-01T00:00:00Z">
+        <w:r>
+          <w:delText xml:space="preserve"> </w:delText>
+        </w:r>
+      </w:del>
+      <w:del w:id="704" w:author="PR Preview" w:date="2026-01-01T00:00:00Z">
+        <w:r>
+          <w:delText xml:space="preserve">is its conditional distribution given the data and all the other components,</w:delText>
+        </w:r>
+      </w:del>
+      <w:del w:id="705" w:author="PR Preview" w:date="2026-01-01T00:00:00Z">
+        <w:r>
+          <w:delText xml:space="preserve"> </w:delText>
+        </w:r>
+      </w:del>
       <m:oMath>
         <m:r>
           <m:rPr>
@@ -16973,18 +19788,26 @@
           <m:t>)</m:t>
         </m:r>
       </m:oMath>
-      <w:r>
-        <w:t xml:space="preserve">,</w:t>
-      </w:r>
-      <w:r>
-        <w:t xml:space="preserve"> </w:t>
-      </w:r>
-      <w:r>
-        <w:t xml:space="preserve">where</w:t>
-      </w:r>
-      <w:r>
-        <w:t xml:space="preserve"> </w:t>
-      </w:r>
+      <w:del w:id="706" w:author="PR Preview" w:date="2026-01-01T00:00:00Z">
+        <w:r>
+          <w:delText xml:space="preserve">,</w:delText>
+        </w:r>
+      </w:del>
+      <w:del w:id="707" w:author="PR Preview" w:date="2026-01-01T00:00:00Z">
+        <w:r>
+          <w:delText xml:space="preserve"> </w:delText>
+        </w:r>
+      </w:del>
+      <w:del w:id="708" w:author="PR Preview" w:date="2026-01-01T00:00:00Z">
+        <w:r>
+          <w:delText xml:space="preserve">where</w:delText>
+        </w:r>
+      </w:del>
+      <w:del w:id="709" w:author="PR Preview" w:date="2026-01-01T00:00:00Z">
+        <w:r>
+          <w:delText xml:space="preserve"> </w:delText>
+        </w:r>
+      </w:del>
       <m:oMath>
         <m:sSub>
           <m:e>
@@ -17017,15 +19840,21 @@
           </m:sub>
         </m:sSub>
       </m:oMath>
-      <w:r>
-        <w:t xml:space="preserve"> </w:t>
-      </w:r>
-      <w:r>
-        <w:t xml:space="preserve">denotes every component of</w:t>
-      </w:r>
-      <w:r>
-        <w:t xml:space="preserve"> </w:t>
-      </w:r>
+      <w:del w:id="710" w:author="PR Preview" w:date="2026-01-01T00:00:00Z">
+        <w:r>
+          <w:delText xml:space="preserve"> </w:delText>
+        </w:r>
+      </w:del>
+      <w:del w:id="711" w:author="PR Preview" w:date="2026-01-01T00:00:00Z">
+        <w:r>
+          <w:delText xml:space="preserve">denotes every component of</w:delText>
+        </w:r>
+      </w:del>
+      <w:del w:id="712" w:author="PR Preview" w:date="2026-01-01T00:00:00Z">
+        <w:r>
+          <w:delText xml:space="preserve"> </w:delText>
+        </w:r>
+      </w:del>
       <m:oMath>
         <m:limLow>
           <m:e>
@@ -17043,15 +19872,21 @@
           </m:lim>
         </m:limLow>
       </m:oMath>
-      <w:r>
-        <w:t xml:space="preserve"> </w:t>
-      </w:r>
-      <w:r>
-        <w:t xml:space="preserve">except</w:t>
-      </w:r>
-      <w:r>
-        <w:t xml:space="preserve"> </w:t>
-      </w:r>
+      <w:del w:id="713" w:author="PR Preview" w:date="2026-01-01T00:00:00Z">
+        <w:r>
+          <w:delText xml:space="preserve"> </w:delText>
+        </w:r>
+      </w:del>
+      <w:del w:id="714" w:author="PR Preview" w:date="2026-01-01T00:00:00Z">
+        <w:r>
+          <w:delText xml:space="preserve">except</w:delText>
+        </w:r>
+      </w:del>
+      <w:del w:id="715" w:author="PR Preview" w:date="2026-01-01T00:00:00Z">
+        <w:r>
+          <w:delText xml:space="preserve"> </w:delText>
+        </w:r>
+      </w:del>
       <m:oMath>
         <m:sSub>
           <m:e>
@@ -17066,48 +19901,64 @@
           </m:sub>
         </m:sSub>
       </m:oMath>
-      <w:r>
-        <w:t xml:space="preserve">.</w:t>
-      </w:r>
+      <w:del w:id="716" w:author="PR Preview" w:date="2026-01-01T00:00:00Z">
+        <w:r>
+          <w:delText xml:space="preserve">.</w:delText>
+        </w:r>
+      </w:del>
     </w:p>
-    <w:bookmarkEnd w:id="56"/>
-    <w:bookmarkStart w:id="57" w:name="def-gibbs-sampler"/>
     <w:p>
       <w:pPr>
         <w:pStyle w:val="BodyText"/>
       </w:pPr>
-      <w:r>
-        <w:rPr>
-          <w:b/>
-          <w:bCs/>
-        </w:rPr>
-        <w:t xml:space="preserve">Definition 12 (Gibbs sampler)</w:t>
-      </w:r>
-      <w:r>
-        <w:t xml:space="preserve"> </w:t>
-      </w:r>
-      <w:r>
-        <w:t xml:space="preserve">The</w:t>
-      </w:r>
-      <w:r>
-        <w:t xml:space="preserve"> </w:t>
-      </w:r>
-      <w:r>
-        <w:rPr>
-          <w:b/>
-          <w:bCs/>
-        </w:rPr>
-        <w:t xml:space="preserve">Gibbs sampler</w:t>
-      </w:r>
-      <w:r>
-        <w:t xml:space="preserve"> </w:t>
-      </w:r>
-      <w:r>
-        <w:t xml:space="preserve">produces</w:t>
-      </w:r>
-      <w:r>
-        <w:t xml:space="preserve"> </w:t>
-      </w:r>
+      <w:del w:id="717" w:author="PR Preview" w:date="2026-01-01T00:00:00Z">
+        <w:r>
+          <w:rPr>
+            <w:b/>
+            <w:bCs/>
+          </w:rPr>
+          <w:delText xml:space="preserve">Definition 12 (Gibbs sampler)</w:delText>
+        </w:r>
+      </w:del>
+      <w:del w:id="718" w:author="PR Preview" w:date="2026-01-01T00:00:00Z">
+        <w:r>
+          <w:delText xml:space="preserve"> </w:delText>
+        </w:r>
+      </w:del>
+      <w:del w:id="719" w:author="PR Preview" w:date="2026-01-01T00:00:00Z">
+        <w:r>
+          <w:delText xml:space="preserve">The</w:delText>
+        </w:r>
+      </w:del>
+      <w:del w:id="720" w:author="PR Preview" w:date="2026-01-01T00:00:00Z">
+        <w:r>
+          <w:delText xml:space="preserve"> </w:delText>
+        </w:r>
+      </w:del>
+      <w:del w:id="721" w:author="PR Preview" w:date="2026-01-01T00:00:00Z">
+        <w:r>
+          <w:rPr>
+            <w:b/>
+            <w:bCs/>
+          </w:rPr>
+          <w:delText xml:space="preserve">Gibbs sampler</w:delText>
+        </w:r>
+      </w:del>
+      <w:del w:id="722" w:author="PR Preview" w:date="2026-01-01T00:00:00Z">
+        <w:r>
+          <w:delText xml:space="preserve"> </w:delText>
+        </w:r>
+      </w:del>
+      <w:del w:id="723" w:author="PR Preview" w:date="2026-01-01T00:00:00Z">
+        <w:r>
+          <w:delText xml:space="preserve">produces</w:delText>
+        </w:r>
+      </w:del>
+      <w:del w:id="724" w:author="PR Preview" w:date="2026-01-01T00:00:00Z">
+        <w:r>
+          <w:delText xml:space="preserve"> </w:delText>
+        </w:r>
+      </w:del>
       <m:oMath>
         <m:sSup>
           <m:e>
@@ -17155,15 +20006,21 @@
           </m:sup>
         </m:sSup>
       </m:oMath>
-      <w:r>
-        <w:t xml:space="preserve"> </w:t>
-      </w:r>
-      <w:r>
-        <w:t xml:space="preserve">from</w:t>
-      </w:r>
-      <w:r>
-        <w:t xml:space="preserve"> </w:t>
-      </w:r>
+      <w:del w:id="725" w:author="PR Preview" w:date="2026-01-01T00:00:00Z">
+        <w:r>
+          <w:delText xml:space="preserve"> </w:delText>
+        </w:r>
+      </w:del>
+      <w:del w:id="726" w:author="PR Preview" w:date="2026-01-01T00:00:00Z">
+        <w:r>
+          <w:delText xml:space="preserve">from</w:delText>
+        </w:r>
+      </w:del>
+      <w:del w:id="727" w:author="PR Preview" w:date="2026-01-01T00:00:00Z">
+        <w:r>
+          <w:delText xml:space="preserve"> </w:delText>
+        </w:r>
+      </w:del>
       <m:oMath>
         <m:sSup>
           <m:e>
@@ -17202,21 +20059,31 @@
           </m:sup>
         </m:sSup>
       </m:oMath>
-      <w:r>
-        <w:t xml:space="preserve"> </w:t>
-      </w:r>
-      <w:r>
-        <w:t xml:space="preserve">by updating one component at a time:</w:t>
-      </w:r>
-      <w:r>
-        <w:t xml:space="preserve"> </w:t>
-      </w:r>
-      <w:r>
-        <w:t xml:space="preserve">for</w:t>
-      </w:r>
-      <w:r>
-        <w:t xml:space="preserve"> </w:t>
-      </w:r>
+      <w:del w:id="728" w:author="PR Preview" w:date="2026-01-01T00:00:00Z">
+        <w:r>
+          <w:delText xml:space="preserve"> </w:delText>
+        </w:r>
+      </w:del>
+      <w:del w:id="729" w:author="PR Preview" w:date="2026-01-01T00:00:00Z">
+        <w:r>
+          <w:delText xml:space="preserve">by updating one component at a time:</w:delText>
+        </w:r>
+      </w:del>
+      <w:del w:id="730" w:author="PR Preview" w:date="2026-01-01T00:00:00Z">
+        <w:r>
+          <w:delText xml:space="preserve"> </w:delText>
+        </w:r>
+      </w:del>
+      <w:del w:id="731" w:author="PR Preview" w:date="2026-01-01T00:00:00Z">
+        <w:r>
+          <w:delText xml:space="preserve">for</w:delText>
+        </w:r>
+      </w:del>
+      <w:del w:id="732" w:author="PR Preview" w:date="2026-01-01T00:00:00Z">
+        <w:r>
+          <w:delText xml:space="preserve"> </w:delText>
+        </w:r>
+      </w:del>
       <m:oMath>
         <m:r>
           <m:t>k</m:t>
@@ -17252,21 +20119,31 @@
           <m:t>K</m:t>
         </m:r>
       </m:oMath>
-      <w:r>
-        <w:t xml:space="preserve"> </w:t>
-      </w:r>
-      <w:r>
-        <w:t xml:space="preserve">in turn,</w:t>
-      </w:r>
-      <w:r>
-        <w:t xml:space="preserve"> </w:t>
-      </w:r>
-      <w:r>
-        <w:t xml:space="preserve">it draws</w:t>
-      </w:r>
-      <w:r>
-        <w:t xml:space="preserve"> </w:t>
-      </w:r>
+      <w:del w:id="733" w:author="PR Preview" w:date="2026-01-01T00:00:00Z">
+        <w:r>
+          <w:delText xml:space="preserve"> </w:delText>
+        </w:r>
+      </w:del>
+      <w:del w:id="734" w:author="PR Preview" w:date="2026-01-01T00:00:00Z">
+        <w:r>
+          <w:delText xml:space="preserve">in turn,</w:delText>
+        </w:r>
+      </w:del>
+      <w:del w:id="735" w:author="PR Preview" w:date="2026-01-01T00:00:00Z">
+        <w:r>
+          <w:delText xml:space="preserve"> </w:delText>
+        </w:r>
+      </w:del>
+      <w:del w:id="736" w:author="PR Preview" w:date="2026-01-01T00:00:00Z">
+        <w:r>
+          <w:delText xml:space="preserve">it draws</w:delText>
+        </w:r>
+      </w:del>
+      <w:del w:id="737" w:author="PR Preview" w:date="2026-01-01T00:00:00Z">
+        <w:r>
+          <w:delText xml:space="preserve"> </w:delText>
+        </w:r>
+      </w:del>
       <m:oMath>
         <m:sSubSup>
           <m:e>
@@ -17307,32 +20184,46 @@
           </m:sup>
         </m:sSubSup>
       </m:oMath>
-      <w:r>
-        <w:t xml:space="preserve"> </w:t>
-      </w:r>
-      <w:r>
-        <w:t xml:space="preserve">from the</w:t>
-      </w:r>
-      <w:r>
-        <w:t xml:space="preserve"> </w:t>
-      </w:r>
+      <w:del w:id="738" w:author="PR Preview" w:date="2026-01-01T00:00:00Z">
+        <w:r>
+          <w:delText xml:space="preserve"> </w:delText>
+        </w:r>
+      </w:del>
+      <w:del w:id="739" w:author="PR Preview" w:date="2026-01-01T00:00:00Z">
+        <w:r>
+          <w:delText xml:space="preserve">from the</w:delText>
+        </w:r>
+      </w:del>
+      <w:del w:id="740" w:author="PR Preview" w:date="2026-01-01T00:00:00Z">
+        <w:r>
+          <w:delText xml:space="preserve"> </w:delText>
+        </w:r>
+      </w:del>
       <w:hyperlink w:anchor="def-full-conditional">
-        <w:r>
-          <w:rPr>
-            <w:rStyle w:val="Hyperlink"/>
-          </w:rPr>
-          <w:t xml:space="preserve">full conditional distribution</w:t>
-        </w:r>
+        <w:del w:id="741" w:author="PR Preview" w:date="2026-01-01T00:00:00Z">
+          <w:r>
+            <w:rPr>
+              <w:rStyle w:val="Hyperlink"/>
+            </w:rPr>
+            <w:delText xml:space="preserve">full conditional distribution</w:delText>
+          </w:r>
+        </w:del>
       </w:hyperlink>
-      <w:r>
-        <w:t xml:space="preserve"> </w:t>
-      </w:r>
-      <w:r>
-        <w:t xml:space="preserve">of</w:t>
-      </w:r>
-      <w:r>
-        <w:t xml:space="preserve"> </w:t>
-      </w:r>
+      <w:del w:id="742" w:author="PR Preview" w:date="2026-01-01T00:00:00Z">
+        <w:r>
+          <w:delText xml:space="preserve"> </w:delText>
+        </w:r>
+      </w:del>
+      <w:del w:id="743" w:author="PR Preview" w:date="2026-01-01T00:00:00Z">
+        <w:r>
+          <w:delText xml:space="preserve">of</w:delText>
+        </w:r>
+      </w:del>
+      <w:del w:id="744" w:author="PR Preview" w:date="2026-01-01T00:00:00Z">
+        <w:r>
+          <w:delText xml:space="preserve"> </w:delText>
+        </w:r>
+      </w:del>
       <m:oMath>
         <m:sSub>
           <m:e>
@@ -17347,24 +20238,516 @@
           </m:sub>
         </m:sSub>
       </m:oMath>
-      <w:r>
-        <w:t xml:space="preserve">,</w:t>
-      </w:r>
-      <w:r>
-        <w:t xml:space="preserve"> </w:t>
-      </w:r>
-      <w:r>
-        <w:t xml:space="preserve">with each other component set to its most recent value</w:t>
-      </w:r>
-      <w:r>
-        <w:t xml:space="preserve"> </w:t>
-      </w:r>
-      <w:r>
-        <w:t xml:space="preserve">(Dobson and Barnett 2018, chap. 13, p. 293)</w:t>
-      </w:r>
-      <w:r>
-        <w:t xml:space="preserve">.</w:t>
-      </w:r>
+      <w:del w:id="745" w:author="PR Preview" w:date="2026-01-01T00:00:00Z">
+        <w:r>
+          <w:delText xml:space="preserve">,</w:delText>
+        </w:r>
+      </w:del>
+      <w:del w:id="746" w:author="PR Preview" w:date="2026-01-01T00:00:00Z">
+        <w:r>
+          <w:delText xml:space="preserve"> </w:delText>
+        </w:r>
+      </w:del>
+      <w:del w:id="747" w:author="PR Preview" w:date="2026-01-01T00:00:00Z">
+        <w:r>
+          <w:delText xml:space="preserve">with each other component set to its most recent value</w:delText>
+        </w:r>
+      </w:del>
+      <w:del w:id="748" w:author="PR Preview" w:date="2026-01-01T00:00:00Z">
+        <w:r>
+          <w:delText xml:space="preserve"> </w:delText>
+        </w:r>
+      </w:del>
+      <w:del w:id="749" w:author="PR Preview" w:date="2026-01-01T00:00:00Z">
+        <w:r>
+          <w:delText xml:space="preserve">(Dobson and Barnett 2018, chap. 13, p. 293)</w:delText>
+        </w:r>
+      </w:del>
+      <w:del w:id="750" w:author="PR Preview" w:date="2026-01-01T00:00:00Z">
+        <w:r>
+          <w:delText xml:space="preserve">.</w:delText>
+        </w:r>
+      </w:del>
+    </w:p>
+    <w:p>
+      <w:pPr>
+        <w:pStyle w:val="FirstParagraph"/>
+      </w:pPr>
+      <w:ins w:id="751" w:author="PR Preview" w:date="2026-01-01T00:00:00Z">
+        <w:r>
+          <w:rPr>
+            <w:b/>
+            <w:bCs/>
+          </w:rPr>
+          <w:t xml:space="preserve">Definition 11 (Full conditional distribution)</w:t>
+        </w:r>
+      </w:ins>
+      <w:ins w:id="752" w:author="PR Preview" w:date="2026-01-01T00:00:00Z">
+        <w:r>
+          <w:t xml:space="preserve"> </w:t>
+        </w:r>
+      </w:ins>
+      <w:ins w:id="753" w:author="PR Preview" w:date="2026-01-01T00:00:00Z">
+        <w:r>
+          <w:t xml:space="preserve">For a parameter vector</w:t>
+        </w:r>
+      </w:ins>
+      <w:ins w:id="754" w:author="PR Preview" w:date="2026-01-01T00:00:00Z">
+        <w:r>
+          <w:t xml:space="preserve"> </w:t>
+        </w:r>
+      </w:ins>
+      <w:ins w:id="755" w:author="PR Preview" w:date="2026-01-01T00:00:00Z">
+        <w:r>
+          <w:t xml:space="preserve">$\mathord{\smash[b]{\underset{\raise.3ex\hbox{$\scriptstyle\sim$}}{\theta}}\vphantom{\theta}}= (\theta_1, \ldots, \theta_K)$</w:t>
+        </w:r>
+      </w:ins>
+      <w:ins w:id="756" w:author="PR Preview" w:date="2026-01-01T00:00:00Z">
+        <w:r>
+          <w:t xml:space="preserve">,</w:t>
+        </w:r>
+      </w:ins>
+      <w:ins w:id="757" w:author="PR Preview" w:date="2026-01-01T00:00:00Z">
+        <w:r>
+          <w:t xml:space="preserve"> </w:t>
+        </w:r>
+      </w:ins>
+      <w:ins w:id="758" w:author="PR Preview" w:date="2026-01-01T00:00:00Z">
+        <w:r>
+          <w:t xml:space="preserve">the</w:t>
+        </w:r>
+      </w:ins>
+      <w:ins w:id="759" w:author="PR Preview" w:date="2026-01-01T00:00:00Z">
+        <w:r>
+          <w:t xml:space="preserve"> </w:t>
+        </w:r>
+      </w:ins>
+      <w:ins w:id="760" w:author="PR Preview" w:date="2026-01-01T00:00:00Z">
+        <w:r>
+          <w:rPr>
+            <w:b/>
+            <w:bCs/>
+          </w:rPr>
+          <w:t xml:space="preserve">full conditional distribution</w:t>
+        </w:r>
+      </w:ins>
+      <w:ins w:id="761" w:author="PR Preview" w:date="2026-01-01T00:00:00Z">
+        <w:r>
+          <w:t xml:space="preserve"> </w:t>
+        </w:r>
+      </w:ins>
+      <w:ins w:id="762" w:author="PR Preview" w:date="2026-01-01T00:00:00Z">
+        <w:r>
+          <w:t xml:space="preserve">of the component</w:t>
+        </w:r>
+      </w:ins>
+      <w:ins w:id="763" w:author="PR Preview" w:date="2026-01-01T00:00:00Z">
+        <w:r>
+          <w:t xml:space="preserve"> </w:t>
+        </w:r>
+      </w:ins>
+      <m:oMath>
+        <m:sSub>
+          <m:e>
+            <m:r>
+              <m:t>θ</m:t>
+            </m:r>
+          </m:e>
+          <m:sub>
+            <m:r>
+              <m:t>k</m:t>
+            </m:r>
+          </m:sub>
+        </m:sSub>
+      </m:oMath>
+      <w:ins w:id="764" w:author="PR Preview" w:date="2026-01-01T00:00:00Z">
+        <w:r>
+          <w:t xml:space="preserve"> </w:t>
+        </w:r>
+      </w:ins>
+      <w:ins w:id="765" w:author="PR Preview" w:date="2026-01-01T00:00:00Z">
+        <w:r>
+          <w:t xml:space="preserve">is its conditional distribution given the data and all the other components,</w:t>
+        </w:r>
+      </w:ins>
+      <w:ins w:id="766" w:author="PR Preview" w:date="2026-01-01T00:00:00Z">
+        <w:r>
+          <w:t xml:space="preserve"> </w:t>
+        </w:r>
+      </w:ins>
+      <w:ins w:id="767" w:author="PR Preview" w:date="2026-01-01T00:00:00Z">
+        <w:r>
+          <w:t xml:space="preserve">$\operatorname{p}(\theta_k \mid \mathord{\smash[b]{\underset{\raise.3ex\hbox{$\scriptstyle\sim$}}{\theta}}\vphantom{\theta}}_{-k}, \mathord{\smash[b]{\underset{\raise.3ex\hbox{$\scriptstyle\sim$}}{y}}\vphantom{y}})$</w:t>
+        </w:r>
+      </w:ins>
+      <w:ins w:id="768" w:author="PR Preview" w:date="2026-01-01T00:00:00Z">
+        <w:r>
+          <w:t xml:space="preserve">,</w:t>
+        </w:r>
+      </w:ins>
+      <w:ins w:id="769" w:author="PR Preview" w:date="2026-01-01T00:00:00Z">
+        <w:r>
+          <w:t xml:space="preserve"> </w:t>
+        </w:r>
+      </w:ins>
+      <w:ins w:id="770" w:author="PR Preview" w:date="2026-01-01T00:00:00Z">
+        <w:r>
+          <w:t xml:space="preserve">where</w:t>
+        </w:r>
+      </w:ins>
+      <w:ins w:id="771" w:author="PR Preview" w:date="2026-01-01T00:00:00Z">
+        <w:r>
+          <w:t xml:space="preserve"> </w:t>
+        </w:r>
+      </w:ins>
+      <w:ins w:id="772" w:author="PR Preview" w:date="2026-01-01T00:00:00Z">
+        <w:r>
+          <w:t xml:space="preserve">$\mathord{\smash[b]{\underset{\raise.3ex\hbox{$\scriptstyle\sim$}}{\theta}}\vphantom{\theta}}_{-k}$</w:t>
+        </w:r>
+      </w:ins>
+      <w:ins w:id="773" w:author="PR Preview" w:date="2026-01-01T00:00:00Z">
+        <w:r>
+          <w:t xml:space="preserve"> </w:t>
+        </w:r>
+      </w:ins>
+      <w:ins w:id="774" w:author="PR Preview" w:date="2026-01-01T00:00:00Z">
+        <w:r>
+          <w:t xml:space="preserve">denotes every component of</w:t>
+        </w:r>
+      </w:ins>
+      <w:ins w:id="775" w:author="PR Preview" w:date="2026-01-01T00:00:00Z">
+        <w:r>
+          <w:t xml:space="preserve"> </w:t>
+        </w:r>
+      </w:ins>
+      <w:ins w:id="776" w:author="PR Preview" w:date="2026-01-01T00:00:00Z">
+        <w:r>
+          <w:t xml:space="preserve">$\mathord{\smash[b]{\underset{\raise.3ex\hbox{$\scriptstyle\sim$}}{\theta}}\vphantom{\theta}}$</w:t>
+        </w:r>
+      </w:ins>
+      <w:ins w:id="777" w:author="PR Preview" w:date="2026-01-01T00:00:00Z">
+        <w:r>
+          <w:t xml:space="preserve"> </w:t>
+        </w:r>
+      </w:ins>
+      <w:ins w:id="778" w:author="PR Preview" w:date="2026-01-01T00:00:00Z">
+        <w:r>
+          <w:t xml:space="preserve">except</w:t>
+        </w:r>
+      </w:ins>
+      <w:ins w:id="779" w:author="PR Preview" w:date="2026-01-01T00:00:00Z">
+        <w:r>
+          <w:t xml:space="preserve"> </w:t>
+        </w:r>
+      </w:ins>
+      <m:oMath>
+        <m:sSub>
+          <m:e>
+            <m:r>
+              <m:t>θ</m:t>
+            </m:r>
+          </m:e>
+          <m:sub>
+            <m:r>
+              <m:t>k</m:t>
+            </m:r>
+          </m:sub>
+        </m:sSub>
+      </m:oMath>
+      <w:ins w:id="780" w:author="PR Preview" w:date="2026-01-01T00:00:00Z">
+        <w:r>
+          <w:t xml:space="preserve">.</w:t>
+        </w:r>
+      </w:ins>
+    </w:p>
+    <w:bookmarkEnd w:id="56"/>
+    <w:bookmarkStart w:id="57" w:name="def-gibbs-sampler"/>
+    <w:p>
+      <w:pPr>
+        <w:pStyle w:val="BodyText"/>
+      </w:pPr>
+      <w:ins w:id="781" w:author="PR Preview" w:date="2026-01-01T00:00:00Z">
+        <w:r>
+          <w:rPr>
+            <w:b/>
+            <w:bCs/>
+          </w:rPr>
+          <w:t xml:space="preserve">Definition 12 (Gibbs sampler)</w:t>
+        </w:r>
+      </w:ins>
+      <w:ins w:id="782" w:author="PR Preview" w:date="2026-01-01T00:00:00Z">
+        <w:r>
+          <w:t xml:space="preserve"> </w:t>
+        </w:r>
+      </w:ins>
+      <w:ins w:id="783" w:author="PR Preview" w:date="2026-01-01T00:00:00Z">
+        <w:r>
+          <w:t xml:space="preserve">The</w:t>
+        </w:r>
+      </w:ins>
+      <w:ins w:id="784" w:author="PR Preview" w:date="2026-01-01T00:00:00Z">
+        <w:r>
+          <w:t xml:space="preserve"> </w:t>
+        </w:r>
+      </w:ins>
+      <w:ins w:id="785" w:author="PR Preview" w:date="2026-01-01T00:00:00Z">
+        <w:r>
+          <w:rPr>
+            <w:b/>
+            <w:bCs/>
+          </w:rPr>
+          <w:t xml:space="preserve">Gibbs sampler</w:t>
+        </w:r>
+      </w:ins>
+      <w:ins w:id="786" w:author="PR Preview" w:date="2026-01-01T00:00:00Z">
+        <w:r>
+          <w:t xml:space="preserve"> </w:t>
+        </w:r>
+      </w:ins>
+      <w:ins w:id="787" w:author="PR Preview" w:date="2026-01-01T00:00:00Z">
+        <w:r>
+          <w:t xml:space="preserve">produces</w:t>
+        </w:r>
+      </w:ins>
+      <w:ins w:id="788" w:author="PR Preview" w:date="2026-01-01T00:00:00Z">
+        <w:r>
+          <w:t xml:space="preserve"> </w:t>
+        </w:r>
+      </w:ins>
+      <w:ins w:id="789" w:author="PR Preview" w:date="2026-01-01T00:00:00Z">
+        <w:r>
+          <w:t xml:space="preserve">$\mathord{\smash[b]{\underset{\raise.3ex\hbox{$\scriptstyle\sim$}}{\theta}}\vphantom{\theta}}^{(t+1)}$</w:t>
+        </w:r>
+      </w:ins>
+      <w:ins w:id="790" w:author="PR Preview" w:date="2026-01-01T00:00:00Z">
+        <w:r>
+          <w:t xml:space="preserve"> </w:t>
+        </w:r>
+      </w:ins>
+      <w:ins w:id="791" w:author="PR Preview" w:date="2026-01-01T00:00:00Z">
+        <w:r>
+          <w:t xml:space="preserve">from</w:t>
+        </w:r>
+      </w:ins>
+      <w:ins w:id="792" w:author="PR Preview" w:date="2026-01-01T00:00:00Z">
+        <w:r>
+          <w:t xml:space="preserve"> </w:t>
+        </w:r>
+      </w:ins>
+      <w:ins w:id="793" w:author="PR Preview" w:date="2026-01-01T00:00:00Z">
+        <w:r>
+          <w:t xml:space="preserve">$\mathord{\smash[b]{\underset{\raise.3ex\hbox{$\scriptstyle\sim$}}{\theta}}\vphantom{\theta}}^{(t)}$</w:t>
+        </w:r>
+      </w:ins>
+      <w:ins w:id="794" w:author="PR Preview" w:date="2026-01-01T00:00:00Z">
+        <w:r>
+          <w:t xml:space="preserve"> </w:t>
+        </w:r>
+      </w:ins>
+      <w:ins w:id="795" w:author="PR Preview" w:date="2026-01-01T00:00:00Z">
+        <w:r>
+          <w:t xml:space="preserve">by updating one component at a time:</w:t>
+        </w:r>
+      </w:ins>
+      <w:ins w:id="796" w:author="PR Preview" w:date="2026-01-01T00:00:00Z">
+        <w:r>
+          <w:t xml:space="preserve"> </w:t>
+        </w:r>
+      </w:ins>
+      <w:ins w:id="797" w:author="PR Preview" w:date="2026-01-01T00:00:00Z">
+        <w:r>
+          <w:t xml:space="preserve">for</w:t>
+        </w:r>
+      </w:ins>
+      <w:ins w:id="798" w:author="PR Preview" w:date="2026-01-01T00:00:00Z">
+        <w:r>
+          <w:t xml:space="preserve"> </w:t>
+        </w:r>
+      </w:ins>
+      <m:oMath>
+        <m:r>
+          <m:t>k</m:t>
+        </m:r>
+        <m:r>
+          <m:rPr>
+            <m:sty m:val="p"/>
+          </m:rPr>
+          <m:t>=</m:t>
+        </m:r>
+        <m:r>
+          <m:t>1</m:t>
+        </m:r>
+        <m:r>
+          <m:rPr>
+            <m:sty m:val="p"/>
+          </m:rPr>
+          <m:t>,</m:t>
+        </m:r>
+        <m:r>
+          <m:rPr>
+            <m:sty m:val="p"/>
+          </m:rPr>
+          <m:t>…</m:t>
+        </m:r>
+        <m:r>
+          <m:rPr>
+            <m:sty m:val="p"/>
+          </m:rPr>
+          <m:t>,</m:t>
+        </m:r>
+        <m:r>
+          <m:t>K</m:t>
+        </m:r>
+      </m:oMath>
+      <w:ins w:id="799" w:author="PR Preview" w:date="2026-01-01T00:00:00Z">
+        <w:r>
+          <w:t xml:space="preserve"> </w:t>
+        </w:r>
+      </w:ins>
+      <w:ins w:id="800" w:author="PR Preview" w:date="2026-01-01T00:00:00Z">
+        <w:r>
+          <w:t xml:space="preserve">in turn,</w:t>
+        </w:r>
+      </w:ins>
+      <w:ins w:id="801" w:author="PR Preview" w:date="2026-01-01T00:00:00Z">
+        <w:r>
+          <w:t xml:space="preserve"> </w:t>
+        </w:r>
+      </w:ins>
+      <w:ins w:id="802" w:author="PR Preview" w:date="2026-01-01T00:00:00Z">
+        <w:r>
+          <w:t xml:space="preserve">it draws</w:t>
+        </w:r>
+      </w:ins>
+      <w:ins w:id="803" w:author="PR Preview" w:date="2026-01-01T00:00:00Z">
+        <w:r>
+          <w:t xml:space="preserve"> </w:t>
+        </w:r>
+      </w:ins>
+      <m:oMath>
+        <m:sSubSup>
+          <m:e>
+            <m:r>
+              <m:t>θ</m:t>
+            </m:r>
+          </m:e>
+          <m:sub>
+            <m:r>
+              <m:t>k</m:t>
+            </m:r>
+          </m:sub>
+          <m:sup>
+            <m:r>
+              <m:rPr>
+                <m:sty m:val="p"/>
+              </m:rPr>
+              <m:t>(</m:t>
+            </m:r>
+            <m:r>
+              <m:t>t</m:t>
+            </m:r>
+            <m:r>
+              <m:rPr>
+                <m:sty m:val="p"/>
+              </m:rPr>
+              <m:t>+</m:t>
+            </m:r>
+            <m:r>
+              <m:t>1</m:t>
+            </m:r>
+            <m:r>
+              <m:rPr>
+                <m:sty m:val="p"/>
+              </m:rPr>
+              <m:t>)</m:t>
+            </m:r>
+          </m:sup>
+        </m:sSubSup>
+      </m:oMath>
+      <w:ins w:id="804" w:author="PR Preview" w:date="2026-01-01T00:00:00Z">
+        <w:r>
+          <w:t xml:space="preserve"> </w:t>
+        </w:r>
+      </w:ins>
+      <w:ins w:id="805" w:author="PR Preview" w:date="2026-01-01T00:00:00Z">
+        <w:r>
+          <w:t xml:space="preserve">from the</w:t>
+        </w:r>
+      </w:ins>
+      <w:ins w:id="806" w:author="PR Preview" w:date="2026-01-01T00:00:00Z">
+        <w:r>
+          <w:t xml:space="preserve"> </w:t>
+        </w:r>
+      </w:ins>
+      <w:hyperlink w:anchor="def-full-conditional">
+        <w:ins w:id="807" w:author="PR Preview" w:date="2026-01-01T00:00:00Z">
+          <w:r>
+            <w:rPr>
+              <w:rStyle w:val="Hyperlink"/>
+            </w:rPr>
+            <w:t xml:space="preserve">full conditional distribution</w:t>
+          </w:r>
+        </w:ins>
+      </w:hyperlink>
+      <w:ins w:id="808" w:author="PR Preview" w:date="2026-01-01T00:00:00Z">
+        <w:r>
+          <w:t xml:space="preserve"> </w:t>
+        </w:r>
+      </w:ins>
+      <w:ins w:id="809" w:author="PR Preview" w:date="2026-01-01T00:00:00Z">
+        <w:r>
+          <w:t xml:space="preserve">of</w:t>
+        </w:r>
+      </w:ins>
+      <w:ins w:id="810" w:author="PR Preview" w:date="2026-01-01T00:00:00Z">
+        <w:r>
+          <w:t xml:space="preserve"> </w:t>
+        </w:r>
+      </w:ins>
+      <m:oMath>
+        <m:sSub>
+          <m:e>
+            <m:r>
+              <m:t>θ</m:t>
+            </m:r>
+          </m:e>
+          <m:sub>
+            <m:r>
+              <m:t>k</m:t>
+            </m:r>
+          </m:sub>
+        </m:sSub>
+      </m:oMath>
+      <w:ins w:id="811" w:author="PR Preview" w:date="2026-01-01T00:00:00Z">
+        <w:r>
+          <w:t xml:space="preserve">,</w:t>
+        </w:r>
+      </w:ins>
+      <w:ins w:id="812" w:author="PR Preview" w:date="2026-01-01T00:00:00Z">
+        <w:r>
+          <w:t xml:space="preserve"> </w:t>
+        </w:r>
+      </w:ins>
+      <w:ins w:id="813" w:author="PR Preview" w:date="2026-01-01T00:00:00Z">
+        <w:r>
+          <w:t xml:space="preserve">with each other component set to its most recent value</w:t>
+        </w:r>
+      </w:ins>
+      <w:ins w:id="814" w:author="PR Preview" w:date="2026-01-01T00:00:00Z">
+        <w:r>
+          <w:t xml:space="preserve"> </w:t>
+        </w:r>
+      </w:ins>
+      <w:ins w:id="815" w:author="PR Preview" w:date="2026-01-01T00:00:00Z">
+        <w:r>
+          <w:t xml:space="preserve">(Dobson and Barnett 2018, chap. 13, p. 293)</w:t>
+        </w:r>
+      </w:ins>
+      <w:ins w:id="816" w:author="PR Preview" w:date="2026-01-01T00:00:00Z">
+        <w:r>
+          <w:t xml:space="preserve">.</w:t>
+        </w:r>
+      </w:ins>
     </w:p>
     <w:bookmarkEnd w:id="57"/>
     <w:p>
@@ -23390,44 +26773,64 @@
       <w:pPr>
         <w:pStyle w:val="BodyText"/>
       </w:pPr>
-      <w:r>
-        <w:rPr>
-          <w:b/>
-          <w:bCs/>
-        </w:rPr>
-        <w:t xml:space="preserve">Definition 14 (Deviance of a parameter value)</w:t>
-      </w:r>
-      <w:r>
-        <w:t xml:space="preserve"> </w:t>
-      </w:r>
-      <w:r>
-        <w:t xml:space="preserve">In the deviance information criterion,</w:t>
-      </w:r>
-      <w:r>
-        <w:t xml:space="preserve"> </w:t>
-      </w:r>
-      <w:r>
-        <w:t xml:space="preserve">the</w:t>
-      </w:r>
-      <w:r>
-        <w:t xml:space="preserve"> </w:t>
-      </w:r>
-      <w:r>
-        <w:rPr>
-          <w:b/>
-          <w:bCs/>
-        </w:rPr>
-        <w:t xml:space="preserve">deviance</w:t>
-      </w:r>
-      <w:r>
-        <w:t xml:space="preserve"> </w:t>
-      </w:r>
-      <w:r>
-        <w:t xml:space="preserve">of a parameter value</w:t>
-      </w:r>
-      <w:r>
-        <w:t xml:space="preserve"> </w:t>
-      </w:r>
+      <w:del w:id="817" w:author="PR Preview" w:date="2026-01-01T00:00:00Z">
+        <w:r>
+          <w:rPr>
+            <w:b/>
+            <w:bCs/>
+          </w:rPr>
+          <w:delText xml:space="preserve">Definition 14 (Deviance of a parameter value)</w:delText>
+        </w:r>
+      </w:del>
+      <w:del w:id="818" w:author="PR Preview" w:date="2026-01-01T00:00:00Z">
+        <w:r>
+          <w:delText xml:space="preserve"> </w:delText>
+        </w:r>
+      </w:del>
+      <w:del w:id="819" w:author="PR Preview" w:date="2026-01-01T00:00:00Z">
+        <w:r>
+          <w:delText xml:space="preserve">In the deviance information criterion,</w:delText>
+        </w:r>
+      </w:del>
+      <w:del w:id="820" w:author="PR Preview" w:date="2026-01-01T00:00:00Z">
+        <w:r>
+          <w:delText xml:space="preserve"> </w:delText>
+        </w:r>
+      </w:del>
+      <w:del w:id="821" w:author="PR Preview" w:date="2026-01-01T00:00:00Z">
+        <w:r>
+          <w:delText xml:space="preserve">the</w:delText>
+        </w:r>
+      </w:del>
+      <w:del w:id="822" w:author="PR Preview" w:date="2026-01-01T00:00:00Z">
+        <w:r>
+          <w:delText xml:space="preserve"> </w:delText>
+        </w:r>
+      </w:del>
+      <w:del w:id="823" w:author="PR Preview" w:date="2026-01-01T00:00:00Z">
+        <w:r>
+          <w:rPr>
+            <w:b/>
+            <w:bCs/>
+          </w:rPr>
+          <w:delText xml:space="preserve">deviance</w:delText>
+        </w:r>
+      </w:del>
+      <w:del w:id="824" w:author="PR Preview" w:date="2026-01-01T00:00:00Z">
+        <w:r>
+          <w:delText xml:space="preserve"> </w:delText>
+        </w:r>
+      </w:del>
+      <w:del w:id="825" w:author="PR Preview" w:date="2026-01-01T00:00:00Z">
+        <w:r>
+          <w:delText xml:space="preserve">of a parameter value</w:delText>
+        </w:r>
+      </w:del>
+      <w:del w:id="826" w:author="PR Preview" w:date="2026-01-01T00:00:00Z">
+        <w:r>
+          <w:delText xml:space="preserve"> </w:delText>
+        </w:r>
+      </w:del>
       <m:oMath>
         <m:limLow>
           <m:e>
@@ -23445,12 +26848,16 @@
           </m:lim>
         </m:limLow>
       </m:oMath>
-      <w:r>
-        <w:t xml:space="preserve"> </w:t>
-      </w:r>
-      <w:r>
-        <w:t xml:space="preserve">is</w:t>
-      </w:r>
+      <w:del w:id="827" w:author="PR Preview" w:date="2026-01-01T00:00:00Z">
+        <w:r>
+          <w:delText xml:space="preserve"> </w:delText>
+        </w:r>
+      </w:del>
+      <w:del w:id="828" w:author="PR Preview" w:date="2026-01-01T00:00:00Z">
+        <w:r>
+          <w:delText xml:space="preserve">is</w:delText>
+        </w:r>
+      </w:del>
     </w:p>
     <w:p>
       <w:pPr>
@@ -23588,40 +26995,54 @@
         </m:oMath>
       </m:oMathPara>
     </w:p>
-    <w:bookmarkEnd w:id="70"/>
-    <w:bookmarkStart w:id="71" w:name="rem-bayes-deviance-constant"/>
     <w:p>
       <w:pPr>
         <w:pStyle w:val="FirstParagraph"/>
       </w:pPr>
-      <w:r>
-        <w:rPr>
-          <w:i/>
-          <w:iCs/>
-        </w:rPr>
-        <w:t xml:space="preserve">Remark 1</w:t>
-      </w:r>
-      <w:r>
-        <w:t xml:space="preserve"> (Bayesian deviance and the generalized linear model deviance). </w:t>
-      </w:r>
-      <w:r>
-        <w:t xml:space="preserve">This deviance is minus twice the log-likelihood.</w:t>
-      </w:r>
-      <w:r>
-        <w:t xml:space="preserve"> </w:t>
-      </w:r>
-      <w:r>
-        <w:t xml:space="preserve">A generalized linear model’s deviance subtracts the same quantity for the saturated model,</w:t>
-      </w:r>
-      <w:r>
-        <w:t xml:space="preserve"> </w:t>
-      </w:r>
-      <w:r>
-        <w:t xml:space="preserve">which does not depend on</w:t>
-      </w:r>
-      <w:r>
-        <w:t xml:space="preserve"> </w:t>
-      </w:r>
+      <w:del w:id="829" w:author="PR Preview" w:date="2026-01-01T00:00:00Z">
+        <w:r>
+          <w:rPr>
+            <w:i/>
+            <w:iCs/>
+          </w:rPr>
+          <w:delText xml:space="preserve">Remark 1</w:delText>
+        </w:r>
+      </w:del>
+      <w:del w:id="830" w:author="PR Preview" w:date="2026-01-01T00:00:00Z">
+        <w:r>
+          <w:delText xml:space="preserve"> (Bayesian deviance and the generalized linear model deviance). </w:delText>
+        </w:r>
+      </w:del>
+      <w:del w:id="831" w:author="PR Preview" w:date="2026-01-01T00:00:00Z">
+        <w:r>
+          <w:delText xml:space="preserve">This deviance is minus twice the log-likelihood.</w:delText>
+        </w:r>
+      </w:del>
+      <w:del w:id="832" w:author="PR Preview" w:date="2026-01-01T00:00:00Z">
+        <w:r>
+          <w:delText xml:space="preserve"> </w:delText>
+        </w:r>
+      </w:del>
+      <w:del w:id="833" w:author="PR Preview" w:date="2026-01-01T00:00:00Z">
+        <w:r>
+          <w:delText xml:space="preserve">A generalized linear model’s deviance subtracts the same quantity for the saturated model,</w:delText>
+        </w:r>
+      </w:del>
+      <w:del w:id="834" w:author="PR Preview" w:date="2026-01-01T00:00:00Z">
+        <w:r>
+          <w:delText xml:space="preserve"> </w:delText>
+        </w:r>
+      </w:del>
+      <w:del w:id="835" w:author="PR Preview" w:date="2026-01-01T00:00:00Z">
+        <w:r>
+          <w:delText xml:space="preserve">which does not depend on</w:delText>
+        </w:r>
+      </w:del>
+      <w:del w:id="836" w:author="PR Preview" w:date="2026-01-01T00:00:00Z">
+        <w:r>
+          <w:delText xml:space="preserve"> </w:delText>
+        </w:r>
+      </w:del>
       <m:oMath>
         <m:limLow>
           <m:e>
@@ -23639,38 +27060,50 @@
           </m:lim>
         </m:limLow>
       </m:oMath>
-      <w:r>
-        <w:t xml:space="preserve">,</w:t>
-      </w:r>
-      <w:r>
-        <w:t xml:space="preserve"> </w:t>
-      </w:r>
-      <w:r>
-        <w:t xml:space="preserve">so the two differ by a constant that cancels in comparisons between models of the same data.</w:t>
-      </w:r>
+      <w:del w:id="837" w:author="PR Preview" w:date="2026-01-01T00:00:00Z">
+        <w:r>
+          <w:delText xml:space="preserve">,</w:delText>
+        </w:r>
+      </w:del>
+      <w:del w:id="838" w:author="PR Preview" w:date="2026-01-01T00:00:00Z">
+        <w:r>
+          <w:delText xml:space="preserve"> </w:delText>
+        </w:r>
+      </w:del>
+      <w:del w:id="839" w:author="PR Preview" w:date="2026-01-01T00:00:00Z">
+        <w:r>
+          <w:delText xml:space="preserve">so the two differ by a constant that cancels in comparisons between models of the same data.</w:delText>
+        </w:r>
+      </w:del>
     </w:p>
-    <w:bookmarkEnd w:id="71"/>
-    <w:bookmarkStart w:id="72" w:name="def-effective-parameters"/>
     <w:p>
       <w:pPr>
         <w:pStyle w:val="BodyText"/>
       </w:pPr>
-      <w:r>
-        <w:rPr>
-          <w:b/>
-          <w:bCs/>
-        </w:rPr>
-        <w:t xml:space="preserve">Definition 15 (Effective number of parameters)</w:t>
-      </w:r>
-      <w:r>
-        <w:t xml:space="preserve"> </w:t>
-      </w:r>
-      <w:r>
-        <w:t xml:space="preserve">Let</w:t>
-      </w:r>
-      <w:r>
-        <w:t xml:space="preserve"> </w:t>
-      </w:r>
+      <w:del w:id="840" w:author="PR Preview" w:date="2026-01-01T00:00:00Z">
+        <w:r>
+          <w:rPr>
+            <w:b/>
+            <w:bCs/>
+          </w:rPr>
+          <w:delText xml:space="preserve">Definition 15 (Effective number of parameters)</w:delText>
+        </w:r>
+      </w:del>
+      <w:del w:id="841" w:author="PR Preview" w:date="2026-01-01T00:00:00Z">
+        <w:r>
+          <w:delText xml:space="preserve"> </w:delText>
+        </w:r>
+      </w:del>
+      <w:del w:id="842" w:author="PR Preview" w:date="2026-01-01T00:00:00Z">
+        <w:r>
+          <w:delText xml:space="preserve">Let</w:delText>
+        </w:r>
+      </w:del>
+      <w:del w:id="843" w:author="PR Preview" w:date="2026-01-01T00:00:00Z">
+        <w:r>
+          <w:delText xml:space="preserve"> </w:delText>
+        </w:r>
+      </w:del>
       <m:oMath>
         <m:bar>
           <m:barPr>
@@ -23775,35 +27208,51 @@
           <m:t>​</m:t>
         </m:r>
       </m:oMath>
-      <w:r>
-        <w:t xml:space="preserve"> </w:t>
-      </w:r>
-      <w:r>
-        <w:t xml:space="preserve">be the posterior mean of the</w:t>
-      </w:r>
-      <w:r>
-        <w:t xml:space="preserve"> </w:t>
-      </w:r>
+      <w:del w:id="844" w:author="PR Preview" w:date="2026-01-01T00:00:00Z">
+        <w:r>
+          <w:delText xml:space="preserve"> </w:delText>
+        </w:r>
+      </w:del>
+      <w:del w:id="845" w:author="PR Preview" w:date="2026-01-01T00:00:00Z">
+        <w:r>
+          <w:delText xml:space="preserve">be the posterior mean of the</w:delText>
+        </w:r>
+      </w:del>
+      <w:del w:id="846" w:author="PR Preview" w:date="2026-01-01T00:00:00Z">
+        <w:r>
+          <w:delText xml:space="preserve"> </w:delText>
+        </w:r>
+      </w:del>
       <w:hyperlink w:anchor="def-bayes-deviance">
-        <w:r>
-          <w:rPr>
-            <w:rStyle w:val="Hyperlink"/>
-          </w:rPr>
-          <w:t xml:space="preserve">deviance</w:t>
-        </w:r>
+        <w:del w:id="847" w:author="PR Preview" w:date="2026-01-01T00:00:00Z">
+          <w:r>
+            <w:rPr>
+              <w:rStyle w:val="Hyperlink"/>
+            </w:rPr>
+            <w:delText xml:space="preserve">deviance</w:delText>
+          </w:r>
+        </w:del>
       </w:hyperlink>
-      <w:r>
-        <w:t xml:space="preserve">,</w:t>
-      </w:r>
-      <w:r>
-        <w:t xml:space="preserve"> </w:t>
-      </w:r>
-      <w:r>
-        <w:t xml:space="preserve">and let</w:t>
-      </w:r>
-      <w:r>
-        <w:t xml:space="preserve"> </w:t>
-      </w:r>
+      <w:del w:id="848" w:author="PR Preview" w:date="2026-01-01T00:00:00Z">
+        <w:r>
+          <w:delText xml:space="preserve">,</w:delText>
+        </w:r>
+      </w:del>
+      <w:del w:id="849" w:author="PR Preview" w:date="2026-01-01T00:00:00Z">
+        <w:r>
+          <w:delText xml:space="preserve"> </w:delText>
+        </w:r>
+      </w:del>
+      <w:del w:id="850" w:author="PR Preview" w:date="2026-01-01T00:00:00Z">
+        <w:r>
+          <w:delText xml:space="preserve">and let</w:delText>
+        </w:r>
+      </w:del>
+      <w:del w:id="851" w:author="PR Preview" w:date="2026-01-01T00:00:00Z">
+        <w:r>
+          <w:delText xml:space="preserve"> </w:delText>
+        </w:r>
+      </w:del>
       <m:oMath>
         <m:acc>
           <m:accPr>
@@ -23905,34 +27354,50 @@
           <m:t>​</m:t>
         </m:r>
       </m:oMath>
-      <w:r>
-        <w:t xml:space="preserve"> </w:t>
-      </w:r>
-      <w:r>
-        <w:t xml:space="preserve">be the posterior mean of the parameters.</w:t>
-      </w:r>
-      <w:r>
-        <w:t xml:space="preserve"> </w:t>
-      </w:r>
-      <w:r>
-        <w:t xml:space="preserve">The</w:t>
-      </w:r>
-      <w:r>
-        <w:t xml:space="preserve"> </w:t>
-      </w:r>
-      <w:r>
-        <w:rPr>
-          <w:b/>
-          <w:bCs/>
-        </w:rPr>
-        <w:t xml:space="preserve">effective number of parameters</w:t>
-      </w:r>
-      <w:r>
-        <w:t xml:space="preserve"> </w:t>
-      </w:r>
-      <w:r>
-        <w:t xml:space="preserve">is</w:t>
-      </w:r>
+      <w:del w:id="852" w:author="PR Preview" w:date="2026-01-01T00:00:00Z">
+        <w:r>
+          <w:delText xml:space="preserve"> </w:delText>
+        </w:r>
+      </w:del>
+      <w:del w:id="853" w:author="PR Preview" w:date="2026-01-01T00:00:00Z">
+        <w:r>
+          <w:delText xml:space="preserve">be the posterior mean of the parameters.</w:delText>
+        </w:r>
+      </w:del>
+      <w:del w:id="854" w:author="PR Preview" w:date="2026-01-01T00:00:00Z">
+        <w:r>
+          <w:delText xml:space="preserve"> </w:delText>
+        </w:r>
+      </w:del>
+      <w:del w:id="855" w:author="PR Preview" w:date="2026-01-01T00:00:00Z">
+        <w:r>
+          <w:delText xml:space="preserve">The</w:delText>
+        </w:r>
+      </w:del>
+      <w:del w:id="856" w:author="PR Preview" w:date="2026-01-01T00:00:00Z">
+        <w:r>
+          <w:delText xml:space="preserve"> </w:delText>
+        </w:r>
+      </w:del>
+      <w:del w:id="857" w:author="PR Preview" w:date="2026-01-01T00:00:00Z">
+        <w:r>
+          <w:rPr>
+            <w:b/>
+            <w:bCs/>
+          </w:rPr>
+          <w:delText xml:space="preserve">effective number of parameters</w:delText>
+        </w:r>
+      </w:del>
+      <w:del w:id="858" w:author="PR Preview" w:date="2026-01-01T00:00:00Z">
+        <w:r>
+          <w:delText xml:space="preserve"> </w:delText>
+        </w:r>
+      </w:del>
+      <w:del w:id="859" w:author="PR Preview" w:date="2026-01-01T00:00:00Z">
+        <w:r>
+          <w:delText xml:space="preserve">is</w:delText>
+        </w:r>
+      </w:del>
     </w:p>
     <w:p>
       <w:pPr>
@@ -24036,6 +27501,309 @@
         </m:oMath>
       </m:oMathPara>
     </w:p>
+    <w:p>
+      <w:pPr>
+        <w:pStyle w:val="BodyText"/>
+      </w:pPr>
+      <w:ins w:id="860" w:author="PR Preview" w:date="2026-01-01T00:00:00Z">
+        <w:r>
+          <w:rPr>
+            <w:b/>
+            <w:bCs/>
+          </w:rPr>
+          <w:t xml:space="preserve">Definition 14 (Deviance of a parameter value)</w:t>
+        </w:r>
+      </w:ins>
+      <w:ins w:id="861" w:author="PR Preview" w:date="2026-01-01T00:00:00Z">
+        <w:r>
+          <w:t xml:space="preserve"> </w:t>
+        </w:r>
+      </w:ins>
+      <w:ins w:id="862" w:author="PR Preview" w:date="2026-01-01T00:00:00Z">
+        <w:r>
+          <w:t xml:space="preserve">In the deviance information criterion,</w:t>
+        </w:r>
+      </w:ins>
+      <w:ins w:id="863" w:author="PR Preview" w:date="2026-01-01T00:00:00Z">
+        <w:r>
+          <w:t xml:space="preserve"> </w:t>
+        </w:r>
+      </w:ins>
+      <w:ins w:id="864" w:author="PR Preview" w:date="2026-01-01T00:00:00Z">
+        <w:r>
+          <w:t xml:space="preserve">the</w:t>
+        </w:r>
+      </w:ins>
+      <w:ins w:id="865" w:author="PR Preview" w:date="2026-01-01T00:00:00Z">
+        <w:r>
+          <w:t xml:space="preserve"> </w:t>
+        </w:r>
+      </w:ins>
+      <w:ins w:id="866" w:author="PR Preview" w:date="2026-01-01T00:00:00Z">
+        <w:r>
+          <w:rPr>
+            <w:b/>
+            <w:bCs/>
+          </w:rPr>
+          <w:t xml:space="preserve">deviance</w:t>
+        </w:r>
+      </w:ins>
+      <w:ins w:id="867" w:author="PR Preview" w:date="2026-01-01T00:00:00Z">
+        <w:r>
+          <w:t xml:space="preserve"> </w:t>
+        </w:r>
+      </w:ins>
+      <w:ins w:id="868" w:author="PR Preview" w:date="2026-01-01T00:00:00Z">
+        <w:r>
+          <w:t xml:space="preserve">of a parameter value</w:t>
+        </w:r>
+      </w:ins>
+      <w:ins w:id="869" w:author="PR Preview" w:date="2026-01-01T00:00:00Z">
+        <w:r>
+          <w:t xml:space="preserve"> </w:t>
+        </w:r>
+      </w:ins>
+      <w:ins w:id="870" w:author="PR Preview" w:date="2026-01-01T00:00:00Z">
+        <w:r>
+          <w:t xml:space="preserve">$\mathord{\smash[b]{\underset{\raise.3ex\hbox{$\scriptstyle\sim$}}{\theta}}\vphantom{\theta}}$</w:t>
+        </w:r>
+      </w:ins>
+      <w:ins w:id="871" w:author="PR Preview" w:date="2026-01-01T00:00:00Z">
+        <w:r>
+          <w:t xml:space="preserve"> </w:t>
+        </w:r>
+      </w:ins>
+      <w:ins w:id="872" w:author="PR Preview" w:date="2026-01-01T00:00:00Z">
+        <w:r>
+          <w:t xml:space="preserve">is</w:t>
+        </w:r>
+      </w:ins>
+    </w:p>
+    <w:p>
+      <w:pPr>
+        <w:pStyle w:val="BodyText"/>
+      </w:pPr>
+      <w:ins w:id="873" w:author="PR Preview" w:date="2026-01-01T00:00:00Z">
+        <w:r>
+          <w:t xml:space="preserve">$$
+    D(\mathord{\smash[b]{\underset{\raise.3ex\hbox{$\scriptstyle\sim$}}{\theta}}\vphantom{\theta}}) \stackrel{\text{def}}{=}-2 \log \operatorname{p}(\mathord{\smash[b]{\underset{\raise.3ex\hbox{$\scriptstyle\sim$}}{y}}\vphantom{y}}\mid \mathord{\smash[b]{\underset{\raise.3ex\hbox{$\scriptstyle\sim$}}{\theta}}\vphantom{\theta}}).
+    $$</w:t>
+        </w:r>
+      </w:ins>
+    </w:p>
+    <w:bookmarkEnd w:id="70"/>
+    <w:bookmarkStart w:id="71" w:name="rem-bayes-deviance-constant"/>
+    <w:p>
+      <w:pPr>
+        <w:pStyle w:val="FirstParagraph"/>
+      </w:pPr>
+      <w:ins w:id="874" w:author="PR Preview" w:date="2026-01-01T00:00:00Z">
+        <w:r>
+          <w:rPr>
+            <w:i/>
+            <w:iCs/>
+          </w:rPr>
+          <w:t xml:space="preserve">Remark 1</w:t>
+        </w:r>
+      </w:ins>
+      <w:ins w:id="875" w:author="PR Preview" w:date="2026-01-01T00:00:00Z">
+        <w:r>
+          <w:t xml:space="preserve"> (Bayesian deviance and the generalized linear model deviance). </w:t>
+        </w:r>
+      </w:ins>
+      <w:ins w:id="876" w:author="PR Preview" w:date="2026-01-01T00:00:00Z">
+        <w:r>
+          <w:t xml:space="preserve">This deviance is minus twice the log-likelihood.</w:t>
+        </w:r>
+      </w:ins>
+      <w:ins w:id="877" w:author="PR Preview" w:date="2026-01-01T00:00:00Z">
+        <w:r>
+          <w:t xml:space="preserve"> </w:t>
+        </w:r>
+      </w:ins>
+      <w:ins w:id="878" w:author="PR Preview" w:date="2026-01-01T00:00:00Z">
+        <w:r>
+          <w:t xml:space="preserve">A generalized linear model’s deviance subtracts the same quantity for the saturated model,</w:t>
+        </w:r>
+      </w:ins>
+      <w:ins w:id="879" w:author="PR Preview" w:date="2026-01-01T00:00:00Z">
+        <w:r>
+          <w:t xml:space="preserve"> </w:t>
+        </w:r>
+      </w:ins>
+      <w:ins w:id="880" w:author="PR Preview" w:date="2026-01-01T00:00:00Z">
+        <w:r>
+          <w:t xml:space="preserve">which does not depend on</w:t>
+        </w:r>
+      </w:ins>
+      <w:ins w:id="881" w:author="PR Preview" w:date="2026-01-01T00:00:00Z">
+        <w:r>
+          <w:t xml:space="preserve"> </w:t>
+        </w:r>
+      </w:ins>
+      <w:ins w:id="882" w:author="PR Preview" w:date="2026-01-01T00:00:00Z">
+        <w:r>
+          <w:t xml:space="preserve">$\mathord{\smash[b]{\underset{\raise.3ex\hbox{$\scriptstyle\sim$}}{\theta}}\vphantom{\theta}}$</w:t>
+        </w:r>
+      </w:ins>
+      <w:ins w:id="883" w:author="PR Preview" w:date="2026-01-01T00:00:00Z">
+        <w:r>
+          <w:t xml:space="preserve">,</w:t>
+        </w:r>
+      </w:ins>
+      <w:ins w:id="884" w:author="PR Preview" w:date="2026-01-01T00:00:00Z">
+        <w:r>
+          <w:t xml:space="preserve"> </w:t>
+        </w:r>
+      </w:ins>
+      <w:ins w:id="885" w:author="PR Preview" w:date="2026-01-01T00:00:00Z">
+        <w:r>
+          <w:t xml:space="preserve">so the two differ by a constant that cancels in comparisons between models of the same data.</w:t>
+        </w:r>
+      </w:ins>
+    </w:p>
+    <w:bookmarkEnd w:id="71"/>
+    <w:bookmarkStart w:id="72" w:name="def-effective-parameters"/>
+    <w:p>
+      <w:pPr>
+        <w:pStyle w:val="BodyText"/>
+      </w:pPr>
+      <w:ins w:id="886" w:author="PR Preview" w:date="2026-01-01T00:00:00Z">
+        <w:r>
+          <w:rPr>
+            <w:b/>
+            <w:bCs/>
+          </w:rPr>
+          <w:t xml:space="preserve">Definition 15 (Effective number of parameters)</w:t>
+        </w:r>
+      </w:ins>
+      <w:ins w:id="887" w:author="PR Preview" w:date="2026-01-01T00:00:00Z">
+        <w:r>
+          <w:t xml:space="preserve"> </w:t>
+        </w:r>
+      </w:ins>
+      <w:ins w:id="888" w:author="PR Preview" w:date="2026-01-01T00:00:00Z">
+        <w:r>
+          <w:t xml:space="preserve">Let</w:t>
+        </w:r>
+      </w:ins>
+      <w:ins w:id="889" w:author="PR Preview" w:date="2026-01-01T00:00:00Z">
+        <w:r>
+          <w:t xml:space="preserve"> </w:t>
+        </w:r>
+      </w:ins>
+      <w:ins w:id="890" w:author="PR Preview" w:date="2026-01-01T00:00:00Z">
+        <w:r>
+          <w:t xml:space="preserve">$\overline{D} \stackrel{\text{def}}{=}\operatorname{E}\mathopen{}\left[D(\mathord{\smash[b]{\underset{\raise.3ex\hbox{$\scriptstyle\sim$}}{\theta}}\vphantom{\theta}}) \mid \mathord{\smash[b]{\underset{\raise.3ex\hbox{$\scriptstyle\sim$}}{y}}\vphantom{y}}\right]\mathclose{}$</w:t>
+        </w:r>
+      </w:ins>
+      <w:ins w:id="891" w:author="PR Preview" w:date="2026-01-01T00:00:00Z">
+        <w:r>
+          <w:t xml:space="preserve"> </w:t>
+        </w:r>
+      </w:ins>
+      <w:ins w:id="892" w:author="PR Preview" w:date="2026-01-01T00:00:00Z">
+        <w:r>
+          <w:t xml:space="preserve">be the posterior mean of the</w:t>
+        </w:r>
+      </w:ins>
+      <w:ins w:id="893" w:author="PR Preview" w:date="2026-01-01T00:00:00Z">
+        <w:r>
+          <w:t xml:space="preserve"> </w:t>
+        </w:r>
+      </w:ins>
+      <w:hyperlink w:anchor="def-bayes-deviance">
+        <w:ins w:id="894" w:author="PR Preview" w:date="2026-01-01T00:00:00Z">
+          <w:r>
+            <w:rPr>
+              <w:rStyle w:val="Hyperlink"/>
+            </w:rPr>
+            <w:t xml:space="preserve">deviance</w:t>
+          </w:r>
+        </w:ins>
+      </w:hyperlink>
+      <w:ins w:id="895" w:author="PR Preview" w:date="2026-01-01T00:00:00Z">
+        <w:r>
+          <w:t xml:space="preserve">,</w:t>
+        </w:r>
+      </w:ins>
+      <w:ins w:id="896" w:author="PR Preview" w:date="2026-01-01T00:00:00Z">
+        <w:r>
+          <w:t xml:space="preserve"> </w:t>
+        </w:r>
+      </w:ins>
+      <w:ins w:id="897" w:author="PR Preview" w:date="2026-01-01T00:00:00Z">
+        <w:r>
+          <w:t xml:space="preserve">and let</w:t>
+        </w:r>
+      </w:ins>
+      <w:ins w:id="898" w:author="PR Preview" w:date="2026-01-01T00:00:00Z">
+        <w:r>
+          <w:t xml:space="preserve"> </w:t>
+        </w:r>
+      </w:ins>
+      <w:ins w:id="899" w:author="PR Preview" w:date="2026-01-01T00:00:00Z">
+        <w:r>
+          <w:t xml:space="preserve">$\bar{\mathord{\smash[b]{\underset{\raise.3ex\hbox{$\scriptstyle\sim$}}{\theta}}\vphantom{\theta}}} \stackrel{\text{def}}{=}\operatorname{E}\mathopen{}\left[\mathord{\smash[b]{\underset{\raise.3ex\hbox{$\scriptstyle\sim$}}{\theta}}\vphantom{\theta}}\mid \mathord{\smash[b]{\underset{\raise.3ex\hbox{$\scriptstyle\sim$}}{y}}\vphantom{y}}\right]\mathclose{}$</w:t>
+        </w:r>
+      </w:ins>
+      <w:ins w:id="900" w:author="PR Preview" w:date="2026-01-01T00:00:00Z">
+        <w:r>
+          <w:t xml:space="preserve"> </w:t>
+        </w:r>
+      </w:ins>
+      <w:ins w:id="901" w:author="PR Preview" w:date="2026-01-01T00:00:00Z">
+        <w:r>
+          <w:t xml:space="preserve">be the posterior mean of the parameters.</w:t>
+        </w:r>
+      </w:ins>
+      <w:ins w:id="902" w:author="PR Preview" w:date="2026-01-01T00:00:00Z">
+        <w:r>
+          <w:t xml:space="preserve"> </w:t>
+        </w:r>
+      </w:ins>
+      <w:ins w:id="903" w:author="PR Preview" w:date="2026-01-01T00:00:00Z">
+        <w:r>
+          <w:t xml:space="preserve">The</w:t>
+        </w:r>
+      </w:ins>
+      <w:ins w:id="904" w:author="PR Preview" w:date="2026-01-01T00:00:00Z">
+        <w:r>
+          <w:t xml:space="preserve"> </w:t>
+        </w:r>
+      </w:ins>
+      <w:ins w:id="905" w:author="PR Preview" w:date="2026-01-01T00:00:00Z">
+        <w:r>
+          <w:rPr>
+            <w:b/>
+            <w:bCs/>
+          </w:rPr>
+          <w:t xml:space="preserve">effective number of parameters</w:t>
+        </w:r>
+      </w:ins>
+      <w:ins w:id="906" w:author="PR Preview" w:date="2026-01-01T00:00:00Z">
+        <w:r>
+          <w:t xml:space="preserve"> </w:t>
+        </w:r>
+      </w:ins>
+      <w:ins w:id="907" w:author="PR Preview" w:date="2026-01-01T00:00:00Z">
+        <w:r>
+          <w:t xml:space="preserve">is</w:t>
+        </w:r>
+      </w:ins>
+    </w:p>
+    <w:p>
+      <w:pPr>
+        <w:pStyle w:val="BodyText"/>
+      </w:pPr>
+      <w:ins w:id="908" w:author="PR Preview" w:date="2026-01-01T00:00:00Z">
+        <w:r>
+          <w:t xml:space="preserve">$$
+    p_D \stackrel{\text{def}}{=}\overline{D} - D(\bar{\mathord{\smash[b]{\underset{\raise.3ex\hbox{$\scriptstyle\sim$}}{\theta}}\vphantom{\theta}}}).
+    $$</w:t>
+        </w:r>
+      </w:ins>
+    </w:p>
     <w:bookmarkEnd w:id="72"/>
     <w:bookmarkStart w:id="73" w:name="def-dic"/>
     <w:p>
@@ -24175,6 +27943,18 @@
           </m:r>
         </m:oMath>
       </m:oMathPara>
+    </w:p>
+    <w:p>
+      <w:pPr>
+        <w:pStyle w:val="BodyText"/>
+      </w:pPr>
+      <w:ins w:id="909" w:author="PR Preview" w:date="2026-01-01T00:00:00Z">
+        <w:r>
+          <w:t xml:space="preserve">$$
+    \operatorname{DIC} \stackrel{\text{def}}{=}D(\bar{\mathord{\smash[b]{\underset{\raise.3ex\hbox{$\scriptstyle\sim$}}{\theta}}\vphantom{\theta}}}) + 2\,p_D,
+    $$</w:t>
+        </w:r>
+      </w:ins>
     </w:p>
     <w:p>
       <w:pPr>
@@ -24746,12 +28526,16 @@
       <w:pPr>
         <w:pStyle w:val="FirstParagraph"/>
       </w:pPr>
-      <w:r>
-        <w:t xml:space="preserve">The term</w:t>
-      </w:r>
-      <w:r>
-        <w:t xml:space="preserve"> </w:t>
-      </w:r>
+      <w:del w:id="910" w:author="PR Preview" w:date="2026-01-01T00:00:00Z">
+        <w:r>
+          <w:delText xml:space="preserve">The term</w:delText>
+        </w:r>
+      </w:del>
+      <w:del w:id="911" w:author="PR Preview" w:date="2026-01-01T00:00:00Z">
+        <w:r>
+          <w:delText xml:space="preserve"> </w:delText>
+        </w:r>
+      </w:del>
       <m:oMath>
         <m:r>
           <m:t>D</m:t>
@@ -24791,21 +28575,31 @@
           <m:t>)</m:t>
         </m:r>
       </m:oMath>
-      <w:r>
-        <w:t xml:space="preserve"> </w:t>
-      </w:r>
-      <w:r>
-        <w:t xml:space="preserve">rewards fit,</w:t>
-      </w:r>
-      <w:r>
-        <w:t xml:space="preserve"> </w:t>
-      </w:r>
-      <w:r>
-        <w:t xml:space="preserve">while</w:t>
-      </w:r>
-      <w:r>
-        <w:t xml:space="preserve"> </w:t>
-      </w:r>
+      <w:del w:id="912" w:author="PR Preview" w:date="2026-01-01T00:00:00Z">
+        <w:r>
+          <w:delText xml:space="preserve"> </w:delText>
+        </w:r>
+      </w:del>
+      <w:del w:id="913" w:author="PR Preview" w:date="2026-01-01T00:00:00Z">
+        <w:r>
+          <w:delText xml:space="preserve">rewards fit,</w:delText>
+        </w:r>
+      </w:del>
+      <w:del w:id="914" w:author="PR Preview" w:date="2026-01-01T00:00:00Z">
+        <w:r>
+          <w:delText xml:space="preserve"> </w:delText>
+        </w:r>
+      </w:del>
+      <w:del w:id="915" w:author="PR Preview" w:date="2026-01-01T00:00:00Z">
+        <w:r>
+          <w:delText xml:space="preserve">while</w:delText>
+        </w:r>
+      </w:del>
+      <w:del w:id="916" w:author="PR Preview" w:date="2026-01-01T00:00:00Z">
+        <w:r>
+          <w:delText xml:space="preserve"> </w:delText>
+        </w:r>
+      </w:del>
       <m:oMath>
         <m:sSub>
           <m:e>
@@ -24820,54 +28614,86 @@
           </m:sub>
         </m:sSub>
       </m:oMath>
-      <w:r>
-        <w:t xml:space="preserve"> </w:t>
-      </w:r>
-      <w:r>
-        <w:t xml:space="preserve">penalizes complexity:</w:t>
-      </w:r>
-      <w:r>
-        <w:t xml:space="preserve"> </w:t>
-      </w:r>
-      <w:r>
-        <w:t xml:space="preserve">it measures how much the deviance is reduced, on average,</w:t>
-      </w:r>
-      <w:r>
-        <w:t xml:space="preserve"> </w:t>
-      </w:r>
-      <w:r>
-        <w:t xml:space="preserve">by letting the parameters adapt to the data.</w:t>
-      </w:r>
-      <w:r>
-        <w:t xml:space="preserve"> </w:t>
-      </w:r>
-      <w:r>
-        <w:t xml:space="preserve">As with Akaike’s criterion, lower DIC is better,</w:t>
-      </w:r>
-      <w:r>
-        <w:t xml:space="preserve"> </w:t>
-      </w:r>
-      <w:r>
-        <w:t xml:space="preserve">and only differences in DIC between models fit to the same data are meaningful</w:t>
-      </w:r>
-      <w:r>
-        <w:t xml:space="preserve"> </w:t>
-      </w:r>
-      <w:r>
-        <w:t xml:space="preserve">(Dobson and Barnett 2018, chap. 13, p. 306)</w:t>
-      </w:r>
-      <w:r>
-        <w:t xml:space="preserve">.</w:t>
-      </w:r>
-      <w:r>
-        <w:t xml:space="preserve"> </w:t>
-      </w:r>
-      <w:r>
-        <w:t xml:space="preserve">Both</w:t>
-      </w:r>
-      <w:r>
-        <w:t xml:space="preserve"> </w:t>
-      </w:r>
+      <w:del w:id="917" w:author="PR Preview" w:date="2026-01-01T00:00:00Z">
+        <w:r>
+          <w:delText xml:space="preserve"> </w:delText>
+        </w:r>
+      </w:del>
+      <w:del w:id="918" w:author="PR Preview" w:date="2026-01-01T00:00:00Z">
+        <w:r>
+          <w:delText xml:space="preserve">penalizes complexity:</w:delText>
+        </w:r>
+      </w:del>
+      <w:del w:id="919" w:author="PR Preview" w:date="2026-01-01T00:00:00Z">
+        <w:r>
+          <w:delText xml:space="preserve"> </w:delText>
+        </w:r>
+      </w:del>
+      <w:del w:id="920" w:author="PR Preview" w:date="2026-01-01T00:00:00Z">
+        <w:r>
+          <w:delText xml:space="preserve">it measures how much the deviance is reduced, on average,</w:delText>
+        </w:r>
+      </w:del>
+      <w:del w:id="921" w:author="PR Preview" w:date="2026-01-01T00:00:00Z">
+        <w:r>
+          <w:delText xml:space="preserve"> </w:delText>
+        </w:r>
+      </w:del>
+      <w:del w:id="922" w:author="PR Preview" w:date="2026-01-01T00:00:00Z">
+        <w:r>
+          <w:delText xml:space="preserve">by letting the parameters adapt to the data.</w:delText>
+        </w:r>
+      </w:del>
+      <w:del w:id="923" w:author="PR Preview" w:date="2026-01-01T00:00:00Z">
+        <w:r>
+          <w:delText xml:space="preserve"> </w:delText>
+        </w:r>
+      </w:del>
+      <w:del w:id="924" w:author="PR Preview" w:date="2026-01-01T00:00:00Z">
+        <w:r>
+          <w:delText xml:space="preserve">As with Akaike’s criterion, lower DIC is better,</w:delText>
+        </w:r>
+      </w:del>
+      <w:del w:id="925" w:author="PR Preview" w:date="2026-01-01T00:00:00Z">
+        <w:r>
+          <w:delText xml:space="preserve"> </w:delText>
+        </w:r>
+      </w:del>
+      <w:del w:id="926" w:author="PR Preview" w:date="2026-01-01T00:00:00Z">
+        <w:r>
+          <w:delText xml:space="preserve">and only differences in DIC between models fit to the same data are meaningful</w:delText>
+        </w:r>
+      </w:del>
+      <w:del w:id="927" w:author="PR Preview" w:date="2026-01-01T00:00:00Z">
+        <w:r>
+          <w:delText xml:space="preserve"> </w:delText>
+        </w:r>
+      </w:del>
+      <w:del w:id="928" w:author="PR Preview" w:date="2026-01-01T00:00:00Z">
+        <w:r>
+          <w:delText xml:space="preserve">(Dobson and Barnett 2018, chap. 13, p. 306)</w:delText>
+        </w:r>
+      </w:del>
+      <w:del w:id="929" w:author="PR Preview" w:date="2026-01-01T00:00:00Z">
+        <w:r>
+          <w:delText xml:space="preserve">.</w:delText>
+        </w:r>
+      </w:del>
+      <w:del w:id="930" w:author="PR Preview" w:date="2026-01-01T00:00:00Z">
+        <w:r>
+          <w:delText xml:space="preserve"> </w:delText>
+        </w:r>
+      </w:del>
+      <w:del w:id="931" w:author="PR Preview" w:date="2026-01-01T00:00:00Z">
+        <w:r>
+          <w:delText xml:space="preserve">Both</w:delText>
+        </w:r>
+      </w:del>
+      <w:del w:id="932" w:author="PR Preview" w:date="2026-01-01T00:00:00Z">
+        <w:r>
+          <w:delText xml:space="preserve"> </w:delText>
+        </w:r>
+      </w:del>
       <m:oMath>
         <m:bar>
           <m:barPr>
@@ -24880,15 +28706,21 @@
           </m:e>
         </m:bar>
       </m:oMath>
-      <w:r>
-        <w:t xml:space="preserve"> </w:t>
-      </w:r>
-      <w:r>
-        <w:t xml:space="preserve">and</w:t>
-      </w:r>
-      <w:r>
-        <w:t xml:space="preserve"> </w:t>
-      </w:r>
+      <w:del w:id="933" w:author="PR Preview" w:date="2026-01-01T00:00:00Z">
+        <w:r>
+          <w:delText xml:space="preserve"> </w:delText>
+        </w:r>
+      </w:del>
+      <w:del w:id="934" w:author="PR Preview" w:date="2026-01-01T00:00:00Z">
+        <w:r>
+          <w:delText xml:space="preserve">and</w:delText>
+        </w:r>
+      </w:del>
+      <w:del w:id="935" w:author="PR Preview" w:date="2026-01-01T00:00:00Z">
+        <w:r>
+          <w:delText xml:space="preserve"> </w:delText>
+        </w:r>
+      </w:del>
       <m:oMath>
         <m:acc>
           <m:accPr>
@@ -24913,35 +28745,289 @@
           </m:e>
         </m:acc>
       </m:oMath>
-      <w:r>
-        <w:t xml:space="preserve"> </w:t>
-      </w:r>
-      <w:r>
-        <w:t xml:space="preserve">are</w:t>
-      </w:r>
-      <w:r>
-        <w:t xml:space="preserve"> </w:t>
-      </w:r>
+      <w:del w:id="936" w:author="PR Preview" w:date="2026-01-01T00:00:00Z">
+        <w:r>
+          <w:delText xml:space="preserve"> </w:delText>
+        </w:r>
+      </w:del>
+      <w:del w:id="937" w:author="PR Preview" w:date="2026-01-01T00:00:00Z">
+        <w:r>
+          <w:delText xml:space="preserve">are</w:delText>
+        </w:r>
+      </w:del>
+      <w:del w:id="938" w:author="PR Preview" w:date="2026-01-01T00:00:00Z">
+        <w:r>
+          <w:delText xml:space="preserve"> </w:delText>
+        </w:r>
+      </w:del>
       <w:hyperlink w:anchor="def-monte-carlo-estimate">
-        <w:r>
-          <w:rPr>
-            <w:rStyle w:val="Hyperlink"/>
-          </w:rPr>
-          <w:t xml:space="preserve">Monte Carlo estimates</w:t>
-        </w:r>
+        <w:del w:id="939" w:author="PR Preview" w:date="2026-01-01T00:00:00Z">
+          <w:r>
+            <w:rPr>
+              <w:rStyle w:val="Hyperlink"/>
+            </w:rPr>
+            <w:delText xml:space="preserve">Monte Carlo estimates</w:delText>
+          </w:r>
+        </w:del>
       </w:hyperlink>
-      <w:r>
-        <w:t xml:space="preserve"> </w:t>
-      </w:r>
-      <w:r>
-        <w:t xml:space="preserve">from the posterior draws,</w:t>
-      </w:r>
-      <w:r>
-        <w:t xml:space="preserve"> </w:t>
-      </w:r>
-      <w:r>
-        <w:t xml:space="preserve">so DIC is a by-product of an MCMC run.</w:t>
-      </w:r>
+      <w:del w:id="940" w:author="PR Preview" w:date="2026-01-01T00:00:00Z">
+        <w:r>
+          <w:delText xml:space="preserve"> </w:delText>
+        </w:r>
+      </w:del>
+      <w:del w:id="941" w:author="PR Preview" w:date="2026-01-01T00:00:00Z">
+        <w:r>
+          <w:delText xml:space="preserve">from the posterior draws,</w:delText>
+        </w:r>
+      </w:del>
+      <w:del w:id="942" w:author="PR Preview" w:date="2026-01-01T00:00:00Z">
+        <w:r>
+          <w:delText xml:space="preserve"> </w:delText>
+        </w:r>
+      </w:del>
+      <w:del w:id="943" w:author="PR Preview" w:date="2026-01-01T00:00:00Z">
+        <w:r>
+          <w:delText xml:space="preserve">so DIC is a by-product of an MCMC run.</w:delText>
+        </w:r>
+      </w:del>
+    </w:p>
+    <w:p>
+      <w:pPr>
+        <w:pStyle w:val="BodyText"/>
+      </w:pPr>
+      <w:ins w:id="944" w:author="PR Preview" w:date="2026-01-01T00:00:00Z">
+        <w:r>
+          <w:t xml:space="preserve">$$
+    \begin{aligned}
+    \operatorname{DIC}
+    &amp;= D(\bar{\mathord{\smash[b]{\underset{\raise.3ex\hbox{$\scriptstyle\sim$}}{\theta}}\vphantom{\theta}}}) + 2\mathopen{}\left(\overline{D} - D(\bar{\mathord{\smash[b]{\underset{\raise.3ex\hbox{$\scriptstyle\sim$}}{\theta}}\vphantom{\theta}}})\right)\mathclose{}
+    &amp;&amp; \text{(definition of $p_D$)}\\
+    &amp;= 2\overline{D} - D(\bar{\mathord{\smash[b]{\underset{\raise.3ex\hbox{$\scriptstyle\sim$}}{\theta}}\vphantom{\theta}}})
+    &amp;&amp; \text{(collecting terms)}\\
+    &amp;= \overline{D} + \mathopen{}\left(\overline{D} - D(\bar{\mathord{\smash[b]{\underset{\raise.3ex\hbox{$\scriptstyle\sim$}}{\theta}}\vphantom{\theta}}})\right)\mathclose{}
+    &amp;&amp; \text{(splitting $2\overline{D}$)}\\
+    &amp;= \overline{D} + p_D
+    &amp;&amp; \text{(definition of $p_D$)}.
+    \end{aligned}
+    $$</w:t>
+        </w:r>
+      </w:ins>
+    </w:p>
+    <w:p>
+      <w:pPr>
+        <w:pStyle w:val="FirstParagraph"/>
+      </w:pPr>
+      <w:ins w:id="945" w:author="PR Preview" w:date="2026-01-01T00:00:00Z">
+        <w:r>
+          <w:t xml:space="preserve">The term</w:t>
+        </w:r>
+      </w:ins>
+      <w:ins w:id="946" w:author="PR Preview" w:date="2026-01-01T00:00:00Z">
+        <w:r>
+          <w:t xml:space="preserve"> </w:t>
+        </w:r>
+      </w:ins>
+      <w:ins w:id="947" w:author="PR Preview" w:date="2026-01-01T00:00:00Z">
+        <w:r>
+          <w:t xml:space="preserve">$D(\bar{\mathord{\smash[b]{\underset{\raise.3ex\hbox{$\scriptstyle\sim$}}{\theta}}\vphantom{\theta}}})$</w:t>
+        </w:r>
+      </w:ins>
+      <w:ins w:id="948" w:author="PR Preview" w:date="2026-01-01T00:00:00Z">
+        <w:r>
+          <w:t xml:space="preserve"> </w:t>
+        </w:r>
+      </w:ins>
+      <w:ins w:id="949" w:author="PR Preview" w:date="2026-01-01T00:00:00Z">
+        <w:r>
+          <w:t xml:space="preserve">rewards fit,</w:t>
+        </w:r>
+      </w:ins>
+      <w:ins w:id="950" w:author="PR Preview" w:date="2026-01-01T00:00:00Z">
+        <w:r>
+          <w:t xml:space="preserve"> </w:t>
+        </w:r>
+      </w:ins>
+      <w:ins w:id="951" w:author="PR Preview" w:date="2026-01-01T00:00:00Z">
+        <w:r>
+          <w:t xml:space="preserve">while</w:t>
+        </w:r>
+      </w:ins>
+      <w:ins w:id="952" w:author="PR Preview" w:date="2026-01-01T00:00:00Z">
+        <w:r>
+          <w:t xml:space="preserve"> </w:t>
+        </w:r>
+      </w:ins>
+      <m:oMath>
+        <m:sSub>
+          <m:e>
+            <m:r>
+              <m:t>p</m:t>
+            </m:r>
+          </m:e>
+          <m:sub>
+            <m:r>
+              <m:t>D</m:t>
+            </m:r>
+          </m:sub>
+        </m:sSub>
+      </m:oMath>
+      <w:ins w:id="953" w:author="PR Preview" w:date="2026-01-01T00:00:00Z">
+        <w:r>
+          <w:t xml:space="preserve"> </w:t>
+        </w:r>
+      </w:ins>
+      <w:ins w:id="954" w:author="PR Preview" w:date="2026-01-01T00:00:00Z">
+        <w:r>
+          <w:t xml:space="preserve">penalizes complexity:</w:t>
+        </w:r>
+      </w:ins>
+      <w:ins w:id="955" w:author="PR Preview" w:date="2026-01-01T00:00:00Z">
+        <w:r>
+          <w:t xml:space="preserve"> </w:t>
+        </w:r>
+      </w:ins>
+      <w:ins w:id="956" w:author="PR Preview" w:date="2026-01-01T00:00:00Z">
+        <w:r>
+          <w:t xml:space="preserve">it measures how much the deviance is reduced, on average,</w:t>
+        </w:r>
+      </w:ins>
+      <w:ins w:id="957" w:author="PR Preview" w:date="2026-01-01T00:00:00Z">
+        <w:r>
+          <w:t xml:space="preserve"> </w:t>
+        </w:r>
+      </w:ins>
+      <w:ins w:id="958" w:author="PR Preview" w:date="2026-01-01T00:00:00Z">
+        <w:r>
+          <w:t xml:space="preserve">by letting the parameters adapt to the data.</w:t>
+        </w:r>
+      </w:ins>
+      <w:ins w:id="959" w:author="PR Preview" w:date="2026-01-01T00:00:00Z">
+        <w:r>
+          <w:t xml:space="preserve"> </w:t>
+        </w:r>
+      </w:ins>
+      <w:ins w:id="960" w:author="PR Preview" w:date="2026-01-01T00:00:00Z">
+        <w:r>
+          <w:t xml:space="preserve">As with Akaike’s criterion, lower DIC is better,</w:t>
+        </w:r>
+      </w:ins>
+      <w:ins w:id="961" w:author="PR Preview" w:date="2026-01-01T00:00:00Z">
+        <w:r>
+          <w:t xml:space="preserve"> </w:t>
+        </w:r>
+      </w:ins>
+      <w:ins w:id="962" w:author="PR Preview" w:date="2026-01-01T00:00:00Z">
+        <w:r>
+          <w:t xml:space="preserve">and only differences in DIC between models fit to the same data are meaningful</w:t>
+        </w:r>
+      </w:ins>
+      <w:ins w:id="963" w:author="PR Preview" w:date="2026-01-01T00:00:00Z">
+        <w:r>
+          <w:t xml:space="preserve"> </w:t>
+        </w:r>
+      </w:ins>
+      <w:ins w:id="964" w:author="PR Preview" w:date="2026-01-01T00:00:00Z">
+        <w:r>
+          <w:t xml:space="preserve">(Dobson and Barnett 2018, chap. 13, p. 306)</w:t>
+        </w:r>
+      </w:ins>
+      <w:ins w:id="965" w:author="PR Preview" w:date="2026-01-01T00:00:00Z">
+        <w:r>
+          <w:t xml:space="preserve">.</w:t>
+        </w:r>
+      </w:ins>
+      <w:ins w:id="966" w:author="PR Preview" w:date="2026-01-01T00:00:00Z">
+        <w:r>
+          <w:t xml:space="preserve"> </w:t>
+        </w:r>
+      </w:ins>
+      <w:ins w:id="967" w:author="PR Preview" w:date="2026-01-01T00:00:00Z">
+        <w:r>
+          <w:t xml:space="preserve">Both</w:t>
+        </w:r>
+      </w:ins>
+      <w:ins w:id="968" w:author="PR Preview" w:date="2026-01-01T00:00:00Z">
+        <w:r>
+          <w:t xml:space="preserve"> </w:t>
+        </w:r>
+      </w:ins>
+      <m:oMath>
+        <m:bar>
+          <m:barPr>
+            <m:pos m:val="top"/>
+          </m:barPr>
+          <m:e>
+            <m:r>
+              <m:t>D</m:t>
+            </m:r>
+          </m:e>
+        </m:bar>
+      </m:oMath>
+      <w:ins w:id="969" w:author="PR Preview" w:date="2026-01-01T00:00:00Z">
+        <w:r>
+          <w:t xml:space="preserve"> </w:t>
+        </w:r>
+      </w:ins>
+      <w:ins w:id="970" w:author="PR Preview" w:date="2026-01-01T00:00:00Z">
+        <w:r>
+          <w:t xml:space="preserve">and</w:t>
+        </w:r>
+      </w:ins>
+      <w:ins w:id="971" w:author="PR Preview" w:date="2026-01-01T00:00:00Z">
+        <w:r>
+          <w:t xml:space="preserve"> </w:t>
+        </w:r>
+      </w:ins>
+      <w:ins w:id="972" w:author="PR Preview" w:date="2026-01-01T00:00:00Z">
+        <w:r>
+          <w:t xml:space="preserve">$\bar{\mathord{\smash[b]{\underset{\raise.3ex\hbox{$\scriptstyle\sim$}}{\theta}}\vphantom{\theta}}}$</w:t>
+        </w:r>
+      </w:ins>
+      <w:ins w:id="973" w:author="PR Preview" w:date="2026-01-01T00:00:00Z">
+        <w:r>
+          <w:t xml:space="preserve"> </w:t>
+        </w:r>
+      </w:ins>
+      <w:ins w:id="974" w:author="PR Preview" w:date="2026-01-01T00:00:00Z">
+        <w:r>
+          <w:t xml:space="preserve">are</w:t>
+        </w:r>
+      </w:ins>
+      <w:ins w:id="975" w:author="PR Preview" w:date="2026-01-01T00:00:00Z">
+        <w:r>
+          <w:t xml:space="preserve"> </w:t>
+        </w:r>
+      </w:ins>
+      <w:hyperlink w:anchor="def-monte-carlo-estimate">
+        <w:ins w:id="976" w:author="PR Preview" w:date="2026-01-01T00:00:00Z">
+          <w:r>
+            <w:rPr>
+              <w:rStyle w:val="Hyperlink"/>
+            </w:rPr>
+            <w:t xml:space="preserve">Monte Carlo estimates</w:t>
+          </w:r>
+        </w:ins>
+      </w:hyperlink>
+      <w:ins w:id="977" w:author="PR Preview" w:date="2026-01-01T00:00:00Z">
+        <w:r>
+          <w:t xml:space="preserve"> </w:t>
+        </w:r>
+      </w:ins>
+      <w:ins w:id="978" w:author="PR Preview" w:date="2026-01-01T00:00:00Z">
+        <w:r>
+          <w:t xml:space="preserve">from the posterior draws,</w:t>
+        </w:r>
+      </w:ins>
+      <w:ins w:id="979" w:author="PR Preview" w:date="2026-01-01T00:00:00Z">
+        <w:r>
+          <w:t xml:space="preserve"> </w:t>
+        </w:r>
+      </w:ins>
+      <w:ins w:id="980" w:author="PR Preview" w:date="2026-01-01T00:00:00Z">
+        <w:r>
+          <w:t xml:space="preserve">so DIC is a by-product of an MCMC run.</w:t>
+        </w:r>
+      </w:ins>
     </w:p>
     <w:bookmarkStart w:id="74" w:name="exm-dic-bernoulli"/>
     <w:p>

--- a/pr-preview/pr-268/mcmc-handout-tracked-changes.docx
+++ b/pr-preview/pr-268/mcmc-handout-tracked-changes.docx
@@ -26,7 +26,7 @@
       </w:pPr>
       <w:ins w:id="2" w:author="PR Preview" w:date="2026-01-01T00:00:00Z">
         <w:r>
-          <w:t xml:space="preserve">Last modified: 2026-10-16 18:04:33 (PDT)</w:t>
+          <w:t xml:space="preserve">Last modified: 2026-10-16 19:00:04 (PDT)</w:t>
         </w:r>
       </w:ins>
     </w:p>

--- a/pr-preview/pr-268/mcmc-handout-tracked-changes.docx
+++ b/pr-preview/pr-268/mcmc-handout-tracked-changes.docx
@@ -26,7 +26,7 @@
       </w:pPr>
       <w:ins w:id="2" w:author="PR Preview" w:date="2026-01-01T00:00:00Z">
         <w:r>
-          <w:t xml:space="preserve">Last modified: 2026-10-16 22:26:41 (PDT)</w:t>
+          <w:t xml:space="preserve">Last modified: 2026-10-16 23:34:43 (PDT)</w:t>
         </w:r>
       </w:ins>
     </w:p>
